--- a/NAR_MANUSCRIPT_REVISED_v3.1.docx
+++ b/NAR_MANUSCRIPT_REVISED_v3.1.docx
@@ -221,6 +221,1644 @@
     </w:p>
     <w:p>
       <w:pPr>
+        <w:spacing w:after="120" w:line="360" w:lineRule="auto"/>
+      </w:pPr>
+      <w:r>
+        <w:rPr>
+          <w:rFonts w:ascii="Times New Roman" w:hAnsi="Times New Roman" w:eastAsia="Times New Roman" w:cs="Times New Roman"/>
+          <w:b w:val="0"/>
+          <w:i w:val="0"/>
+          <w:color w:val="000000"/>
+          <w:sz w:val="24"/>
+        </w:rPr>
+        <w:t>To whom correspondence should be addressed. Email: knightz@pumc.edu.cn</w:t>
+      </w:r>
+    </w:p>
+    <w:p>
+      <w:pPr>
+        <w:keepNext/>
+        <w:spacing w:before="240" w:after="120" w:line="276" w:lineRule="auto"/>
+      </w:pPr>
+      <w:r>
+        <w:rPr>
+          <w:rFonts w:ascii="Times New Roman" w:hAnsi="Times New Roman" w:eastAsia="Times New Roman" w:cs="Times New Roman"/>
+          <w:b/>
+          <w:i w:val="0"/>
+          <w:color w:val="000000"/>
+          <w:sz w:val="28"/>
+        </w:rPr>
+        <w:t>ABSTRACT</w:t>
+      </w:r>
+    </w:p>
+    <w:p>
+      <w:pPr>
+        <w:spacing w:after="120" w:line="360" w:lineRule="auto"/>
+      </w:pPr>
+      <w:r>
+        <w:rPr>
+          <w:rFonts w:ascii="Times New Roman" w:hAnsi="Times New Roman" w:eastAsia="Times New Roman" w:cs="Times New Roman"/>
+          <w:b w:val="0"/>
+          <w:i w:val="0"/>
+          <w:color w:val="000000"/>
+          <w:sz w:val="24"/>
+        </w:rPr>
+        <w:t>Multiple sequence alignment (MSA) scales poorly with dataset size and introduces systematic errors under insertions and deletions (indels), yet alignment-free methods have historically underperformed MSA-based maximum likelihood (ML) approaches. We present Fusang: Tardigrade Edition, an alignment-free phylogenetics tool that infers trees directly from unaligned input — with automatic parameter selection, a multi-k distance ensemble that removes manual k choice, and a random-forest boundary classifier that maps its domain of applicability. Its inference engine, k-mer frequency vector cosine distances (spaced and contiguous patterns, systematically evaluated here), is numerically, but not statistically, better than FastTree2 on simulated indel-rich data at n=200 (indel rate=0.02: nRF=0.199±0.030 vs 0.205±0.030, 130 seeds, Wilcoxon p=0.0507 — borderline at α=0.05, not significant after correction, and reversed at n=1000 indel, where FastTree2 is significantly better), while MSA methods retain a significant advantage on clean data at every scale tested. The multi-k ensemble reduces topological error by 8.7% relative to single-k under indel-rich simulation (nRF=0.137±0.023 vs 0.150±0.026, 30 seeds, p=0.00206), reaching to within ~11% of MAFFT+FastTree2 (0.124±0.026) without alignment but not matching it (p=0.00247 in favour of MSA+ML). On a real indel-rich mitochondrial benchmark (25 genomes, 9.1% gaps), the ensemble reaches the community-benchmark ceiling — nRF=0.045, matched by MSA+ML and all best published alignment-free methods on this single small dataset. MinHash (Mash) is far less accurate than k-mer cosine on gene-length data in both conditions (clean 0.349 vs 0.236; indel 0.403 vs 0.193; 30 seeds, Fusang better in 30/30 seeds, d≈3.1 and 2.6), and the two respond to indels in opposite directions — Mash degrades modestly (1.16×) while k-mer cosine improves (0.83×). At gene length, contiguous k=7 (0.194) and the multi-k ensemble (0.194) are both significantly more accurate than Fusang's default spaced+NNI pipeline (0.199, p=0.0039 and 0.0077), which we therefore present as a robust rather than an optimal default. Cross-domain validation on 11 SwissTree protein families confirms k-mer frequency methods outperform context-matching by 2.2–2.4× (p=0.0010–0.0020). The boundary classifier separates homogeneous from structured datasets (150/150 simulated scenarios). Fusang infers trees for 10,000 taxa in ~70 s on a 4-core workstation, with pre-compiled binaries for Windows and Linux.</w:t>
+      </w:r>
+    </w:p>
+    <w:p>
+      <w:pPr>
+        <w:keepNext/>
+        <w:spacing w:before="240" w:after="120" w:line="276" w:lineRule="auto"/>
+      </w:pPr>
+      <w:r>
+        <w:rPr>
+          <w:rFonts w:ascii="Times New Roman" w:hAnsi="Times New Roman" w:eastAsia="Times New Roman" w:cs="Times New Roman"/>
+          <w:b/>
+          <w:i w:val="0"/>
+          <w:color w:val="000000"/>
+          <w:sz w:val="28"/>
+        </w:rPr>
+        <w:t>INTRODUCTION</w:t>
+      </w:r>
+    </w:p>
+    <w:p>
+      <w:pPr>
+        <w:spacing w:after="120" w:line="360" w:lineRule="auto"/>
+      </w:pPr>
+      <w:r>
+        <w:rPr>
+          <w:rFonts w:ascii="Times New Roman" w:hAnsi="Times New Roman" w:eastAsia="Times New Roman" w:cs="Times New Roman"/>
+          <w:b w:val="0"/>
+          <w:i w:val="0"/>
+          <w:color w:val="000000"/>
+          <w:sz w:val="24"/>
+        </w:rPr>
+        <w:t>Phylogenetic inference is foundational to evolutionary biology, from tracing viral outbreaks [1] to reconstructing the tree of life [2]. The standard workflow — multiple sequence alignment (MSA) followed by maximum likelihood (ML) or Bayesian tree search — faces two intractable challenges. First, MSA computation scales as O(n²L²), making it prohibitive for datasets exceeding thousands of taxa. Second, alignment quality degrades systematically when sequences contain insertions and deletions (indels). Alignment algorithms must place gaps heuristically, and each gap placement introduces potential error that propagates through phylogenetic inference [3,4,5]. Yet indel-rich evolution is the biological norm — from viral quasispecies to orthologous gene families — and the impact of indel-induced alignment errors remains understudied in method benchmarking.</w:t>
+      </w:r>
+    </w:p>
+    <w:p>
+      <w:pPr>
+        <w:keepNext/>
+        <w:spacing w:before="200" w:after="120" w:line="276" w:lineRule="auto"/>
+      </w:pPr>
+      <w:r>
+        <w:rPr>
+          <w:rFonts w:ascii="Times New Roman" w:hAnsi="Times New Roman" w:eastAsia="Times New Roman" w:cs="Times New Roman"/>
+          <w:b/>
+          <w:i w:val="0"/>
+          <w:color w:val="000000"/>
+          <w:sz w:val="26"/>
+        </w:rPr>
+        <w:t>The Fusang lineage: from deep learning to k-mer features</w:t>
+      </w:r>
+    </w:p>
+    <w:p>
+      <w:pPr>
+        <w:spacing w:after="120" w:line="360" w:lineRule="auto"/>
+      </w:pPr>
+      <w:r>
+        <w:rPr>
+          <w:rFonts w:ascii="Times New Roman" w:hAnsi="Times New Roman" w:eastAsia="Times New Roman" w:cs="Times New Roman"/>
+          <w:b w:val="0"/>
+          <w:i w:val="0"/>
+          <w:color w:val="000000"/>
+          <w:sz w:val="24"/>
+        </w:rPr>
+        <w:t>We previously introduced Fusang v1 [6], a deep learning-based phylogenetic inference tool that bypasses MSA through learned feature representations. While Fusang v1 demonstrated that alignment-free methods could produce biologically meaningful trees, it was limited to 4–40 taxa and required pre-trained neural network models. In this work, we present Fusang: Tardigrade Edition, a fundamentally re-architected framework that replaces deep learning with spaced k-mer feature extraction — achieving comparable accuracy, unlimited taxon scalability, and orders-of-magnitude speed improvements without requiring GPU acceleration or model training.</w:t>
+      </w:r>
+    </w:p>
+    <w:p>
+      <w:pPr>
+        <w:keepNext/>
+        <w:spacing w:before="200" w:after="120" w:line="276" w:lineRule="auto"/>
+      </w:pPr>
+      <w:r>
+        <w:rPr>
+          <w:rFonts w:ascii="Times New Roman" w:hAnsi="Times New Roman" w:eastAsia="Times New Roman" w:cs="Times New Roman"/>
+          <w:b/>
+          <w:i w:val="0"/>
+          <w:color w:val="000000"/>
+          <w:sz w:val="26"/>
+        </w:rPr>
+        <w:t>K-mer frequency vectors in phylogenetics: status and opportunities</w:t>
+      </w:r>
+    </w:p>
+    <w:p>
+      <w:pPr>
+        <w:spacing w:after="120" w:line="360" w:lineRule="auto"/>
+      </w:pPr>
+      <w:r>
+        <w:rPr>
+          <w:rFonts w:ascii="Times New Roman" w:hAnsi="Times New Roman" w:eastAsia="Times New Roman" w:cs="Times New Roman"/>
+          <w:b w:val="0"/>
+          <w:i w:val="0"/>
+          <w:color w:val="000000"/>
+          <w:sz w:val="24"/>
+        </w:rPr>
+        <w:t xml:space="preserve">K-mer frequency vectors have been applied to multiple sequence analysis tasks including protein classification [7], metagenomic binning [8], and genome assembly. In phylogenetic inference, prior alignment-free work (reviewed in [9,10]) includes hierarchical phylogenomic inference [11], kmacs [12] (gapped k-mismatch substring matching), spaced-word frequency methods [13], and the Alfpy toolkit with the AFproject benchmark [14], which provides standardized implementations of multiple alignment-free methods including gapped k-mer variants. Despite these foundations, </w:t>
+      </w:r>
+      <w:r>
+        <w:rPr>
+          <w:rFonts w:ascii="Times New Roman" w:hAnsi="Times New Roman" w:eastAsia="Times New Roman" w:cs="Times New Roman"/>
+          <w:b/>
+          <w:i w:val="0"/>
+          <w:color w:val="000000"/>
+          <w:sz w:val="24"/>
+        </w:rPr>
+        <w:t>k-mer frequency vectors (spaced and contiguous) have not been systematically evaluated for phylogenetic inference under realistic evolutionary conditions (indel-rich sequences).</w:t>
+      </w:r>
+      <w:r>
+        <w:rPr>
+          <w:rFonts w:ascii="Times New Roman" w:hAnsi="Times New Roman" w:eastAsia="Times New Roman" w:cs="Times New Roman"/>
+          <w:b w:val="0"/>
+          <w:i w:val="0"/>
+          <w:color w:val="000000"/>
+          <w:sz w:val="24"/>
+        </w:rPr>
+        <w:t xml:space="preserve"> The contributions of this work are therefore twofold: (i) a systematic evaluation of </w:t>
+      </w:r>
+      <w:r>
+        <w:rPr>
+          <w:rFonts w:ascii="Times New Roman" w:hAnsi="Times New Roman" w:eastAsia="Times New Roman" w:cs="Times New Roman"/>
+          <w:b/>
+          <w:i w:val="0"/>
+          <w:color w:val="000000"/>
+          <w:sz w:val="24"/>
+        </w:rPr>
+        <w:t>k-mer frequency vector cosine distances</w:t>
+      </w:r>
+      <w:r>
+        <w:rPr>
+          <w:rFonts w:ascii="Times New Roman" w:hAnsi="Times New Roman" w:eastAsia="Times New Roman" w:cs="Times New Roman"/>
+          <w:b w:val="0"/>
+          <w:i w:val="0"/>
+          <w:color w:val="000000"/>
+          <w:sz w:val="24"/>
+        </w:rPr>
+        <w:t xml:space="preserve"> — comparing both spaced and contiguous k-mer patterns across multiple distance metrics — for phylogenetic inference under indel-rich conditions; and (ii) the delivery of these findings as a ready-to-use open-source tool (Fusang: Tardigrade Edition) with automatic parameter selection, a multi-k ensemble requiring no manual k choice, and an empirically mapped domain of applicability. We find that: (1) k-mer frequency vectors with cosine distance provide effective phylogenetic signal under indels; (2) spaced k-mers are hypothesized to be more robust at high indel rates, though the practical advantage over contiguous k-mers is modest at the tested indel rate (0.02); and (3) MinHash-based methods are far less accurate than k-mer cosine at gene length and, under indels, move in the opposite direction to it (Mash degrades 1.16× while k-mer cosine improves 0.83×), so the earlier claim that both degrade severely (~1.9×) is withdrawn. The multi-k ensemble, which fuses distance matrices across multiple k-mer resolutions, provides robust accuracy without requiring manual parameter selection, and represents a practical contribution alongside the representation evaluation.</w:t>
+      </w:r>
+    </w:p>
+    <w:p>
+      <w:pPr>
+        <w:keepNext/>
+        <w:spacing w:before="200" w:after="120" w:line="276" w:lineRule="auto"/>
+      </w:pPr>
+      <w:r>
+        <w:rPr>
+          <w:rFonts w:ascii="Times New Roman" w:hAnsi="Times New Roman" w:eastAsia="Times New Roman" w:cs="Times New Roman"/>
+          <w:b/>
+          <w:i w:val="0"/>
+          <w:color w:val="000000"/>
+          <w:sz w:val="26"/>
+        </w:rPr>
+        <w:t>Contributions of this work</w:t>
+      </w:r>
+    </w:p>
+    <w:p>
+      <w:pPr>
+        <w:spacing w:after="120" w:line="360" w:lineRule="auto"/>
+      </w:pPr>
+      <w:r>
+        <w:rPr>
+          <w:rFonts w:ascii="Times New Roman" w:hAnsi="Times New Roman" w:eastAsia="Times New Roman" w:cs="Times New Roman"/>
+          <w:b w:val="0"/>
+          <w:i w:val="0"/>
+          <w:color w:val="000000"/>
+          <w:sz w:val="24"/>
+        </w:rPr>
+        <w:t>We systematically evaluate spaced k-mer features for phylogenetic tree inference across datasets spanning n=20 to 10,000 taxa. We make the following contributions:</w:t>
+      </w:r>
+    </w:p>
+    <w:p>
+      <w:pPr>
+        <w:spacing w:after="120" w:line="360" w:lineRule="auto"/>
+      </w:pPr>
+      <w:r>
+        <w:rPr>
+          <w:rFonts w:ascii="Times New Roman" w:hAnsi="Times New Roman" w:eastAsia="Times New Roman" w:cs="Times New Roman"/>
+          <w:b w:val="0"/>
+          <w:i w:val="0"/>
+          <w:color w:val="000000"/>
+          <w:sz w:val="24"/>
+        </w:rPr>
+        <w:t xml:space="preserve">1. </w:t>
+      </w:r>
+      <w:r>
+        <w:rPr>
+          <w:rFonts w:ascii="Times New Roman" w:hAnsi="Times New Roman" w:eastAsia="Times New Roman" w:cs="Times New Roman"/>
+          <w:b/>
+          <w:i w:val="0"/>
+          <w:color w:val="000000"/>
+          <w:sz w:val="24"/>
+        </w:rPr>
+        <w:t>Vector-based phylogenetic inference under indels.</w:t>
+      </w:r>
+      <w:r>
+        <w:rPr>
+          <w:rFonts w:ascii="Times New Roman" w:hAnsi="Times New Roman" w:eastAsia="Times New Roman" w:cs="Times New Roman"/>
+          <w:b w:val="0"/>
+          <w:i w:val="0"/>
+          <w:color w:val="000000"/>
+          <w:sz w:val="24"/>
+        </w:rPr>
+        <w:t xml:space="preserve"> Fusang's multi-k ensemble NJ reduces topological error by 8.7% relative to the single-k configuration (TRUE-relative nRF=0.137±0.023 vs 0.150±0.026, 30 seeds, Wilcoxon p=0.00206, paired d=0.67, ensemble lower in 19/30 seeds). On the same 30-seed benchmark, MAFFT+FastTree2 is significantly more accurate than the ensemble (0.124±0.026, paired Wilcoxon p=0.00247, d=0.64, MSA+ML lower in 22/30), so we present the ensemble as reaching to within ~11% relative error of MSA+ML without computing an alignment — not as matching or exceeding it. Earlier versions of this manuscript claimed the opposite ordering (ensemble better, p=0.024) and a 21.5% fusion gain; both came from data produced by a hand-written coalescent simulator that we now regard as defective, and both are withdrawn (see Results). The multi-k ensemble provides robust accuracy without manual k selection.</w:t>
+      </w:r>
+    </w:p>
+    <w:p>
+      <w:pPr>
+        <w:spacing w:after="120" w:line="360" w:lineRule="auto"/>
+      </w:pPr>
+      <w:r>
+        <w:rPr>
+          <w:rFonts w:ascii="Times New Roman" w:hAnsi="Times New Roman" w:eastAsia="Times New Roman" w:cs="Times New Roman"/>
+          <w:b w:val="0"/>
+          <w:i w:val="0"/>
+          <w:color w:val="000000"/>
+          <w:sz w:val="24"/>
+        </w:rPr>
+        <w:t xml:space="preserve">2. </w:t>
+      </w:r>
+      <w:r>
+        <w:rPr>
+          <w:rFonts w:ascii="Times New Roman" w:hAnsi="Times New Roman" w:eastAsia="Times New Roman" w:cs="Times New Roman"/>
+          <w:b/>
+          <w:i w:val="0"/>
+          <w:color w:val="000000"/>
+          <w:sz w:val="24"/>
+        </w:rPr>
+        <w:t>Characterization of indel robustness and comparison with MinHash approaches.</w:t>
+      </w:r>
+      <w:r>
+        <w:rPr>
+          <w:rFonts w:ascii="Times New Roman" w:hAnsi="Times New Roman" w:eastAsia="Times New Roman" w:cs="Times New Roman"/>
+          <w:b w:val="0"/>
+          <w:i w:val="0"/>
+          <w:color w:val="000000"/>
+          <w:sz w:val="24"/>
+        </w:rPr>
+        <w:t xml:space="preserve"> Fusang is numerically more accurate than FastTree2 under indels at n=200 (TRUE-relative nRF=0.199±0.030 vs FastTree2 nRF=0.205±0.030, paired Wilcoxon p=0.0507, 130 seeds; borderline at α=0.05, not significant after Bonferroni correction across the six ground-truth datasets, and reversed at n=1000 indel, where FastTree2 is significantly better). MinHash (Mash) is far less accurate than k-mer cosine in absolute terms (clean 0.349 vs 0.236; indel 0.403 vs 0.193; 30 seeds, Fusang better in 30/30 seeds in both conditions, paired d=3.12 and 2.61), and the two respond to indels in opposite directions: Mash degrades modestly but significantly (1.16×, p=3.0×10⁻³) while k-mer cosine improves (0.83×, p=6.2×10⁻⁶); the earlier claim that both degrade ~1.9× was an artefact of a defective simulator and is withdrawn. On the same 130-seed benchmark, spaced k=5 is significantly more accurate than contiguous k=5 under indels (0.2003 vs 0.2078, p=5.54×10⁻⁴), whereas BME-NNI refinement adds no significant gain (p=0.34); contiguous k=7 (0.1938) and the multi-k ensemble (0.1940) are both significantly more accurate than the default pipeline (0.1990, p=3.9×10⁻³ and 7.7×10⁻³), which we present as robust rather than optimal at gene length. Cross-domain validation on protein families confirms k-mer frequency methods outperform context-matching by 2.2–2.4× (p=0.0010–0.0020).</w:t>
+      </w:r>
+    </w:p>
+    <w:p>
+      <w:pPr>
+        <w:spacing w:after="120" w:line="360" w:lineRule="auto"/>
+      </w:pPr>
+      <w:r>
+        <w:rPr>
+          <w:rFonts w:ascii="Times New Roman" w:hAnsi="Times New Roman" w:eastAsia="Times New Roman" w:cs="Times New Roman"/>
+          <w:b w:val="0"/>
+          <w:i w:val="0"/>
+          <w:color w:val="000000"/>
+          <w:sz w:val="24"/>
+        </w:rPr>
+        <w:t xml:space="preserve">3. </w:t>
+      </w:r>
+      <w:r>
+        <w:rPr>
+          <w:rFonts w:ascii="Times New Roman" w:hAnsi="Times New Roman" w:eastAsia="Times New Roman" w:cs="Times New Roman"/>
+          <w:b/>
+          <w:i w:val="0"/>
+          <w:color w:val="000000"/>
+          <w:sz w:val="24"/>
+        </w:rPr>
+        <w:t>Engineering contributions: DCM degradation analysis, adaptive pipeline, and multi-k ensemble.</w:t>
+      </w:r>
+      <w:r>
+        <w:rPr>
+          <w:rFonts w:ascii="Times New Roman" w:hAnsi="Times New Roman" w:eastAsia="Times New Roman" w:cs="Times New Roman"/>
+          <w:b w:val="0"/>
+          <w:i w:val="0"/>
+          <w:color w:val="000000"/>
+          <w:sz w:val="24"/>
+        </w:rPr>
+        <w:t xml:space="preserve"> We identify EPA grafting as the primary bottleneck in divide-and-conquer pipelines and implement an adaptive strategy that automatically selects optimal pipeline based on dataset size. The multi-k ensemble fuses distance matrices across k-mer resolutions.</w:t>
+      </w:r>
+    </w:p>
+    <w:p>
+      <w:pPr>
+        <w:spacing w:after="120" w:line="360" w:lineRule="auto"/>
+      </w:pPr>
+      <w:r>
+        <w:rPr>
+          <w:rFonts w:ascii="Times New Roman" w:hAnsi="Times New Roman" w:eastAsia="Times New Roman" w:cs="Times New Roman"/>
+          <w:b w:val="0"/>
+          <w:i w:val="0"/>
+          <w:color w:val="000000"/>
+          <w:sz w:val="24"/>
+        </w:rPr>
+        <w:t xml:space="preserve">4. </w:t>
+      </w:r>
+      <w:r>
+        <w:rPr>
+          <w:rFonts w:ascii="Times New Roman" w:hAnsi="Times New Roman" w:eastAsia="Times New Roman" w:cs="Times New Roman"/>
+          <w:b/>
+          <w:i w:val="0"/>
+          <w:color w:val="000000"/>
+          <w:sz w:val="24"/>
+        </w:rPr>
+        <w:t>Open-source implementation with automated parameter selection and boundary classifier.</w:t>
+      </w:r>
+      <w:r>
+        <w:rPr>
+          <w:rFonts w:ascii="Times New Roman" w:hAnsi="Times New Roman" w:eastAsia="Times New Roman" w:cs="Times New Roman"/>
+          <w:b w:val="0"/>
+          <w:i w:val="0"/>
+          <w:color w:val="000000"/>
+          <w:sz w:val="24"/>
+        </w:rPr>
+        <w:t xml:space="preserve"> Fusang includes a random forest classifier for dataset suitability assessment (100% accuracy on 150 simulated scenarios, 95% CI [0.975, 1.0]) and provides pre-compiled binaries for Windows/Linux.</w:t>
+      </w:r>
+    </w:p>
+    <w:p>
+      <w:pPr>
+        <w:keepNext/>
+        <w:spacing w:before="240" w:after="120" w:line="276" w:lineRule="auto"/>
+      </w:pPr>
+      <w:r>
+        <w:rPr>
+          <w:rFonts w:ascii="Times New Roman" w:hAnsi="Times New Roman" w:eastAsia="Times New Roman" w:cs="Times New Roman"/>
+          <w:b/>
+          <w:i w:val="0"/>
+          <w:color w:val="000000"/>
+          <w:sz w:val="28"/>
+        </w:rPr>
+        <w:t>MATERIALS AND METHODS</w:t>
+      </w:r>
+    </w:p>
+    <w:p>
+      <w:pPr>
+        <w:keepNext/>
+        <w:spacing w:before="200" w:after="120" w:line="276" w:lineRule="auto"/>
+      </w:pPr>
+      <w:r>
+        <w:rPr>
+          <w:rFonts w:ascii="Times New Roman" w:hAnsi="Times New Roman" w:eastAsia="Times New Roman" w:cs="Times New Roman"/>
+          <w:b/>
+          <w:i w:val="0"/>
+          <w:color w:val="000000"/>
+          <w:sz w:val="26"/>
+        </w:rPr>
+        <w:t>Spaced k-mer feature extraction</w:t>
+      </w:r>
+    </w:p>
+    <w:p>
+      <w:pPr>
+        <w:spacing w:after="120" w:line="360" w:lineRule="auto"/>
+      </w:pPr>
+      <w:r>
+        <w:rPr>
+          <w:rFonts w:ascii="Times New Roman" w:hAnsi="Times New Roman" w:eastAsia="Times New Roman" w:cs="Times New Roman"/>
+          <w:b w:val="0"/>
+          <w:i w:val="0"/>
+          <w:color w:val="000000"/>
+          <w:sz w:val="24"/>
+        </w:rPr>
+        <w:t>For a DNA sequence S of length L, a spaced k-mer of weight k is defined by a binary pattern over a window of length k + s (s = number of skipped positions), in which k positions are sampled (1) and s are skipped (0). Two gap styles are implemented (</w:t>
+      </w:r>
+      <w:r>
+        <w:rPr>
+          <w:rFonts w:ascii="Consolas" w:hAnsi="Consolas" w:eastAsia="Consolas" w:cs="Consolas"/>
+          <w:b w:val="0"/>
+          <w:i w:val="0"/>
+          <w:color w:val="000000"/>
+          <w:sz w:val="24"/>
+        </w:rPr>
+        <w:t>kmer_distance.make_gap_pattern</w:t>
+      </w:r>
+      <w:r>
+        <w:rPr>
+          <w:rFonts w:ascii="Times New Roman" w:hAnsi="Times New Roman" w:eastAsia="Times New Roman" w:cs="Times New Roman"/>
+          <w:b w:val="0"/>
+          <w:i w:val="0"/>
+          <w:color w:val="000000"/>
+          <w:sz w:val="24"/>
+        </w:rPr>
+        <w:t xml:space="preserve">): </w:t>
+      </w:r>
+      <w:r>
+        <w:rPr>
+          <w:rFonts w:ascii="Consolas" w:hAnsi="Consolas" w:eastAsia="Consolas" w:cs="Consolas"/>
+          <w:b w:val="0"/>
+          <w:i w:val="0"/>
+          <w:color w:val="000000"/>
+          <w:sz w:val="24"/>
+        </w:rPr>
+        <w:t>gap1</w:t>
+      </w:r>
+      <w:r>
+        <w:rPr>
+          <w:rFonts w:ascii="Times New Roman" w:hAnsi="Times New Roman" w:eastAsia="Times New Roman" w:cs="Times New Roman"/>
+          <w:b w:val="0"/>
+          <w:i w:val="0"/>
+          <w:color w:val="000000"/>
+          <w:sz w:val="24"/>
+        </w:rPr>
+        <w:t xml:space="preserve"> interleaves one skipped position after every two sampled positions, and </w:t>
+      </w:r>
+      <w:r>
+        <w:rPr>
+          <w:rFonts w:ascii="Consolas" w:hAnsi="Consolas" w:eastAsia="Consolas" w:cs="Consolas"/>
+          <w:b w:val="0"/>
+          <w:i w:val="0"/>
+          <w:color w:val="000000"/>
+          <w:sz w:val="24"/>
+        </w:rPr>
+        <w:t>gap2</w:t>
+      </w:r>
+      <w:r>
+        <w:rPr>
+          <w:rFonts w:ascii="Times New Roman" w:hAnsi="Times New Roman" w:eastAsia="Times New Roman" w:cs="Times New Roman"/>
+          <w:b w:val="0"/>
+          <w:i w:val="0"/>
+          <w:color w:val="000000"/>
+          <w:sz w:val="24"/>
+        </w:rPr>
+        <w:t xml:space="preserve"> (the default) splits the sampled positions into two contiguous blocks separated by two skipped positions in the middle. Concretely, at the default k=5 the </w:t>
+      </w:r>
+      <w:r>
+        <w:rPr>
+          <w:rFonts w:ascii="Consolas" w:hAnsi="Consolas" w:eastAsia="Consolas" w:cs="Consolas"/>
+          <w:b w:val="0"/>
+          <w:i w:val="0"/>
+          <w:color w:val="000000"/>
+          <w:sz w:val="24"/>
+        </w:rPr>
+        <w:t>gap2</w:t>
+      </w:r>
+      <w:r>
+        <w:rPr>
+          <w:rFonts w:ascii="Times New Roman" w:hAnsi="Times New Roman" w:eastAsia="Times New Roman" w:cs="Times New Roman"/>
+          <w:b w:val="0"/>
+          <w:i w:val="0"/>
+          <w:color w:val="000000"/>
+          <w:sz w:val="24"/>
+        </w:rPr>
+        <w:t xml:space="preserve"> pattern is 1110011 (5 sampled positions spanning 7 nucleotides, positions 0,1,2,5,6), and at k=4 the </w:t>
+      </w:r>
+      <w:r>
+        <w:rPr>
+          <w:rFonts w:ascii="Consolas" w:hAnsi="Consolas" w:eastAsia="Consolas" w:cs="Consolas"/>
+          <w:b w:val="0"/>
+          <w:i w:val="0"/>
+          <w:color w:val="000000"/>
+          <w:sz w:val="24"/>
+        </w:rPr>
+        <w:t>gap1</w:t>
+      </w:r>
+      <w:r>
+        <w:rPr>
+          <w:rFonts w:ascii="Times New Roman" w:hAnsi="Times New Roman" w:eastAsia="Times New Roman" w:cs="Times New Roman"/>
+          <w:b w:val="0"/>
+          <w:i w:val="0"/>
+          <w:color w:val="000000"/>
+          <w:sz w:val="24"/>
+        </w:rPr>
+        <w:t xml:space="preserve"> pattern is 11011 (4 sampled positions spanning 5 nucleotides, positions 0,1,3,4); at k=4 </w:t>
+      </w:r>
+      <w:r>
+        <w:rPr>
+          <w:rFonts w:ascii="Consolas" w:hAnsi="Consolas" w:eastAsia="Consolas" w:cs="Consolas"/>
+          <w:b w:val="0"/>
+          <w:i w:val="0"/>
+          <w:color w:val="000000"/>
+          <w:sz w:val="24"/>
+        </w:rPr>
+        <w:t>gap2</w:t>
+      </w:r>
+      <w:r>
+        <w:rPr>
+          <w:rFonts w:ascii="Times New Roman" w:hAnsi="Times New Roman" w:eastAsia="Times New Roman" w:cs="Times New Roman"/>
+          <w:b w:val="0"/>
+          <w:i w:val="0"/>
+          <w:color w:val="000000"/>
+          <w:sz w:val="24"/>
+        </w:rPr>
+        <w:t xml:space="preserve"> gives 110011 (positions 0,1,4,5). Contiguous k-mers are the special case of no skipped positions. (An earlier description of this scheme stated that k=5,g=2 yields 1001001001001 and k=4,g=1 yields 1010101; that was incorrect and did not match the implementation, which is as stated here. All results in this paper were produced by the implementation, so only the description was affected.) For the 20-letter protein alphabet the SwissTree benchmark (Table 10) uses shorter patterns — </w:t>
+      </w:r>
+      <w:r>
+        <w:rPr>
+          <w:rFonts w:ascii="Consolas" w:hAnsi="Consolas" w:eastAsia="Consolas" w:cs="Consolas"/>
+          <w:b w:val="0"/>
+          <w:i w:val="0"/>
+          <w:color w:val="000000"/>
+          <w:sz w:val="24"/>
+        </w:rPr>
+        <w:t>1011</w:t>
+      </w:r>
+      <w:r>
+        <w:rPr>
+          <w:rFonts w:ascii="Times New Roman" w:hAnsi="Times New Roman" w:eastAsia="Times New Roman" w:cs="Times New Roman"/>
+          <w:b w:val="0"/>
+          <w:i w:val="0"/>
+          <w:color w:val="000000"/>
+          <w:sz w:val="24"/>
+        </w:rPr>
+        <w:t xml:space="preserve"> (3 sampled positions spanning 4 residues) and </w:t>
+      </w:r>
+      <w:r>
+        <w:rPr>
+          <w:rFonts w:ascii="Consolas" w:hAnsi="Consolas" w:eastAsia="Consolas" w:cs="Consolas"/>
+          <w:b w:val="0"/>
+          <w:i w:val="0"/>
+          <w:color w:val="000000"/>
+          <w:sz w:val="24"/>
+        </w:rPr>
+        <w:t>11011</w:t>
+      </w:r>
+      <w:r>
+        <w:rPr>
+          <w:rFonts w:ascii="Times New Roman" w:hAnsi="Times New Roman" w:eastAsia="Times New Roman" w:cs="Times New Roman"/>
+          <w:b w:val="0"/>
+          <w:i w:val="0"/>
+          <w:color w:val="000000"/>
+          <w:sz w:val="24"/>
+        </w:rPr>
+        <w:t xml:space="preserve"> (4 sampled positions spanning 5 residues) — to keep the frequency-vector dimension tractable.</w:t>
+      </w:r>
+    </w:p>
+    <w:p>
+      <w:pPr>
+        <w:spacing w:after="120" w:line="360" w:lineRule="auto"/>
+      </w:pPr>
+      <w:r>
+        <w:rPr>
+          <w:rFonts w:ascii="Times New Roman" w:hAnsi="Times New Roman" w:eastAsia="Times New Roman" w:cs="Times New Roman"/>
+          <w:b w:val="0"/>
+          <w:i w:val="0"/>
+          <w:color w:val="000000"/>
+          <w:sz w:val="24"/>
+        </w:rPr>
+        <w:t xml:space="preserve">For a sequence S, the normalized frequency vector F(S) ∈ [0,1]^(4^w) — where w is the number of sampled positions in the pattern (w=k for contiguous k-mers) — counts occurrences of each observed k-mer pattern, normalized to unit L1-norm. </w:t>
+      </w:r>
+      <w:r>
+        <w:rPr>
+          <w:rFonts w:ascii="Times New Roman" w:hAnsi="Times New Roman" w:eastAsia="Times New Roman" w:cs="Times New Roman"/>
+          <w:b/>
+          <w:i w:val="0"/>
+          <w:color w:val="000000"/>
+          <w:sz w:val="24"/>
+        </w:rPr>
+        <w:t>Strand handling.</w:t>
+      </w:r>
+      <w:r>
+        <w:rPr>
+          <w:rFonts w:ascii="Times New Roman" w:hAnsi="Times New Roman" w:eastAsia="Times New Roman" w:cs="Times New Roman"/>
+          <w:b w:val="0"/>
+          <w:i w:val="0"/>
+          <w:color w:val="000000"/>
+          <w:sz w:val="24"/>
+        </w:rPr>
+        <w:t xml:space="preserve"> The implementation counts forward-strand k-mers only; it does not apply reverse-complement canonicalisation (i.e. it does not replace each k-mer by the lexicographically smaller of itself and its reverse complement). An earlier version of this Methods section claimed such canonicalisation "ensures strand-invariance"; that statement did not describe the code and is withdrawn. All benchmarks reported here use sequences given on a single consistent strand — simulated data are generated 5'→3' from the root, and the real datasets are provided in a single orientation — so strand-invariance is not exercised by any result in this paper. For inputs mixing both strands (e.g. unassembled reads in arbitrary orientation), canonicalisation or explicit strand correction would be required, and we note this as a limitation rather than as an evaluated property.</w:t>
+      </w:r>
+    </w:p>
+    <w:p>
+      <w:pPr>
+        <w:keepNext/>
+        <w:spacing w:before="200" w:after="120" w:line="276" w:lineRule="auto"/>
+      </w:pPr>
+      <w:r>
+        <w:rPr>
+          <w:rFonts w:ascii="Times New Roman" w:hAnsi="Times New Roman" w:eastAsia="Times New Roman" w:cs="Times New Roman"/>
+          <w:b/>
+          <w:i w:val="0"/>
+          <w:color w:val="000000"/>
+          <w:sz w:val="26"/>
+        </w:rPr>
+        <w:t>K-mer distance computation</w:t>
+      </w:r>
+    </w:p>
+    <w:p>
+      <w:pPr>
+        <w:spacing w:after="120" w:line="360" w:lineRule="auto"/>
+      </w:pPr>
+      <w:r>
+        <w:rPr>
+          <w:rFonts w:ascii="Times New Roman" w:hAnsi="Times New Roman" w:eastAsia="Times New Roman" w:cs="Times New Roman"/>
+          <w:b w:val="0"/>
+          <w:i w:val="0"/>
+          <w:color w:val="000000"/>
+          <w:sz w:val="24"/>
+        </w:rPr>
+        <w:t>Pairwise distances between sequences A and B are computed using two complementary metrics:</w:t>
+      </w:r>
+    </w:p>
+    <w:p>
+      <w:pPr>
+        <w:spacing w:after="120" w:line="360" w:lineRule="auto"/>
+      </w:pPr>
+      <w:r>
+        <w:rPr>
+          <w:rFonts w:ascii="Times New Roman" w:hAnsi="Times New Roman" w:eastAsia="Times New Roman" w:cs="Times New Roman"/>
+          <w:b/>
+          <w:i w:val="0"/>
+          <w:color w:val="000000"/>
+          <w:sz w:val="24"/>
+        </w:rPr>
+        <w:t>Cosine distance</w:t>
+      </w:r>
+      <w:r>
+        <w:rPr>
+          <w:rFonts w:ascii="Times New Roman" w:hAnsi="Times New Roman" w:eastAsia="Times New Roman" w:cs="Times New Roman"/>
+          <w:b w:val="0"/>
+          <w:i w:val="0"/>
+          <w:color w:val="000000"/>
+          <w:sz w:val="24"/>
+        </w:rPr>
+        <w:t xml:space="preserve"> (used in the simplified pipeline):</w:t>
+      </w:r>
+    </w:p>
+    <w:p>
+      <w:pPr>
+        <w:spacing w:after="120" w:line="360" w:lineRule="auto"/>
+      </w:pPr>
+      <w:r>
+        <w:rPr>
+          <w:rFonts w:ascii="Times New Roman" w:hAnsi="Times New Roman" w:eastAsia="Times New Roman" w:cs="Times New Roman"/>
+          <w:b w:val="0"/>
+          <w:i w:val="0"/>
+          <w:color w:val="000000"/>
+          <w:sz w:val="24"/>
+        </w:rPr>
+        <w:t>D_cos(A,B) = 1 − cos(F(A), F(B))</w:t>
+      </w:r>
+    </w:p>
+    <w:p>
+      <w:pPr>
+        <w:spacing w:after="120" w:line="360" w:lineRule="auto"/>
+      </w:pPr>
+      <w:r>
+        <w:rPr>
+          <w:rFonts w:ascii="Times New Roman" w:hAnsi="Times New Roman" w:eastAsia="Times New Roman" w:cs="Times New Roman"/>
+          <w:b w:val="0"/>
+          <w:i w:val="0"/>
+          <w:color w:val="000000"/>
+          <w:sz w:val="24"/>
+        </w:rPr>
+        <w:t xml:space="preserve">Cosine distance is preferred for the simplified pipeline because it directly models frequency vector direction, which better preserves phylogenetic signal when no downstream transformations (DCM, EPA) are applied. </w:t>
+      </w:r>
+      <w:r>
+        <w:rPr>
+          <w:rFonts w:ascii="Times New Roman" w:hAnsi="Times New Roman" w:eastAsia="Times New Roman" w:cs="Times New Roman"/>
+          <w:b/>
+          <w:i w:val="0"/>
+          <w:color w:val="000000"/>
+          <w:sz w:val="24"/>
+        </w:rPr>
+        <w:t>Comparison with Jensen-Shannon divergence (JSD):</w:t>
+      </w:r>
+      <w:r>
+        <w:rPr>
+          <w:rFonts w:ascii="Times New Roman" w:hAnsi="Times New Roman" w:eastAsia="Times New Roman" w:cs="Times New Roman"/>
+          <w:b w:val="0"/>
+          <w:i w:val="0"/>
+          <w:color w:val="000000"/>
+          <w:sz w:val="24"/>
+        </w:rPr>
+        <w:t xml:space="preserve"> JSD, used in the DCM pipeline's TF-IDF weighting step, provides a normalized distance metric suitable for high-dimensional sparse frequency vectors. However, in a benchmark on INDELible-simulated data (n=200, indel rate=0.02, 30 seeds, seeds 100–129) rescored with the standard root-independent unrooted RF, cosine distance achieved mean nRF=0.196 ± 0.026 vs square-root JSD mean nRF=0.205 ± 0.029 (paired Wilcoxon p=0.011 on integer RF counts, paired Cohen's d=0.38; cosine better in 22/30 seeds, square-root JSD better in 7, 1 tie); the earlier figures (0.129 ± 0.027 vs 0.132 ± 0.025, p=0.147) were produced by the superseded root-dependent nRF implementation and are withdrawn. Rescoring script and per-seed values: </w:t>
+      </w:r>
+      <w:r>
+        <w:rPr>
+          <w:rFonts w:ascii="Consolas" w:hAnsi="Consolas" w:eastAsia="Consolas" w:cs="Consolas"/>
+          <w:b w:val="0"/>
+          <w:i w:val="0"/>
+          <w:color w:val="000000"/>
+          <w:sz w:val="24"/>
+        </w:rPr>
+        <w:t>repro_ablations/cosine_vs_jsd_nrfstandard.py</w:t>
+      </w:r>
+      <w:r>
+        <w:rPr>
+          <w:rFonts w:ascii="Times New Roman" w:hAnsi="Times New Roman" w:eastAsia="Times New Roman" w:cs="Times New Roman"/>
+          <w:b w:val="0"/>
+          <w:i w:val="0"/>
+          <w:color w:val="000000"/>
+          <w:sz w:val="24"/>
+        </w:rPr>
+        <w:t xml:space="preserve">, </w:t>
+      </w:r>
+      <w:r>
+        <w:rPr>
+          <w:rFonts w:ascii="Consolas" w:hAnsi="Consolas" w:eastAsia="Consolas" w:cs="Consolas"/>
+          <w:b w:val="0"/>
+          <w:i w:val="0"/>
+          <w:color w:val="000000"/>
+          <w:sz w:val="24"/>
+        </w:rPr>
+        <w:t>repro_ablations/cosine_vs_jsd_n200_indel_30seeds_nrfstandard.json</w:t>
+      </w:r>
+      <w:r>
+        <w:rPr>
+          <w:rFonts w:ascii="Times New Roman" w:hAnsi="Times New Roman" w:eastAsia="Times New Roman" w:cs="Times New Roman"/>
+          <w:b w:val="0"/>
+          <w:i w:val="0"/>
+          <w:color w:val="000000"/>
+          <w:sz w:val="24"/>
+        </w:rPr>
+        <w:t>. An independent rerun of the same configuration in Table 2 gives a cosine baseline of 0.193; the 0.003 difference stems from tie-breaking among near-equal distances in the NJ joins (the two runs differ by at most one split on any seed, 11 of 30 seeds differing at all), and does not change any conclusion. This comparison informed the heuristic choice of cosine distance for the simplified pipeline; it is a single 30-seed exploratory comparison on simulated data and is not presented as a validated general advantage. The advantage likely arises because cosine distance emphasizes the direction of frequency vectors (relative frequencies) over their magnitude, which is more robust to the varying sequence lengths induced by indels. JSD, while theoretically well-motivated as a symmetric KL-divergence variant, is more sensitive to magnitude differences in high-dimensional sparse vectors. Both metrics achieve lower absolute nRF than MinHash Jaccard under indels (see Results).</w:t>
+      </w:r>
+    </w:p>
+    <w:p>
+      <w:pPr>
+        <w:spacing w:after="120" w:line="360" w:lineRule="auto"/>
+      </w:pPr>
+      <w:r>
+        <w:rPr>
+          <w:rFonts w:ascii="Times New Roman" w:hAnsi="Times New Roman" w:eastAsia="Times New Roman" w:cs="Times New Roman"/>
+          <w:b/>
+          <w:i w:val="0"/>
+          <w:color w:val="000000"/>
+          <w:sz w:val="24"/>
+        </w:rPr>
+        <w:t>Jensen-Shannon divergence</w:t>
+      </w:r>
+      <w:r>
+        <w:rPr>
+          <w:rFonts w:ascii="Times New Roman" w:hAnsi="Times New Roman" w:eastAsia="Times New Roman" w:cs="Times New Roman"/>
+          <w:b w:val="0"/>
+          <w:i w:val="0"/>
+          <w:color w:val="000000"/>
+          <w:sz w:val="24"/>
+        </w:rPr>
+        <w:t xml:space="preserve"> (used in the DCM pipeline):</w:t>
+      </w:r>
+    </w:p>
+    <w:p>
+      <w:pPr>
+        <w:spacing w:after="120" w:line="360" w:lineRule="auto"/>
+      </w:pPr>
+      <w:r>
+        <w:rPr>
+          <w:rFonts w:ascii="Times New Roman" w:hAnsi="Times New Roman" w:eastAsia="Times New Roman" w:cs="Times New Roman"/>
+          <w:b w:val="0"/>
+          <w:i w:val="0"/>
+          <w:color w:val="000000"/>
+          <w:sz w:val="24"/>
+        </w:rPr>
+        <w:t>D_JSD(A,B) = JSD(F(A), F(B)) = ½ D_KL(P||M) + ½ D_KL(Q||M)</w:t>
+      </w:r>
+    </w:p>
+    <w:p>
+      <w:pPr>
+        <w:spacing w:after="120" w:line="360" w:lineRule="auto"/>
+      </w:pPr>
+      <w:r>
+        <w:rPr>
+          <w:rFonts w:ascii="Times New Roman" w:hAnsi="Times New Roman" w:eastAsia="Times New Roman" w:cs="Times New Roman"/>
+          <w:b w:val="0"/>
+          <w:i w:val="0"/>
+          <w:color w:val="000000"/>
+          <w:sz w:val="24"/>
+        </w:rPr>
+        <w:t>where M = ½(P+Q) and D_KL is the Kullback-Leibler divergence. JSD is symmetric and bounded in [0, ln(2)], providing normalized distances suitable for TF-IDF weighting in DCM.</w:t>
+      </w:r>
+    </w:p>
+    <w:p>
+      <w:pPr>
+        <w:keepNext/>
+        <w:spacing w:before="200" w:after="120" w:line="276" w:lineRule="auto"/>
+      </w:pPr>
+      <w:r>
+        <w:rPr>
+          <w:rFonts w:ascii="Times New Roman" w:hAnsi="Times New Roman" w:eastAsia="Times New Roman" w:cs="Times New Roman"/>
+          <w:b/>
+          <w:i w:val="0"/>
+          <w:color w:val="000000"/>
+          <w:sz w:val="26"/>
+        </w:rPr>
+        <w:t>Adaptive pipeline architecture</w:t>
+      </w:r>
+    </w:p>
+    <w:p>
+      <w:pPr>
+        <w:spacing w:after="120" w:line="360" w:lineRule="auto"/>
+      </w:pPr>
+      <w:r>
+        <w:rPr>
+          <w:rFonts w:ascii="Times New Roman" w:hAnsi="Times New Roman" w:eastAsia="Times New Roman" w:cs="Times New Roman"/>
+          <w:b w:val="0"/>
+          <w:i w:val="0"/>
+          <w:color w:val="000000"/>
+          <w:sz w:val="24"/>
+        </w:rPr>
+        <w:t>Fusang implements two distinct tree-building strategies selected automatically based on dataset size:</w:t>
+      </w:r>
+    </w:p>
+    <w:p>
+      <w:pPr>
+        <w:keepNext/>
+        <w:spacing w:before="200" w:after="120" w:line="276" w:lineRule="auto"/>
+      </w:pPr>
+      <w:r>
+        <w:rPr>
+          <w:rFonts w:ascii="Times New Roman" w:hAnsi="Times New Roman" w:eastAsia="Times New Roman" w:cs="Times New Roman"/>
+          <w:b/>
+          <w:i w:val="0"/>
+          <w:color w:val="000000"/>
+          <w:sz w:val="24"/>
+        </w:rPr>
+        <w:t>Simplified pipeline (default for n ≤ 500)</w:t>
+      </w:r>
+    </w:p>
+    <w:p>
+      <w:pPr>
+        <w:spacing w:after="120" w:line="360" w:lineRule="auto"/>
+      </w:pPr>
+      <w:r>
+        <w:rPr>
+          <w:rFonts w:ascii="Times New Roman" w:hAnsi="Times New Roman" w:eastAsia="Times New Roman" w:cs="Times New Roman"/>
+          <w:b w:val="0"/>
+          <w:i w:val="0"/>
+          <w:color w:val="000000"/>
+          <w:sz w:val="24"/>
+        </w:rPr>
+        <w:t xml:space="preserve">The simplified pipeline is the default route for n ≤ 500; above that threshold Fusang switches to DCM+EPA automatically. It can be requested explicitly at larger n with </w:t>
+      </w:r>
+      <w:r>
+        <w:rPr>
+          <w:rFonts w:ascii="Consolas" w:hAnsi="Consolas" w:eastAsia="Consolas" w:cs="Consolas"/>
+          <w:b w:val="0"/>
+          <w:i w:val="0"/>
+          <w:color w:val="000000"/>
+          <w:sz w:val="24"/>
+        </w:rPr>
+        <w:t>--auto_group_method simple</w:t>
+      </w:r>
+      <w:r>
+        <w:rPr>
+          <w:rFonts w:ascii="Times New Roman" w:hAnsi="Times New Roman" w:eastAsia="Times New Roman" w:cs="Times New Roman"/>
+          <w:b w:val="0"/>
+          <w:i w:val="0"/>
+          <w:color w:val="000000"/>
+          <w:sz w:val="24"/>
+        </w:rPr>
+        <w:t xml:space="preserve">. (The </w:t>
+      </w:r>
+      <w:r>
+        <w:rPr>
+          <w:rFonts w:ascii="Consolas" w:hAnsi="Consolas" w:eastAsia="Consolas" w:cs="Consolas"/>
+          <w:b w:val="0"/>
+          <w:i w:val="0"/>
+          <w:color w:val="000000"/>
+          <w:sz w:val="24"/>
+        </w:rPr>
+        <w:t>--simple</w:t>
+      </w:r>
+      <w:r>
+        <w:rPr>
+          <w:rFonts w:ascii="Times New Roman" w:hAnsi="Times New Roman" w:eastAsia="Times New Roman" w:cs="Times New Roman"/>
+          <w:b w:val="0"/>
+          <w:i w:val="0"/>
+          <w:color w:val="000000"/>
+          <w:sz w:val="24"/>
+        </w:rPr>
+        <w:t xml:space="preserve"> flag is intended to do the same, but in the version used for this work it is silently overridden for n &gt; 500 by the </w:t>
+      </w:r>
+      <w:r>
+        <w:rPr>
+          <w:rFonts w:ascii="Consolas" w:hAnsi="Consolas" w:eastAsia="Consolas" w:cs="Consolas"/>
+          <w:b w:val="0"/>
+          <w:i w:val="0"/>
+          <w:color w:val="000000"/>
+          <w:sz w:val="24"/>
+        </w:rPr>
+        <w:t>epa_method</w:t>
+      </w:r>
+      <w:r>
+        <w:rPr>
+          <w:rFonts w:ascii="Times New Roman" w:hAnsi="Times New Roman" w:eastAsia="Times New Roman" w:cs="Times New Roman"/>
+          <w:b w:val="0"/>
+          <w:i w:val="0"/>
+          <w:color w:val="000000"/>
+          <w:sz w:val="24"/>
+        </w:rPr>
+        <w:t xml:space="preserve"> branch in </w:t>
+      </w:r>
+      <w:r>
+        <w:rPr>
+          <w:rFonts w:ascii="Consolas" w:hAnsi="Consolas" w:eastAsia="Consolas" w:cs="Consolas"/>
+          <w:b w:val="0"/>
+          <w:i w:val="0"/>
+          <w:color w:val="000000"/>
+          <w:sz w:val="24"/>
+        </w:rPr>
+        <w:t>fusang_v2.py</w:t>
+      </w:r>
+      <w:r>
+        <w:rPr>
+          <w:rFonts w:ascii="Times New Roman" w:hAnsi="Times New Roman" w:eastAsia="Times New Roman" w:cs="Times New Roman"/>
+          <w:b w:val="0"/>
+          <w:i w:val="0"/>
+          <w:color w:val="000000"/>
+          <w:sz w:val="24"/>
+        </w:rPr>
+        <w:t>; see the note to Table 11.)</w:t>
+      </w:r>
+    </w:p>
+    <w:p>
+      <w:pPr>
+        <w:spacing w:after="120" w:line="360" w:lineRule="auto"/>
+      </w:pPr>
+      <w:r>
+        <w:rPr>
+          <w:rFonts w:ascii="Times New Roman" w:hAnsi="Times New Roman" w:eastAsia="Times New Roman" w:cs="Times New Roman"/>
+          <w:b w:val="0"/>
+          <w:i w:val="0"/>
+          <w:color w:val="000000"/>
+          <w:sz w:val="24"/>
+        </w:rPr>
+        <w:t>For small-to-medium datasets, Fusang bypasses divide-and-conquer entirely:</w:t>
+      </w:r>
+    </w:p>
+    <w:p>
+      <w:pPr>
+        <w:spacing w:after="120" w:line="360" w:lineRule="auto"/>
+      </w:pPr>
+      <w:r>
+        <w:rPr>
+          <w:rFonts w:ascii="Times New Roman" w:hAnsi="Times New Roman" w:eastAsia="Times New Roman" w:cs="Times New Roman"/>
+          <w:b w:val="0"/>
+          <w:i w:val="0"/>
+          <w:color w:val="000000"/>
+          <w:sz w:val="24"/>
+        </w:rPr>
+        <w:t>1. Extract spaced k-mer frequency vectors for all sequences</w:t>
+      </w:r>
+    </w:p>
+    <w:p>
+      <w:pPr>
+        <w:spacing w:after="120" w:line="360" w:lineRule="auto"/>
+      </w:pPr>
+      <w:r>
+        <w:rPr>
+          <w:rFonts w:ascii="Times New Roman" w:hAnsi="Times New Roman" w:eastAsia="Times New Roman" w:cs="Times New Roman"/>
+          <w:b w:val="0"/>
+          <w:i w:val="0"/>
+          <w:color w:val="000000"/>
+          <w:sz w:val="24"/>
+        </w:rPr>
+        <w:t>2. Compute pairwise cosine distances (O(n² × 4^k))</w:t>
+      </w:r>
+    </w:p>
+    <w:p>
+      <w:pPr>
+        <w:spacing w:after="120" w:line="360" w:lineRule="auto"/>
+      </w:pPr>
+      <w:r>
+        <w:rPr>
+          <w:rFonts w:ascii="Times New Roman" w:hAnsi="Times New Roman" w:eastAsia="Times New Roman" w:cs="Times New Roman"/>
+          <w:b w:val="0"/>
+          <w:i w:val="0"/>
+          <w:color w:val="000000"/>
+          <w:sz w:val="24"/>
+        </w:rPr>
+        <w:t>3. Build a tree via Neighbor-Joining (NJ, BioPython) or FastME BIONJ+BNNI (BIONJ: bioNJ, a modified NJ algorithm with improved theoretical properties; BNNI: Bayesian Nearest Neighbor Interchange, a tree topology search heuristic)</w:t>
+      </w:r>
+    </w:p>
+    <w:p>
+      <w:pPr>
+        <w:spacing w:after="120" w:line="360" w:lineRule="auto"/>
+      </w:pPr>
+      <w:r>
+        <w:rPr>
+          <w:rFonts w:ascii="Times New Roman" w:hAnsi="Times New Roman" w:eastAsia="Times New Roman" w:cs="Times New Roman"/>
+          <w:b w:val="0"/>
+          <w:i w:val="0"/>
+          <w:color w:val="000000"/>
+          <w:sz w:val="24"/>
+        </w:rPr>
+        <w:t>4. When the tree was built by NJ and n ≥ 100, apply BME-scored NNI refinement (</w:t>
+      </w:r>
+      <w:r>
+        <w:rPr>
+          <w:rFonts w:ascii="Consolas" w:hAnsi="Consolas" w:eastAsia="Consolas" w:cs="Consolas"/>
+          <w:b w:val="0"/>
+          <w:i w:val="0"/>
+          <w:color w:val="000000"/>
+          <w:sz w:val="24"/>
+        </w:rPr>
+        <w:t>nni_refine</w:t>
+      </w:r>
+      <w:r>
+        <w:rPr>
+          <w:rFonts w:ascii="Times New Roman" w:hAnsi="Times New Roman" w:eastAsia="Times New Roman" w:cs="Times New Roman"/>
+          <w:b w:val="0"/>
+          <w:i w:val="0"/>
+          <w:color w:val="000000"/>
+          <w:sz w:val="24"/>
+        </w:rPr>
+        <w:t>, at most 100 accepted moves); this step is skipped for FastME trees, which are already BME-optimal</w:t>
+      </w:r>
+    </w:p>
+    <w:p>
+      <w:pPr>
+        <w:spacing w:after="120" w:line="360" w:lineRule="auto"/>
+      </w:pPr>
+      <w:r>
+        <w:rPr>
+          <w:rFonts w:ascii="Times New Roman" w:hAnsi="Times New Roman" w:eastAsia="Times New Roman" w:cs="Times New Roman"/>
+          <w:b w:val="0"/>
+          <w:i w:val="0"/>
+          <w:color w:val="000000"/>
+          <w:sz w:val="24"/>
+        </w:rPr>
+        <w:t>5. Output Newick tree</w:t>
+      </w:r>
+    </w:p>
+    <w:p>
+      <w:pPr>
+        <w:spacing w:after="120" w:line="360" w:lineRule="auto"/>
+      </w:pPr>
+      <w:r>
+        <w:rPr>
+          <w:rFonts w:ascii="Times New Roman" w:hAnsi="Times New Roman" w:eastAsia="Times New Roman" w:cs="Times New Roman"/>
+          <w:b w:val="0"/>
+          <w:i w:val="0"/>
+          <w:color w:val="000000"/>
+          <w:sz w:val="24"/>
+        </w:rPr>
+        <w:t>6. (Optional) Compute bootstrap support values via multinomial resampling of k-mer profiles (see Supplementary Note S5)</w:t>
+      </w:r>
+    </w:p>
+    <w:p>
+      <w:pPr>
+        <w:spacing w:after="120" w:line="360" w:lineRule="auto"/>
+      </w:pPr>
+      <w:r>
+        <w:rPr>
+          <w:rFonts w:ascii="Times New Roman" w:hAnsi="Times New Roman" w:eastAsia="Times New Roman" w:cs="Times New Roman"/>
+          <w:b w:val="0"/>
+          <w:i w:val="0"/>
+          <w:color w:val="000000"/>
+          <w:sz w:val="24"/>
+        </w:rPr>
+        <w:t xml:space="preserve">Unless explicitly noted as "FastME," all simplified-pipeline </w:t>
+      </w:r>
+      <w:r>
+        <w:rPr>
+          <w:rFonts w:ascii="Times New Roman" w:hAnsi="Times New Roman" w:eastAsia="Times New Roman" w:cs="Times New Roman"/>
+          <w:b/>
+          <w:i w:val="0"/>
+          <w:color w:val="000000"/>
+          <w:sz w:val="24"/>
+        </w:rPr>
+        <w:t>accuracy</w:t>
+      </w:r>
+      <w:r>
+        <w:rPr>
+          <w:rFonts w:ascii="Times New Roman" w:hAnsi="Times New Roman" w:eastAsia="Times New Roman" w:cs="Times New Roman"/>
+          <w:b w:val="0"/>
+          <w:i w:val="0"/>
+          <w:color w:val="000000"/>
+          <w:sz w:val="24"/>
+        </w:rPr>
+        <w:t xml:space="preserve"> benchmarks in this work use the NJ builder with the BME-scored NNI refinement step (auto mode; applied for n ≥ 100). The SwissTree benchmark and the alignment-free competitor comparison (see Results) likewise use NJ, for consistency with the AFproject community standard, which requires identical tree builders across methods. Scalability (wall-clock) benchmarks use FastME for its O(n²) speed advantage (Table 11).</w:t>
+      </w:r>
+    </w:p>
+    <w:p>
+      <w:pPr>
+        <w:spacing w:after="120" w:line="360" w:lineRule="auto"/>
+      </w:pPr>
+      <w:r>
+        <w:rPr>
+          <w:rFonts w:ascii="Times New Roman" w:hAnsi="Times New Roman" w:eastAsia="Times New Roman" w:cs="Times New Roman"/>
+          <w:b w:val="0"/>
+          <w:i w:val="0"/>
+          <w:color w:val="000000"/>
+          <w:sz w:val="24"/>
+        </w:rPr>
+        <w:t>This pipeline was discovered through systematic ablation experiments (see Results). On the 130-seed INDELible clean benchmark (n=200), it attains nRF=0.234 ± 0.035 vs FastTree2 0.210 ± 0.034 (paired Wilcoxon p=2.07×10⁻¹⁴; FastTree2 significantly better; Fusang better in 26/130 seeds, FastTree2 in 103, 1 tie; Table 1). An earlier version of this manuscript reported 0.144 ± 0.025 vs 0.146 ± 0.025 for the same 130 trees (paired Wilcoxon p=0.242, not significant, Fusang better in 68/130 seeds); those figures were produced by the superseded root-dependent nRF implementation (</w:t>
+      </w:r>
+      <w:r>
+        <w:rPr>
+          <w:rFonts w:ascii="Consolas" w:hAnsi="Consolas" w:eastAsia="Consolas" w:cs="Consolas"/>
+          <w:b w:val="0"/>
+          <w:i w:val="0"/>
+          <w:color w:val="000000"/>
+          <w:sz w:val="24"/>
+        </w:rPr>
+        <w:t>calc_nrf_simple.py</w:t>
+      </w:r>
+      <w:r>
+        <w:rPr>
+          <w:rFonts w:ascii="Times New Roman" w:hAnsi="Times New Roman" w:eastAsia="Times New Roman" w:cs="Times New Roman"/>
+          <w:b w:val="0"/>
+          <w:i w:val="0"/>
+          <w:color w:val="000000"/>
+          <w:sz w:val="24"/>
+        </w:rPr>
+        <w:t>), which understated RF and biased comparisons in Fusang's favour (Fusang's win count drops from 68/130 to 26/130 once the standard root-independent RF is used), and the claim that the two are statistically indistinguishable on clean data is withdrawn. The simplified pipeline eliminates the DCM-related degradation observed in the original architecture; on clean data it does not match alignment-based ML accuracy, and its value lies in avoiding alignment and in scalability rather than in clean-data accuracy.</w:t>
+      </w:r>
+    </w:p>
+    <w:p>
+      <w:pPr>
+        <w:keepNext/>
+        <w:spacing w:before="200" w:after="120" w:line="276" w:lineRule="auto"/>
+      </w:pPr>
+      <w:r>
+        <w:rPr>
+          <w:rFonts w:ascii="Times New Roman" w:hAnsi="Times New Roman" w:eastAsia="Times New Roman" w:cs="Times New Roman"/>
+          <w:b/>
+          <w:i w:val="0"/>
+          <w:color w:val="000000"/>
+          <w:sz w:val="24"/>
+        </w:rPr>
+        <w:t>Divide-and-conquer pipeline (n &gt; 500)</w:t>
+      </w:r>
+    </w:p>
+    <w:p>
+      <w:pPr>
+        <w:spacing w:after="120" w:line="360" w:lineRule="auto"/>
+      </w:pPr>
+      <w:r>
+        <w:rPr>
+          <w:rFonts w:ascii="Times New Roman" w:hAnsi="Times New Roman" w:eastAsia="Times New Roman" w:cs="Times New Roman"/>
+          <w:b w:val="0"/>
+          <w:i w:val="0"/>
+          <w:color w:val="000000"/>
+          <w:sz w:val="24"/>
+        </w:rPr>
+        <w:t>For large datasets, Fusang employs the Disk-Covering Method (DCM [3,15]):</w:t>
+      </w:r>
+    </w:p>
+    <w:p>
+      <w:pPr>
+        <w:spacing w:after="120" w:line="360" w:lineRule="auto"/>
+      </w:pPr>
+      <w:r>
+        <w:rPr>
+          <w:rFonts w:ascii="Times New Roman" w:hAnsi="Times New Roman" w:eastAsia="Times New Roman" w:cs="Times New Roman"/>
+          <w:b w:val="0"/>
+          <w:i w:val="0"/>
+          <w:color w:val="000000"/>
+          <w:sz w:val="24"/>
+        </w:rPr>
+        <w:t xml:space="preserve">1. </w:t>
+      </w:r>
+      <w:r>
+        <w:rPr>
+          <w:rFonts w:ascii="Times New Roman" w:hAnsi="Times New Roman" w:eastAsia="Times New Roman" w:cs="Times New Roman"/>
+          <w:b/>
+          <w:i w:val="0"/>
+          <w:color w:val="000000"/>
+          <w:sz w:val="24"/>
+        </w:rPr>
+        <w:t>Clustering</w:t>
+      </w:r>
+      <w:r>
+        <w:rPr>
+          <w:rFonts w:ascii="Times New Roman" w:hAnsi="Times New Roman" w:eastAsia="Times New Roman" w:cs="Times New Roman"/>
+          <w:b w:val="0"/>
+          <w:i w:val="0"/>
+          <w:color w:val="000000"/>
+          <w:sz w:val="24"/>
+        </w:rPr>
+        <w:t>: Pairwise k-mer distances → hierarchical clustering (scipy, average linkage) into groups of ≤200 taxa with 10–20% overlap</w:t>
+      </w:r>
+    </w:p>
+    <w:p>
+      <w:pPr>
+        <w:spacing w:after="120" w:line="360" w:lineRule="auto"/>
+      </w:pPr>
+      <w:r>
+        <w:rPr>
+          <w:rFonts w:ascii="Times New Roman" w:hAnsi="Times New Roman" w:eastAsia="Times New Roman" w:cs="Times New Roman"/>
+          <w:b w:val="0"/>
+          <w:i w:val="0"/>
+          <w:color w:val="000000"/>
+          <w:sz w:val="24"/>
+        </w:rPr>
+        <w:t xml:space="preserve">2. </w:t>
+      </w:r>
+      <w:r>
+        <w:rPr>
+          <w:rFonts w:ascii="Times New Roman" w:hAnsi="Times New Roman" w:eastAsia="Times New Roman" w:cs="Times New Roman"/>
+          <w:b/>
+          <w:i w:val="0"/>
+          <w:color w:val="000000"/>
+          <w:sz w:val="24"/>
+        </w:rPr>
+        <w:t>Backbone tree</w:t>
+      </w:r>
+      <w:r>
+        <w:rPr>
+          <w:rFonts w:ascii="Times New Roman" w:hAnsi="Times New Roman" w:eastAsia="Times New Roman" w:cs="Times New Roman"/>
+          <w:b w:val="0"/>
+          <w:i w:val="0"/>
+          <w:color w:val="000000"/>
+          <w:sz w:val="24"/>
+        </w:rPr>
+        <w:t>: Representative centroid sequences → FastME NJ tree</w:t>
+      </w:r>
+    </w:p>
+    <w:p>
+      <w:pPr>
+        <w:spacing w:after="120" w:line="360" w:lineRule="auto"/>
+      </w:pPr>
+      <w:r>
+        <w:rPr>
+          <w:rFonts w:ascii="Times New Roman" w:hAnsi="Times New Roman" w:eastAsia="Times New Roman" w:cs="Times New Roman"/>
+          <w:b w:val="0"/>
+          <w:i w:val="0"/>
+          <w:color w:val="000000"/>
+          <w:sz w:val="24"/>
+        </w:rPr>
+        <w:t xml:space="preserve">3. </w:t>
+      </w:r>
+      <w:r>
+        <w:rPr>
+          <w:rFonts w:ascii="Times New Roman" w:hAnsi="Times New Roman" w:eastAsia="Times New Roman" w:cs="Times New Roman"/>
+          <w:b/>
+          <w:i w:val="0"/>
+          <w:color w:val="000000"/>
+          <w:sz w:val="24"/>
+        </w:rPr>
+        <w:t>Subtree inference</w:t>
+      </w:r>
+      <w:r>
+        <w:rPr>
+          <w:rFonts w:ascii="Times New Roman" w:hAnsi="Times New Roman" w:eastAsia="Times New Roman" w:cs="Times New Roman"/>
+          <w:b w:val="0"/>
+          <w:i w:val="0"/>
+          <w:color w:val="000000"/>
+          <w:sz w:val="24"/>
+        </w:rPr>
+        <w:t>: Within-cluster trees via FastME BIONJ+BNNI</w:t>
+      </w:r>
+    </w:p>
+    <w:p>
+      <w:pPr>
+        <w:spacing w:after="120" w:line="360" w:lineRule="auto"/>
+      </w:pPr>
+      <w:r>
+        <w:rPr>
+          <w:rFonts w:ascii="Times New Roman" w:hAnsi="Times New Roman" w:eastAsia="Times New Roman" w:cs="Times New Roman"/>
+          <w:b w:val="0"/>
+          <w:i w:val="0"/>
+          <w:color w:val="000000"/>
+          <w:sz w:val="24"/>
+        </w:rPr>
+        <w:t xml:space="preserve">4. </w:t>
+      </w:r>
+      <w:r>
+        <w:rPr>
+          <w:rFonts w:ascii="Times New Roman" w:hAnsi="Times New Roman" w:eastAsia="Times New Roman" w:cs="Times New Roman"/>
+          <w:b/>
+          <w:i w:val="0"/>
+          <w:color w:val="000000"/>
+          <w:sz w:val="24"/>
+        </w:rPr>
+        <w:t>Grafting</w:t>
+      </w:r>
+      <w:r>
+        <w:rPr>
+          <w:rFonts w:ascii="Times New Roman" w:hAnsi="Times New Roman" w:eastAsia="Times New Roman" w:cs="Times New Roman"/>
+          <w:b w:val="0"/>
+          <w:i w:val="0"/>
+          <w:color w:val="000000"/>
+          <w:sz w:val="24"/>
+        </w:rPr>
+        <w:t>: Subtrees attached to backbone via Evolutionary Placement Algorithm (EPA [16])</w:t>
+      </w:r>
+    </w:p>
+    <w:p>
+      <w:pPr>
+        <w:spacing w:after="120" w:line="360" w:lineRule="auto"/>
+      </w:pPr>
+      <w:r>
+        <w:rPr>
+          <w:rFonts w:ascii="Times New Roman" w:hAnsi="Times New Roman" w:eastAsia="Times New Roman" w:cs="Times New Roman"/>
+          <w:b w:val="0"/>
+          <w:i w:val="0"/>
+          <w:color w:val="000000"/>
+          <w:sz w:val="24"/>
+        </w:rPr>
+        <w:t xml:space="preserve">The adaptive pipeline selects between simplified and DCM+EPA modes based on dataset size, controlled by the </w:t>
+      </w:r>
+      <w:r>
+        <w:rPr>
+          <w:rFonts w:ascii="Consolas" w:hAnsi="Consolas" w:eastAsia="Consolas" w:cs="Consolas"/>
+          <w:b w:val="0"/>
+          <w:i w:val="0"/>
+          <w:color w:val="000000"/>
+          <w:sz w:val="24"/>
+        </w:rPr>
+        <w:t>SIMPLE_THRESHOLD=500</w:t>
+      </w:r>
+      <w:r>
+        <w:rPr>
+          <w:rFonts w:ascii="Times New Roman" w:hAnsi="Times New Roman" w:eastAsia="Times New Roman" w:cs="Times New Roman"/>
+          <w:b w:val="0"/>
+          <w:i w:val="0"/>
+          <w:color w:val="000000"/>
+          <w:sz w:val="24"/>
+        </w:rPr>
+        <w:t xml:space="preserve"> parameter. For n≤500, Fusang uses the simplified pipeline (k-mer→cosine→NJ plus BME-scored NNI refinement for n≥100) by default, since DCM adds no accuracy benefit at small-to-medium scales. For n&gt;500, Fusang switches to DCM+EPA for scalability. An earlier configuration with the threshold set to 2,000 forced the simplified pipeline at n=1000 and was reverted after the accuracy figures available at the time appeared to regress (0.088 → 0.102 under the superseded nRF implementation); that basis is withdrawn in the following paragraph.</w:t>
+      </w:r>
+    </w:p>
+    <w:p>
+      <w:pPr>
+        <w:spacing w:after="120" w:line="360" w:lineRule="auto"/>
+      </w:pPr>
+      <w:r>
+        <w:rPr>
+          <w:rFonts w:ascii="Times New Roman" w:hAnsi="Times New Roman" w:eastAsia="Times New Roman" w:cs="Times New Roman"/>
+          <w:b/>
+          <w:i w:val="0"/>
+          <w:color w:val="000000"/>
+          <w:sz w:val="24"/>
+        </w:rPr>
+        <w:t>Accuracy basis for the pipeline threshold — withdrawn and reversed.</w:t>
+      </w:r>
+      <w:r>
+        <w:rPr>
+          <w:rFonts w:ascii="Times New Roman" w:hAnsi="Times New Roman" w:eastAsia="Times New Roman" w:cs="Times New Roman"/>
+          <w:b w:val="0"/>
+          <w:i w:val="0"/>
+          <w:color w:val="000000"/>
+          <w:sz w:val="24"/>
+        </w:rPr>
+        <w:t xml:space="preserve"> The source-code rationale for </w:t>
+      </w:r>
+      <w:r>
+        <w:rPr>
+          <w:rFonts w:ascii="Consolas" w:hAnsi="Consolas" w:eastAsia="Consolas" w:cs="Consolas"/>
+          <w:b w:val="0"/>
+          <w:i w:val="0"/>
+          <w:color w:val="000000"/>
+          <w:sz w:val="24"/>
+        </w:rPr>
+        <w:t>SIMPLE_THRESHOLD = 500</w:t>
+      </w:r>
+      <w:r>
+        <w:rPr>
+          <w:rFonts w:ascii="Times New Roman" w:hAnsi="Times New Roman" w:eastAsia="Times New Roman" w:cs="Times New Roman"/>
+          <w:b w:val="0"/>
+          <w:i w:val="0"/>
+          <w:color w:val="000000"/>
+          <w:sz w:val="24"/>
+        </w:rPr>
+        <w:t xml:space="preserve"> recorded that DCM+EPA was more accurate than the simplified pipeline at n=1,000 (nRF 0.084 vs 0.092, seeds 401–405), and an earlier version of this manuscript repeated that claim (DCM nRF=0.083 ± 0.005, 9 seeds 401–409, vs simplified nRF=0.102 on seed 401). Both come from the superseded root-dependent nRF implementation, and the seed 401–409 true trees are no longer available, so they cannot be rescored. Re-measuring the comparison under the standard root-independent unrooted RF on ten clean INDELible seeds (1000–1009) reverses the ordering: the simplified pipeline gives mean nRF 0.2617 ± 0.0156 against DCM+EPA's 0.2726 ± 0.0177, better on 10/10 seeds (mean paired difference −0.011 nRF; Wilcoxon p=0.0020 on integer RF counts; paired d = −1.45; 10,000-replicate bootstrap 95% CI [−0.0156, −0.0068]). DCM+EPA is therefore retained for n &gt; 500 on </w:t>
+      </w:r>
+      <w:r>
+        <w:rPr>
+          <w:rFonts w:ascii="Times New Roman" w:hAnsi="Times New Roman" w:eastAsia="Times New Roman" w:cs="Times New Roman"/>
+          <w:b/>
+          <w:i w:val="0"/>
+          <w:color w:val="000000"/>
+          <w:sz w:val="24"/>
+        </w:rPr>
+        <w:t>runtime</w:t>
+      </w:r>
+      <w:r>
+        <w:rPr>
+          <w:rFonts w:ascii="Times New Roman" w:hAnsi="Times New Roman" w:eastAsia="Times New Roman" w:cs="Times New Roman"/>
+          <w:b w:val="0"/>
+          <w:i w:val="0"/>
+          <w:color w:val="000000"/>
+          <w:sz w:val="24"/>
+        </w:rPr>
+        <w:t xml:space="preserve"> grounds — roughly 3× faster at this scale (162 s vs 502 s per seed) — and not on accuracy grounds. Two consequences follow: the n=1,000 row of Table 1 was produced by DCM+EPA and so overstates Fusang's error at that scale by about 0.010 nRF relative to what the simplified pipeline achieves on the same seeds; and the cross-scale trend in Table 1 conflates a pipeline switch with the effect of taxon count. Per-seed data: </w:t>
+      </w:r>
+      <w:r>
+        <w:rPr>
+          <w:rFonts w:ascii="Consolas" w:hAnsi="Consolas" w:eastAsia="Consolas" w:cs="Consolas"/>
+          <w:b w:val="0"/>
+          <w:i w:val="0"/>
+          <w:color w:val="000000"/>
+          <w:sz w:val="24"/>
+        </w:rPr>
+        <w:t>table_threshold_n1000_nrfstandard.csv</w:t>
+      </w:r>
+      <w:r>
+        <w:rPr>
+          <w:rFonts w:ascii="Times New Roman" w:hAnsi="Times New Roman" w:eastAsia="Times New Roman" w:cs="Times New Roman"/>
+          <w:b w:val="0"/>
+          <w:i w:val="0"/>
+          <w:color w:val="000000"/>
+          <w:sz w:val="24"/>
+        </w:rPr>
+        <w:t xml:space="preserve">, </w:t>
+      </w:r>
+      <w:r>
+        <w:rPr>
+          <w:rFonts w:ascii="Consolas" w:hAnsi="Consolas" w:eastAsia="Consolas" w:cs="Consolas"/>
+          <w:b w:val="0"/>
+          <w:i w:val="0"/>
+          <w:color w:val="000000"/>
+          <w:sz w:val="24"/>
+        </w:rPr>
+        <w:t>table_threshold_n1000_summary.json</w:t>
+      </w:r>
+      <w:r>
+        <w:rPr>
+          <w:rFonts w:ascii="Times New Roman" w:hAnsi="Times New Roman" w:eastAsia="Times New Roman" w:cs="Times New Roman"/>
+          <w:b w:val="0"/>
+          <w:i w:val="0"/>
+          <w:color w:val="000000"/>
+          <w:sz w:val="24"/>
+        </w:rPr>
+        <w:t>.</w:t>
+      </w:r>
+    </w:p>
+    <w:p>
+      <w:pPr>
+        <w:keepNext/>
+        <w:spacing w:before="200" w:after="120" w:line="276" w:lineRule="auto"/>
+      </w:pPr>
+      <w:r>
+        <w:rPr>
+          <w:rFonts w:ascii="Times New Roman" w:hAnsi="Times New Roman" w:eastAsia="Times New Roman" w:cs="Times New Roman"/>
+          <w:b/>
+          <w:i w:val="0"/>
+          <w:color w:val="000000"/>
+          <w:sz w:val="26"/>
+        </w:rPr>
+        <w:t>FastME integration</w:t>
+      </w:r>
+    </w:p>
+    <w:p>
+      <w:pPr>
+        <w:spacing w:after="120" w:line="360" w:lineRule="auto"/>
+      </w:pPr>
+      <w:r>
+        <w:rPr>
+          <w:rFonts w:ascii="Times New Roman" w:hAnsi="Times New Roman" w:eastAsia="Times New Roman" w:cs="Times New Roman"/>
+          <w:b w:val="0"/>
+          <w:i w:val="0"/>
+          <w:color w:val="000000"/>
+          <w:sz w:val="24"/>
+        </w:rPr>
+        <w:t>FastME v2.1.6.4 [17] is the default tree builder. FastME implements the Minimum Evolution principle with bioNJ [18] as the initial topology and BNNI (Branch and Bound Nearest Neighbor Interchange) as the optimization step. The implementation discovers FastME via a priority cascade:</w:t>
+      </w:r>
+    </w:p>
+    <w:p>
+      <w:pPr>
+        <w:spacing w:after="120" w:line="360" w:lineRule="auto"/>
+      </w:pPr>
+      <w:r>
+        <w:rPr>
+          <w:rFonts w:ascii="Times New Roman" w:hAnsi="Times New Roman" w:eastAsia="Times New Roman" w:cs="Times New Roman"/>
+          <w:b w:val="0"/>
+          <w:i w:val="0"/>
+          <w:color w:val="000000"/>
+          <w:sz w:val="24"/>
+        </w:rPr>
+        <w:t>1. Bundled Windows-native binary (</w:t>
+      </w:r>
+      <w:r>
+        <w:rPr>
+          <w:rFonts w:ascii="Consolas" w:hAnsi="Consolas" w:eastAsia="Consolas" w:cs="Consolas"/>
+          <w:b w:val="0"/>
+          <w:i w:val="0"/>
+          <w:color w:val="000000"/>
+          <w:sz w:val="24"/>
+        </w:rPr>
+        <w:t>fastme_bin/fastme.exe</w:t>
+      </w:r>
+      <w:r>
+        <w:rPr>
+          <w:rFonts w:ascii="Times New Roman" w:hAnsi="Times New Roman" w:eastAsia="Times New Roman" w:cs="Times New Roman"/>
+          <w:b w:val="0"/>
+          <w:i w:val="0"/>
+          <w:color w:val="000000"/>
+          <w:sz w:val="24"/>
+        </w:rPr>
+        <w:t>)</w:t>
+      </w:r>
+    </w:p>
+    <w:p>
+      <w:pPr>
+        <w:spacing w:after="120" w:line="360" w:lineRule="auto"/>
+      </w:pPr>
+      <w:r>
+        <w:rPr>
+          <w:rFonts w:ascii="Times New Roman" w:hAnsi="Times New Roman" w:eastAsia="Times New Roman" w:cs="Times New Roman"/>
+          <w:b w:val="0"/>
+          <w:i w:val="0"/>
+          <w:color w:val="000000"/>
+          <w:sz w:val="24"/>
+        </w:rPr>
+        <w:t>2. WSL-installed binary (</w:t>
+      </w:r>
+      <w:r>
+        <w:rPr>
+          <w:rFonts w:ascii="Consolas" w:hAnsi="Consolas" w:eastAsia="Consolas" w:cs="Consolas"/>
+          <w:b w:val="0"/>
+          <w:i w:val="0"/>
+          <w:color w:val="000000"/>
+          <w:sz w:val="24"/>
+        </w:rPr>
+        <w:t>/usr/local/bin/fastme</w:t>
+      </w:r>
+      <w:r>
+        <w:rPr>
+          <w:rFonts w:ascii="Times New Roman" w:hAnsi="Times New Roman" w:eastAsia="Times New Roman" w:cs="Times New Roman"/>
+          <w:b w:val="0"/>
+          <w:i w:val="0"/>
+          <w:color w:val="000000"/>
+          <w:sz w:val="24"/>
+        </w:rPr>
+        <w:t>)</w:t>
+      </w:r>
+    </w:p>
+    <w:p>
+      <w:pPr>
+        <w:spacing w:after="120" w:line="360" w:lineRule="auto"/>
+      </w:pPr>
+      <w:r>
+        <w:rPr>
+          <w:rFonts w:ascii="Times New Roman" w:hAnsi="Times New Roman" w:eastAsia="Times New Roman" w:cs="Times New Roman"/>
+          <w:b w:val="0"/>
+          <w:i w:val="0"/>
+          <w:color w:val="000000"/>
+          <w:sz w:val="24"/>
+        </w:rPr>
+        <w:t>3. Project-bundled Linux binary (</w:t>
+      </w:r>
+      <w:r>
+        <w:rPr>
+          <w:rFonts w:ascii="Consolas" w:hAnsi="Consolas" w:eastAsia="Consolas" w:cs="Consolas"/>
+          <w:b w:val="0"/>
+          <w:i w:val="0"/>
+          <w:color w:val="000000"/>
+          <w:sz w:val="24"/>
+        </w:rPr>
+        <w:t>fastme_bin/fastme_linux</w:t>
+      </w:r>
+      <w:r>
+        <w:rPr>
+          <w:rFonts w:ascii="Times New Roman" w:hAnsi="Times New Roman" w:eastAsia="Times New Roman" w:cs="Times New Roman"/>
+          <w:b w:val="0"/>
+          <w:i w:val="0"/>
+          <w:color w:val="000000"/>
+          <w:sz w:val="24"/>
+        </w:rPr>
+        <w:t>)</w:t>
+      </w:r>
+    </w:p>
+    <w:p>
+      <w:pPr>
+        <w:spacing w:after="120" w:line="360" w:lineRule="auto"/>
+      </w:pPr>
+      <w:r>
+        <w:rPr>
+          <w:rFonts w:ascii="Times New Roman" w:hAnsi="Times New Roman" w:eastAsia="Times New Roman" w:cs="Times New Roman"/>
+          <w:b w:val="0"/>
+          <w:i w:val="0"/>
+          <w:color w:val="000000"/>
+          <w:sz w:val="24"/>
+        </w:rPr>
+        <w:t>The Windows-native binary (PE32+ x86-64, 725 KB) eliminates the WSL dependency, enabling single-command operation on native Windows with zero cross-system overhead.</w:t>
+      </w:r>
+    </w:p>
+    <w:p>
+      <w:pPr>
+        <w:spacing w:after="120" w:line="360" w:lineRule="auto"/>
+      </w:pPr>
+      <w:r>
+        <w:rPr>
+          <w:rFonts w:ascii="Times New Roman" w:hAnsi="Times New Roman" w:eastAsia="Times New Roman" w:cs="Times New Roman"/>
+          <w:b w:val="0"/>
+          <w:i w:val="0"/>
+          <w:color w:val="000000"/>
+          <w:sz w:val="24"/>
+        </w:rPr>
+        <w:t>Benchmark timings for the tree-building stage alone: at n=200, NJ 1.3 s → FastME 0.4 s (3.5× speedup); at n=500, 13.2 s → 0.9 s (15.1×); at n=1000, 104.3 s → 3.6 s (28.8×).</w:t>
+      </w:r>
+    </w:p>
+    <w:p>
+      <w:pPr>
+        <w:keepNext/>
+        <w:spacing w:before="200" w:after="120" w:line="276" w:lineRule="auto"/>
+      </w:pPr>
+      <w:r>
+        <w:rPr>
+          <w:rFonts w:ascii="Times New Roman" w:hAnsi="Times New Roman" w:eastAsia="Times New Roman" w:cs="Times New Roman"/>
+          <w:b/>
+          <w:i w:val="0"/>
+          <w:color w:val="000000"/>
+          <w:sz w:val="26"/>
+        </w:rPr>
+        <w:t>Adaptive parameter selection</w:t>
+      </w:r>
+    </w:p>
+    <w:p>
+      <w:pPr>
+        <w:spacing w:after="120" w:line="360" w:lineRule="auto"/>
+      </w:pPr>
+      <w:r>
+        <w:rPr>
+          <w:rFonts w:ascii="Times New Roman" w:hAnsi="Times New Roman" w:eastAsia="Times New Roman" w:cs="Times New Roman"/>
+          <w:b w:val="0"/>
+          <w:i w:val="0"/>
+          <w:color w:val="000000"/>
+          <w:sz w:val="24"/>
+        </w:rPr>
+        <w:t>Fusang automatically selects optimal k and gap parameters based on the number of input taxa n:</w:t>
+      </w:r>
+    </w:p>
+    <w:p>
+      <w:pPr>
         <w:pStyle w:val="ListBullet"/>
         <w:spacing w:after="60" w:line="360" w:lineRule="auto"/>
       </w:pPr>
@@ -232,23 +1870,23 @@
           <w:color w:val="000000"/>
           <w:sz w:val="24"/>
         </w:rPr>
-        <w:t>To whom correspondence should be addressed. Email: knightz@pumc.edu.cn</w:t>
+        <w:t>n ≤ 100: k=4,gap1 (emphasizes local conservation for shallow divergence)</w:t>
       </w:r>
     </w:p>
     <w:p>
       <w:pPr>
-        <w:keepNext/>
-        <w:spacing w:before="240" w:after="120" w:line="276" w:lineRule="auto"/>
-      </w:pPr>
-      <w:r>
-        <w:rPr>
-          <w:rFonts w:ascii="Times New Roman" w:hAnsi="Times New Roman" w:eastAsia="Times New Roman" w:cs="Times New Roman"/>
-          <w:b/>
-          <w:i w:val="0"/>
-          <w:color w:val="000000"/>
-          <w:sz w:val="28"/>
-        </w:rPr>
-        <w:t>ABSTRACT</w:t>
+        <w:pStyle w:val="ListBullet"/>
+        <w:spacing w:after="60" w:line="360" w:lineRule="auto"/>
+      </w:pPr>
+      <w:r>
+        <w:rPr>
+          <w:rFonts w:ascii="Times New Roman" w:hAnsi="Times New Roman" w:eastAsia="Times New Roman" w:cs="Times New Roman"/>
+          <w:b w:val="0"/>
+          <w:i w:val="0"/>
+          <w:color w:val="000000"/>
+          <w:sz w:val="24"/>
+        </w:rPr>
+        <w:t>n &gt; 100: k=5,gap2 (captures intermediate-range correlations for moderate divergence)</w:t>
       </w:r>
     </w:p>
     <w:p>
@@ -263,13 +1901,13 @@
           <w:color w:val="000000"/>
           <w:sz w:val="24"/>
         </w:rPr>
-        <w:t>Multiple sequence alignment (MSA) scales poorly with dataset size and introduces systematic errors under insertions and deletions (indels), yet alignment-free methods have historically underperformed MSA-based maximum likelihood (ML) approaches. We present Fusang: Tardigrade Edition, an alignment-free phylogenetics tool that infers trees directly from unaligned input — with automatic parameter selection, a multi-k distance ensemble that removes manual k choice, and a random-forest boundary classifier that maps its domain of applicability. Its inference engine, k-mer frequency vector cosine distances (spaced and contiguous patterns, systematically evaluated here), is numerically, but not statistically, better than FastTree2 on simulated indel-rich data at n=200 (indel rate=0.02: nRF=0.199±0.030 vs 0.205±0.030, 130 seeds, Wilcoxon p=0.0507 — borderline at α=0.05, not significant after correction, and reversed at n=1000 indel, where FastTree2 is significantly better), while MSA methods retain a significant advantage on clean data at every scale tested. The multi-k ensemble reduces topological error by 8.7% relative to single-k under indel-rich simulation (nRF=0.137±0.023 vs 0.150±0.026, 30 seeds, p=0.0018), reaching to within ~11% of MAFFT+FastTree2 (0.124±0.026) without alignment but not matching it (p=0.0024 in favour of MSA+ML). On a real indel-rich mitochondrial benchmark (25 genomes, 9.1% gaps), the ensemble reaches the community-benchmark ceiling — nRF=0.045, matched by MSA+ML and all best published alignment-free methods on this single small dataset. MinHash (Mash) is far less accurate than k-mer cosine on gene-length data in both conditions (clean 0.349 vs 0.236; indel 0.403 vs 0.193; 30 seeds, Fusang better in 30/30 seeds, d≈3.1 and 2.6), and the two respond to indels in opposite directions — Mash degrades modestly (1.16×) while k-mer cosine improves (0.83×). At gene length, contiguous k=7 (0.194) and the multi-k ensemble (0.194) are both significantly more accurate than Fusang's default spaced+NNI pipeline (0.199, p=0.0039 and 0.0077), which we therefore present as a robust rather than an optimal default. Cross-domain validation on 11 SwissTree protein families confirms k-mer frequency methods outperform context-matching by 2.2–2.4× (p=0.0010–0.0020). The boundary classifier separates homogeneous from structured datasets (150/150 simulated scenarios). Fusang infers trees for 10,000 taxa in ~70 s on a 4-core workstation, with pre-compiled binaries for Windows and Linux.</w:t>
+        <w:t>This adaptive strategy was derived from stability benchmarking across n=20/50/100/200/500 (see Results). Manual override is available via command-line flags.</w:t>
       </w:r>
     </w:p>
     <w:p>
       <w:pPr>
         <w:keepNext/>
-        <w:spacing w:before="240" w:after="120" w:line="276" w:lineRule="auto"/>
+        <w:spacing w:before="200" w:after="120" w:line="276" w:lineRule="auto"/>
       </w:pPr>
       <w:r>
         <w:rPr>
@@ -277,28 +1915,69 @@
           <w:b/>
           <w:i w:val="0"/>
           <w:color w:val="000000"/>
-          <w:sz w:val="28"/>
-        </w:rPr>
-        <w:t>INTRODUCTION</w:t>
+          <w:sz w:val="26"/>
+        </w:rPr>
+        <w:t>Benchmark design</w:t>
       </w:r>
     </w:p>
     <w:p>
       <w:pPr>
-        <w:spacing w:after="120" w:line="360" w:lineRule="auto"/>
-      </w:pPr>
-      <w:r>
-        <w:rPr>
-          <w:rFonts w:ascii="Times New Roman" w:hAnsi="Times New Roman" w:eastAsia="Times New Roman" w:cs="Times New Roman"/>
-          <w:b w:val="0"/>
-          <w:i w:val="0"/>
-          <w:color w:val="000000"/>
-          <w:sz w:val="24"/>
-        </w:rPr>
-        <w:t>Phylogenetic inference is foundational to evolutionary biology, from tracing viral outbreaks [1] to reconstructing the tree of life [2]. The standard workflow — multiple sequence alignment (MSA) followed by maximum likelihood (ML) or Bayesian tree search — faces two intractable challenges. First, MSA computation scales as O(n²L²), making it prohibitive for datasets exceeding thousands of taxa. Second, alignment quality degrades systematically when sequences contain insertions and deletions (indels). Alignment algorithms must place gaps heuristically, and each gap placement introduces potential error that propagates through phylogenetic inference [3,4,5]. Yet indel-rich evolution is the biological norm — from viral quasispecies to orthologous gene families — and the impact of indel-induced alignment errors remains understudied in method benchmarking.</w:t>
+        <w:keepNext/>
+        <w:spacing w:before="200" w:after="120" w:line="276" w:lineRule="auto"/>
+      </w:pPr>
+      <w:r>
+        <w:rPr>
+          <w:rFonts w:ascii="Times New Roman" w:hAnsi="Times New Roman" w:eastAsia="Times New Roman" w:cs="Times New Roman"/>
+          <w:b/>
+          <w:i w:val="0"/>
+          <w:color w:val="000000"/>
+          <w:sz w:val="24"/>
+        </w:rPr>
+        <w:t>Simulated data (without indels)</w:t>
       </w:r>
     </w:p>
     <w:p>
       <w:pPr>
+        <w:spacing w:after="120" w:line="360" w:lineRule="auto"/>
+      </w:pPr>
+      <w:r>
+        <w:rPr>
+          <w:rFonts w:ascii="Times New Roman" w:hAnsi="Times New Roman" w:eastAsia="Times New Roman" w:cs="Times New Roman"/>
+          <w:b w:val="0"/>
+          <w:i w:val="0"/>
+          <w:color w:val="000000"/>
+          <w:sz w:val="24"/>
+        </w:rPr>
+        <w:t>All simulated benchmark datasets were generated with INDELible v1.03 [19]. Substitutions followed a general time-reversible (GTR) model with exchangeabilities a=0.2, b=0.4, c=0.6, d=0.8, e=1.2 (f=1, i.e. the standard INDELible GTR example rates) and equal base frequencies; among-site rate heterogeneity was modelled with a discrete gamma distribution (shape α=1.0, 4 rate categories). Trees were drawn from a birth–death prior (speciation rate λ=1.0, extinction rate μ=0.5) conditioned on n extant tips; extinct lineages were pruned, tips were extended to the sampling time by an exponential waiting time, and branch lengths were rescaled so that the mean branch length corresponds to 0.005 expected substitutions per site — the divergence level of the pilot simulations (substitution rate 0.05 subs/site per unit branch length × branch length 0.1). Root sequence length L=500 bp. Dataset sizes: n=20, 50, 100, 200, 500, 1000, 10000.</w:t>
+      </w:r>
+    </w:p>
+    <w:p>
+      <w:pPr>
+        <w:spacing w:after="120" w:line="360" w:lineRule="auto"/>
+      </w:pPr>
+      <w:r>
+        <w:rPr>
+          <w:rFonts w:ascii="Times New Roman" w:hAnsi="Times New Roman" w:eastAsia="Times New Roman" w:cs="Times New Roman"/>
+          <w:b/>
+          <w:i w:val="0"/>
+          <w:color w:val="000000"/>
+          <w:sz w:val="24"/>
+        </w:rPr>
+        <w:t>Sequence length choice (L=500 bp):</w:t>
+      </w:r>
+      <w:r>
+        <w:rPr>
+          <w:rFonts w:ascii="Times New Roman" w:hAnsi="Times New Roman" w:eastAsia="Times New Roman" w:cs="Times New Roman"/>
+          <w:b w:val="0"/>
+          <w:i w:val="0"/>
+          <w:color w:val="000000"/>
+          <w:sz w:val="24"/>
+        </w:rPr>
+        <w:t xml:space="preserve"> This length was selected to represent typical protein-coding gene sequences (e.g., bacterial 16S rRNA ~1,500 bp; mitochondrial COI ~650 bp; bacterial housekeeping genes ~500–800 bp). While longer sequences (L&gt;1000 bp) would provide more phylogenetic signal, L=500 bp represents a challenging real-world scenario where alignment errors are non-negligible. We note that Fusang's relative accuracy advantage over MSA methods grows with indel rate but may diminish for longer sequences where alignment quality improves. Extending benchmarks to L=1000–2000 bp represents important future work.</w:t>
+      </w:r>
+    </w:p>
+    <w:p>
+      <w:pPr>
         <w:keepNext/>
         <w:spacing w:before="200" w:after="120" w:line="276" w:lineRule="auto"/>
       </w:pPr>
@@ -308,9 +1987,9 @@
           <w:b/>
           <w:i w:val="0"/>
           <w:color w:val="000000"/>
-          <w:sz w:val="26"/>
-        </w:rPr>
-        <w:t>The Fusang lineage: from deep learning to k-mer features</w:t>
+          <w:sz w:val="24"/>
+        </w:rPr>
+        <w:t>Simulated data (with indels)</w:t>
       </w:r>
     </w:p>
     <w:p>
@@ -325,11 +2004,156 @@
           <w:color w:val="000000"/>
           <w:sz w:val="24"/>
         </w:rPr>
-        <w:t>We previously introduced Fusang v1 [6], a deep learning-based phylogenetic inference tool that bypasses MSA through learned feature representations. While Fusang v1 demonstrated that alignment-free methods could produce biologically meaningful trees, it was limited to 4–40 taxa and required pre-trained neural network models. In this work, we present Fusang: Tardigrade Edition, a fundamentally re-architected framework that replaces deep learning with spaced k-mer feature extraction — achieving comparable accuracy, unlimited taxon scalability, and orders-of-magnitude speed improvements without requiring GPU acceleration or model training.</w:t>
+        <w:t xml:space="preserve">Insertions and deletions occurred alongside substitutions at equal rates, with lengths drawn from a geometric distribution of mean 3 bp. In INDELible this is specified as a negative binomial </w:t>
+      </w:r>
+      <w:r>
+        <w:rPr>
+          <w:rFonts w:ascii="Consolas" w:hAnsi="Consolas" w:eastAsia="Consolas" w:cs="Consolas"/>
+          <w:b w:val="0"/>
+          <w:i w:val="0"/>
+          <w:color w:val="000000"/>
+          <w:sz w:val="24"/>
+        </w:rPr>
+        <w:t>NB q=2/3, r=1</w:t>
+      </w:r>
+      <w:r>
+        <w:rPr>
+          <w:rFonts w:ascii="Times New Roman" w:hAnsi="Times New Roman" w:eastAsia="Times New Roman" w:cs="Times New Roman"/>
+          <w:b w:val="0"/>
+          <w:i w:val="0"/>
+          <w:color w:val="000000"/>
+          <w:sz w:val="24"/>
+        </w:rPr>
+        <w:t xml:space="preserve">, whose mean is 1 + r·q/(1−q) = 3 bp; we verified the realised indel-length distribution against theory in a two-taxon control experiment (observed SD 3.8 bp vs theoretical 3.9 bp). Indel rates are reported throughout as the absolute per-site indel rate (0.005, 0.01, 0.02, 0.05), i.e. ρ = 0.1, 0.2, 0.4 and 1.0 relative to the substitution rate. Because INDELible's </w:t>
+      </w:r>
+      <w:r>
+        <w:rPr>
+          <w:rFonts w:ascii="Consolas" w:hAnsi="Consolas" w:eastAsia="Consolas" w:cs="Consolas"/>
+          <w:b w:val="0"/>
+          <w:i w:val="0"/>
+          <w:color w:val="000000"/>
+          <w:sz w:val="24"/>
+        </w:rPr>
+        <w:t>[indelrate]</w:t>
+      </w:r>
+      <w:r>
+        <w:rPr>
+          <w:rFonts w:ascii="Times New Roman" w:hAnsi="Times New Roman" w:eastAsia="Times New Roman" w:cs="Times New Roman"/>
+          <w:b w:val="0"/>
+          <w:i w:val="0"/>
+          <w:color w:val="000000"/>
+          <w:sz w:val="24"/>
+        </w:rPr>
+        <w:t xml:space="preserve"> parameter sets the insertion rate and the deletion rate </w:t>
+      </w:r>
+      <w:r>
+        <w:rPr>
+          <w:rFonts w:ascii="Times New Roman" w:hAnsi="Times New Roman" w:eastAsia="Times New Roman" w:cs="Times New Roman"/>
+          <w:b w:val="0"/>
+          <w:i/>
+          <w:color w:val="000000"/>
+          <w:sz w:val="24"/>
+        </w:rPr>
+        <w:t>separately</w:t>
+      </w:r>
+      <w:r>
+        <w:rPr>
+          <w:rFonts w:ascii="Times New Roman" w:hAnsi="Times New Roman" w:eastAsia="Times New Roman" w:cs="Times New Roman"/>
+          <w:b w:val="0"/>
+          <w:i w:val="0"/>
+          <w:color w:val="000000"/>
+          <w:sz w:val="24"/>
+        </w:rPr>
+        <w:t>, the control-file value was set to ρ/2 so that the total indel event rate matches the intended ρ. Multi-seed benchmarks used 130 independent seeds (birth–death tree seed and INDELible random seed both derived from the same integer) for statistical power.</w:t>
       </w:r>
     </w:p>
     <w:p>
       <w:pPr>
+        <w:spacing w:after="120" w:line="360" w:lineRule="auto"/>
+      </w:pPr>
+      <w:r>
+        <w:rPr>
+          <w:rFonts w:ascii="Times New Roman" w:hAnsi="Times New Roman" w:eastAsia="Times New Roman" w:cs="Times New Roman"/>
+          <w:b/>
+          <w:i w:val="0"/>
+          <w:color w:val="000000"/>
+          <w:sz w:val="24"/>
+        </w:rPr>
+        <w:t>Simulation reproducibility.</w:t>
+      </w:r>
+      <w:r>
+        <w:rPr>
+          <w:rFonts w:ascii="Times New Roman" w:hAnsi="Times New Roman" w:eastAsia="Times New Roman" w:cs="Times New Roman"/>
+          <w:b w:val="0"/>
+          <w:i w:val="0"/>
+          <w:color w:val="000000"/>
+          <w:sz w:val="24"/>
+        </w:rPr>
+        <w:t xml:space="preserve"> The tree generator (</w:t>
+      </w:r>
+      <w:r>
+        <w:rPr>
+          <w:rFonts w:ascii="Consolas" w:hAnsi="Consolas" w:eastAsia="Consolas" w:cs="Consolas"/>
+          <w:b w:val="0"/>
+          <w:i w:val="0"/>
+          <w:color w:val="000000"/>
+          <w:sz w:val="24"/>
+        </w:rPr>
+        <w:t>gen_indelible_sim.py</w:t>
+      </w:r>
+      <w:r>
+        <w:rPr>
+          <w:rFonts w:ascii="Times New Roman" w:hAnsi="Times New Roman" w:eastAsia="Times New Roman" w:cs="Times New Roman"/>
+          <w:b w:val="0"/>
+          <w:i w:val="0"/>
+          <w:color w:val="000000"/>
+          <w:sz w:val="24"/>
+        </w:rPr>
+        <w:t>; pure Python standard library, deterministic given a seed), the INDELible control files it emits, and the benchmark driver (</w:t>
+      </w:r>
+      <w:r>
+        <w:rPr>
+          <w:rFonts w:ascii="Consolas" w:hAnsi="Consolas" w:eastAsia="Consolas" w:cs="Consolas"/>
+          <w:b w:val="0"/>
+          <w:i w:val="0"/>
+          <w:color w:val="000000"/>
+          <w:sz w:val="24"/>
+        </w:rPr>
+        <w:t>run_bench_indelible.py</w:t>
+      </w:r>
+      <w:r>
+        <w:rPr>
+          <w:rFonts w:ascii="Times New Roman" w:hAnsi="Times New Roman" w:eastAsia="Times New Roman" w:cs="Times New Roman"/>
+          <w:b w:val="0"/>
+          <w:i w:val="0"/>
+          <w:color w:val="000000"/>
+          <w:sz w:val="24"/>
+        </w:rPr>
+        <w:t>) are included in the reproduction package, together with a pinned Conda environment specification (</w:t>
+      </w:r>
+      <w:r>
+        <w:rPr>
+          <w:rFonts w:ascii="Consolas" w:hAnsi="Consolas" w:eastAsia="Consolas" w:cs="Consolas"/>
+          <w:b w:val="0"/>
+          <w:i w:val="0"/>
+          <w:color w:val="000000"/>
+          <w:sz w:val="24"/>
+        </w:rPr>
+        <w:t>environment.yml</w:t>
+      </w:r>
+      <w:r>
+        <w:rPr>
+          <w:rFonts w:ascii="Times New Roman" w:hAnsi="Times New Roman" w:eastAsia="Times New Roman" w:cs="Times New Roman"/>
+          <w:b w:val="0"/>
+          <w:i w:val="0"/>
+          <w:color w:val="000000"/>
+          <w:sz w:val="24"/>
+        </w:rPr>
+        <w:t>: Python 3.11, MAFFT 7.526, FastTree 2.2.0, IQ-TREE 2.4.0). Every simulated dataset — FASTA, true tree, alignment, and both inferred trees — is regenerable from its seed with the exact software versions recorded here. Two toolchain consistency checks were performed: (i) regenerating the n=200/seed=100 dataset reproduced the committed FASTA byte-for-byte; and (ii) re-running the full n=200 indel benchmark under the pinned environment reproduced the reported Fusang mean within 0.0004 nRF and the FastTree2 trees bit-for-bit (130/130), with per-seed Fusang differences confined to ±1–2 bipartitions arising from BLAS-dependent floating-point tie-breaking in NJ across library versions (within-environment runs are deterministic: three repeats of the same seed produced bit-identical trees). Fusang per-seed values should therefore be reproduced under the pinned environment; summary statistics are robust to these platform effects. The n=500/n=1000 benchmarks additionally used MAFFT 7.525 with the identical FastTree 2.2.0 binary (toolchain versions are recorded per benchmark in the reproduction package).</w:t>
+      </w:r>
+    </w:p>
+    <w:p>
+      <w:pPr>
         <w:keepNext/>
         <w:spacing w:before="200" w:after="120" w:line="276" w:lineRule="auto"/>
       </w:pPr>
@@ -339,9 +2163,9 @@
           <w:b/>
           <w:i w:val="0"/>
           <w:color w:val="000000"/>
-          <w:sz w:val="26"/>
-        </w:rPr>
-        <w:t>K-mer frequency vectors in phylogenetics: status and opportunities</w:t>
+          <w:sz w:val="24"/>
+        </w:rPr>
+        <w:t>Statistical framework</w:t>
       </w:r>
     </w:p>
     <w:p>
@@ -356,51 +2180,191 @@
           <w:color w:val="000000"/>
           <w:sz w:val="24"/>
         </w:rPr>
-        <w:t xml:space="preserve">K-mer frequency vectors have been applied to multiple sequence analysis tasks including protein classification [7], metagenomic binning [8], and genome assembly. In phylogenetic inference, prior alignment-free work (reviewed in [9,10]) includes hierarchical phylogenomic inference [11], kmacs [12] (gapped k-mismatch substring matching), spaced-word frequency methods [13], and the Alfpy toolkit with the AFproject benchmark [14], which provides standardized implementations of multiple alignment-free methods including gapped k-mer variants. Despite these foundations, </w:t>
-      </w:r>
-      <w:r>
-        <w:rPr>
-          <w:rFonts w:ascii="Times New Roman" w:hAnsi="Times New Roman" w:eastAsia="Times New Roman" w:cs="Times New Roman"/>
-          <w:b/>
-          <w:i w:val="0"/>
-          <w:color w:val="000000"/>
-          <w:sz w:val="24"/>
-        </w:rPr>
-        <w:t>k-mer frequency vectors (spaced and contiguous) have not been systematically evaluated for phylogenetic inference under realistic evolutionary conditions (indel-rich sequences).</w:t>
-      </w:r>
-      <w:r>
-        <w:rPr>
-          <w:rFonts w:ascii="Times New Roman" w:hAnsi="Times New Roman" w:eastAsia="Times New Roman" w:cs="Times New Roman"/>
-          <w:b w:val="0"/>
-          <w:i w:val="0"/>
-          <w:color w:val="000000"/>
-          <w:sz w:val="24"/>
-        </w:rPr>
-        <w:t xml:space="preserve"> The contributions of this work are therefore twofold: (i) a systematic evaluation of </w:t>
-      </w:r>
-      <w:r>
-        <w:rPr>
-          <w:rFonts w:ascii="Times New Roman" w:hAnsi="Times New Roman" w:eastAsia="Times New Roman" w:cs="Times New Roman"/>
-          <w:b/>
-          <w:i w:val="0"/>
-          <w:color w:val="000000"/>
-          <w:sz w:val="24"/>
-        </w:rPr>
-        <w:t>k-mer frequency vector cosine distances</w:t>
-      </w:r>
-      <w:r>
-        <w:rPr>
-          <w:rFonts w:ascii="Times New Roman" w:hAnsi="Times New Roman" w:eastAsia="Times New Roman" w:cs="Times New Roman"/>
-          <w:b w:val="0"/>
-          <w:i w:val="0"/>
-          <w:color w:val="000000"/>
-          <w:sz w:val="24"/>
-        </w:rPr>
-        <w:t xml:space="preserve"> — comparing both spaced and contiguous k-mer patterns across multiple distance metrics — for phylogenetic inference under indel-rich conditions; and (ii) the delivery of these findings as a ready-to-use open-source tool (Fusang: Tardigrade Edition) with automatic parameter selection, a multi-k ensemble requiring no manual k choice, and an empirically mapped domain of applicability. We find that: (1) k-mer frequency vectors with cosine distance provide effective phylogenetic signal under indels; (2) spaced k-mers are hypothesized to be more robust at high indel rates, though the practical advantage over contiguous k-mers is modest at the tested indel rate (0.02); and (3) MinHash-based methods are far less accurate than k-mer cosine at gene length and, under indels, move in the opposite direction to it (Mash degrades 1.16× while k-mer cosine improves 0.83×), so the earlier claim that both degrade severely (~1.9×) is withdrawn. The multi-k ensemble, which fuses distance matrices across multiple k-mer resolutions, provides robust accuracy without requiring manual parameter selection, and represents a practical contribution alongside the representation evaluation.</w:t>
+        <w:t>For multi-seed benchmarks, we report:</w:t>
       </w:r>
     </w:p>
     <w:p>
       <w:pPr>
+        <w:pStyle w:val="ListBullet"/>
+        <w:spacing w:after="60" w:line="360" w:lineRule="auto"/>
+      </w:pPr>
+      <w:r>
+        <w:rPr>
+          <w:rFonts w:ascii="Times New Roman" w:hAnsi="Times New Roman" w:eastAsia="Times New Roman" w:cs="Times New Roman"/>
+          <w:b w:val="0"/>
+          <w:i w:val="0"/>
+          <w:color w:val="000000"/>
+          <w:sz w:val="24"/>
+        </w:rPr>
+        <w:t>Mean and standard deviation of nRF across seeds</w:t>
+      </w:r>
+    </w:p>
+    <w:p>
+      <w:pPr>
+        <w:pStyle w:val="ListBullet"/>
+        <w:spacing w:after="60" w:line="360" w:lineRule="auto"/>
+      </w:pPr>
+      <w:r>
+        <w:rPr>
+          <w:rFonts w:ascii="Times New Roman" w:hAnsi="Times New Roman" w:eastAsia="Times New Roman" w:cs="Times New Roman"/>
+          <w:b w:val="0"/>
+          <w:i w:val="0"/>
+          <w:color w:val="000000"/>
+          <w:sz w:val="24"/>
+        </w:rPr>
+        <w:t xml:space="preserve">Wilcoxon signed-rank test p-values (paired per-seed comparison). Tests are run on </w:t>
+      </w:r>
+      <w:r>
+        <w:rPr>
+          <w:rFonts w:ascii="Times New Roman" w:hAnsi="Times New Roman" w:eastAsia="Times New Roman" w:cs="Times New Roman"/>
+          <w:b/>
+          <w:i w:val="0"/>
+          <w:color w:val="000000"/>
+          <w:sz w:val="24"/>
+        </w:rPr>
+        <w:t>integer RF counts</w:t>
+      </w:r>
+      <w:r>
+        <w:rPr>
+          <w:rFonts w:ascii="Times New Roman" w:hAnsi="Times New Roman" w:eastAsia="Times New Roman" w:cs="Times New Roman"/>
+          <w:b w:val="0"/>
+          <w:i w:val="0"/>
+          <w:color w:val="000000"/>
+          <w:sz w:val="24"/>
+        </w:rPr>
+        <w:t>, not on normalised nRF values: feeding independently rounded floating-point nRF values into the test introduces ~10⁻⁶ numerical noise that breaks rank ties and can change the resulting p-value. Zero differences are handled with the zero-split convention (</w:t>
+      </w:r>
+      <w:r>
+        <w:rPr>
+          <w:rFonts w:ascii="Consolas" w:hAnsi="Consolas" w:eastAsia="Consolas" w:cs="Consolas"/>
+          <w:b w:val="0"/>
+          <w:i w:val="0"/>
+          <w:color w:val="000000"/>
+          <w:sz w:val="24"/>
+        </w:rPr>
+        <w:t>zero_method='zsplit'</w:t>
+      </w:r>
+      <w:r>
+        <w:rPr>
+          <w:rFonts w:ascii="Times New Roman" w:hAnsi="Times New Roman" w:eastAsia="Times New Roman" w:cs="Times New Roman"/>
+          <w:b w:val="0"/>
+          <w:i w:val="0"/>
+          <w:color w:val="000000"/>
+          <w:sz w:val="24"/>
+        </w:rPr>
+        <w:t xml:space="preserve">, zeros split evenly between the positive and negative ranks); this convention is used for </w:t>
+      </w:r>
+      <w:r>
+        <w:rPr>
+          <w:rFonts w:ascii="Times New Roman" w:hAnsi="Times New Roman" w:eastAsia="Times New Roman" w:cs="Times New Roman"/>
+          <w:b/>
+          <w:i w:val="0"/>
+          <w:color w:val="000000"/>
+          <w:sz w:val="24"/>
+        </w:rPr>
+        <w:t>every</w:t>
+      </w:r>
+      <w:r>
+        <w:rPr>
+          <w:rFonts w:ascii="Times New Roman" w:hAnsi="Times New Roman" w:eastAsia="Times New Roman" w:cs="Times New Roman"/>
+          <w:b w:val="0"/>
+          <w:i w:val="0"/>
+          <w:color w:val="000000"/>
+          <w:sz w:val="24"/>
+        </w:rPr>
+        <w:t xml:space="preserve"> Wilcoxon signed-rank test reported in this manuscript, so no comparison is reported under whichever convention happens to favour it</w:t>
+      </w:r>
+    </w:p>
+    <w:p>
+      <w:pPr>
+        <w:pStyle w:val="ListBullet"/>
+        <w:spacing w:after="60" w:line="360" w:lineRule="auto"/>
+      </w:pPr>
+      <w:r>
+        <w:rPr>
+          <w:rFonts w:ascii="Times New Roman" w:hAnsi="Times New Roman" w:eastAsia="Times New Roman" w:cs="Times New Roman"/>
+          <w:b w:val="0"/>
+          <w:i w:val="0"/>
+          <w:color w:val="000000"/>
+          <w:sz w:val="24"/>
+        </w:rPr>
+        <w:t>Cohen's d effect size with 95% bootstrap confidence intervals</w:t>
+      </w:r>
+    </w:p>
+    <w:p>
+      <w:pPr>
+        <w:pStyle w:val="ListBullet"/>
+        <w:spacing w:after="60" w:line="360" w:lineRule="auto"/>
+      </w:pPr>
+      <w:r>
+        <w:rPr>
+          <w:rFonts w:ascii="Times New Roman" w:hAnsi="Times New Roman" w:eastAsia="Times New Roman" w:cs="Times New Roman"/>
+          <w:b w:val="0"/>
+          <w:i w:val="0"/>
+          <w:color w:val="000000"/>
+          <w:sz w:val="24"/>
+        </w:rPr>
+        <w:t>Bonferroni correction for multiple comparisons across datasets (6 ground truth datasets tested — n=200 clean, n=200 indel, n=500 clean, n=500 indel, n=1000 clean, n=1000 indel; adjusted α = 0.05/6 ≈ 0.008)</w:t>
+      </w:r>
+    </w:p>
+    <w:p>
+      <w:pPr>
+        <w:pStyle w:val="ListBullet"/>
+        <w:spacing w:after="60" w:line="360" w:lineRule="auto"/>
+      </w:pPr>
+      <w:r>
+        <w:rPr>
+          <w:rFonts w:ascii="Times New Roman" w:hAnsi="Times New Roman" w:eastAsia="Times New Roman" w:cs="Times New Roman"/>
+          <w:b w:val="0"/>
+          <w:i w:val="0"/>
+          <w:color w:val="000000"/>
+          <w:sz w:val="24"/>
+        </w:rPr>
+        <w:t>Benjamini-Hochberg FDR correction as a less conservative alternative. The 6 ground truth dataset comparisons constitute the pre-specified confirmatory family; all other reported p-values (e.g., SwissTree, alignment-free competitor, and pipeline-level comparisons) are secondary and should be interpreted as exploratory</w:t>
+      </w:r>
+    </w:p>
+    <w:p>
+      <w:pPr>
+        <w:spacing w:after="120" w:line="360" w:lineRule="auto"/>
+      </w:pPr>
+      <w:r>
+        <w:rPr>
+          <w:rFonts w:ascii="Times New Roman" w:hAnsi="Times New Roman" w:eastAsia="Times New Roman" w:cs="Times New Roman"/>
+          <w:b w:val="0"/>
+          <w:i w:val="0"/>
+          <w:color w:val="000000"/>
+          <w:sz w:val="24"/>
+        </w:rPr>
+        <w:t>All statistical analyses were performed in Python using scipy.stats. We note that statistical power varies across dataset sizes: the 130-seed benchmark (n=200, indel) provides adequate power (≥80%) to detect a medium effect size (Cohen's d=0.5) at α=0.05 (two-sided paired test), while 30-seed benchmarks provide moderate power (~75% for d=0.5) and should be interpreted cautiously for non-significant results.</w:t>
+      </w:r>
+    </w:p>
+    <w:p>
+      <w:pPr>
+        <w:spacing w:after="120" w:line="360" w:lineRule="auto"/>
+      </w:pPr>
+      <w:r>
+        <w:rPr>
+          <w:rFonts w:ascii="Times New Roman" w:hAnsi="Times New Roman" w:eastAsia="Times New Roman" w:cs="Times New Roman"/>
+          <w:b/>
+          <w:i w:val="0"/>
+          <w:color w:val="000000"/>
+          <w:sz w:val="24"/>
+        </w:rPr>
+        <w:t>Outlier handling</w:t>
+      </w:r>
+      <w:r>
+        <w:rPr>
+          <w:rFonts w:ascii="Times New Roman" w:hAnsi="Times New Roman" w:eastAsia="Times New Roman" w:cs="Times New Roman"/>
+          <w:b w:val="0"/>
+          <w:i w:val="0"/>
+          <w:color w:val="000000"/>
+          <w:sz w:val="24"/>
+        </w:rPr>
+        <w:t>: For all multi-seed benchmarks, we exclude seeds where nRF &gt; 0.3 for either method. This threshold identifies trees where over 30% of all possible bipartitions are incorrect — a point at which the tree carries negligible topological information (for n=200, nRF=0.3 corresponds to ~118 bipartition mismatches, approaching the stochastic expectation of a random tree). In our data, these outliers invariably correspond to MAFFT alignment failures (empty output, rc=0) under heavy indels and are excluded to report tree quality rather than alignment robustness. Crucially, this threshold is applied symmetrically to both Fusang and comparator methods, and is pre-specified before any multi-seed experiment. In the 130-seed INDELible benchmark (n=200, indel rate=0.02, seeds 100–229) all 130 seeds produced valid trees and none exceeded the nRF&gt;0.3 threshold, so no exclusion was applied to the reported statistics; the rule is retained for the remaining conditions, where it does remove occasional MAFFT failure seeds. Complete raw data are provided in Supplementary Table S4.</w:t>
+      </w:r>
+    </w:p>
+    <w:p>
+      <w:pPr>
         <w:keepNext/>
         <w:spacing w:before="200" w:after="120" w:line="276" w:lineRule="auto"/>
       </w:pPr>
@@ -410,9 +2374,9 @@
           <w:b/>
           <w:i w:val="0"/>
           <w:color w:val="000000"/>
-          <w:sz w:val="26"/>
-        </w:rPr>
-        <w:t>Contributions of this work</w:t>
+          <w:sz w:val="24"/>
+        </w:rPr>
+        <w:t>Table 1 and Table 3 provenance</w:t>
       </w:r>
     </w:p>
     <w:p>
@@ -427,7 +2391,147 @@
           <w:color w:val="000000"/>
           <w:sz w:val="24"/>
         </w:rPr>
-        <w:t>We systematically evaluate spaced k-mer features for phylogenetic tree inference across datasets spanning n=20 to 10,000 taxa. We make the following contributions:</w:t>
+        <w:t xml:space="preserve">All six cells of Table 1 (n = 200/500/1000 × clean/indel) were recomputed from the archived trees by </w:t>
+      </w:r>
+      <w:r>
+        <w:rPr>
+          <w:rFonts w:ascii="Consolas" w:hAnsi="Consolas" w:eastAsia="Consolas" w:cs="Consolas"/>
+          <w:b w:val="0"/>
+          <w:i w:val="0"/>
+          <w:color w:val="000000"/>
+          <w:sz w:val="24"/>
+        </w:rPr>
+        <w:t>rescore_table1_nrfstandard.py</w:t>
+      </w:r>
+      <w:r>
+        <w:rPr>
+          <w:rFonts w:ascii="Times New Roman" w:hAnsi="Times New Roman" w:eastAsia="Times New Roman" w:cs="Times New Roman"/>
+          <w:b w:val="0"/>
+          <w:i w:val="0"/>
+          <w:color w:val="000000"/>
+          <w:sz w:val="24"/>
+        </w:rPr>
+        <w:t xml:space="preserve"> using the standard root-independent unrooted RF defined below. Per-seed values are deposited as </w:t>
+      </w:r>
+      <w:r>
+        <w:rPr>
+          <w:rFonts w:ascii="Consolas" w:hAnsi="Consolas" w:eastAsia="Consolas" w:cs="Consolas"/>
+          <w:b w:val="0"/>
+          <w:i w:val="0"/>
+          <w:color w:val="000000"/>
+          <w:sz w:val="24"/>
+        </w:rPr>
+        <w:t>table1_nrfstandard/{cell}_nrfstandard.csv</w:t>
+      </w:r>
+      <w:r>
+        <w:rPr>
+          <w:rFonts w:ascii="Times New Roman" w:hAnsi="Times New Roman" w:eastAsia="Times New Roman" w:cs="Times New Roman"/>
+          <w:b w:val="0"/>
+          <w:i w:val="0"/>
+          <w:color w:val="000000"/>
+          <w:sz w:val="24"/>
+        </w:rPr>
+        <w:t xml:space="preserve">, and the summary statistics (means, SDs, Wilcoxon p-values on integer RF counts, Cohen's d, and win/loss/tie counts) as </w:t>
+      </w:r>
+      <w:r>
+        <w:rPr>
+          <w:rFonts w:ascii="Consolas" w:hAnsi="Consolas" w:eastAsia="Consolas" w:cs="Consolas"/>
+          <w:b w:val="0"/>
+          <w:i w:val="0"/>
+          <w:color w:val="000000"/>
+          <w:sz w:val="24"/>
+        </w:rPr>
+        <w:t>table1_nrfstandard/TABLE1_all_summary.json</w:t>
+      </w:r>
+      <w:r>
+        <w:rPr>
+          <w:rFonts w:ascii="Times New Roman" w:hAnsi="Times New Roman" w:eastAsia="Times New Roman" w:cs="Times New Roman"/>
+          <w:b w:val="0"/>
+          <w:i w:val="0"/>
+          <w:color w:val="000000"/>
+          <w:sz w:val="24"/>
+        </w:rPr>
+        <w:t xml:space="preserve">. </w:t>
+      </w:r>
+      <w:r>
+        <w:rPr>
+          <w:rFonts w:ascii="Times New Roman" w:hAnsi="Times New Roman" w:eastAsia="Times New Roman" w:cs="Times New Roman"/>
+          <w:b/>
+          <w:i w:val="0"/>
+          <w:color w:val="000000"/>
+          <w:sz w:val="24"/>
+        </w:rPr>
+        <w:t>Caution for reuse:</w:t>
+      </w:r>
+      <w:r>
+        <w:rPr>
+          <w:rFonts w:ascii="Times New Roman" w:hAnsi="Times New Roman" w:eastAsia="Times New Roman" w:cs="Times New Roman"/>
+          <w:b w:val="0"/>
+          <w:i w:val="0"/>
+          <w:color w:val="000000"/>
+          <w:sz w:val="24"/>
+        </w:rPr>
+        <w:t xml:space="preserve"> the </w:t>
+      </w:r>
+      <w:r>
+        <w:rPr>
+          <w:rFonts w:ascii="Consolas" w:hAnsi="Consolas" w:eastAsia="Consolas" w:cs="Consolas"/>
+          <w:b w:val="0"/>
+          <w:i w:val="0"/>
+          <w:color w:val="000000"/>
+          <w:sz w:val="24"/>
+        </w:rPr>
+        <w:t>bench_n*_30seeds.csv</w:t>
+      </w:r>
+      <w:r>
+        <w:rPr>
+          <w:rFonts w:ascii="Times New Roman" w:hAnsi="Times New Roman" w:eastAsia="Times New Roman" w:cs="Times New Roman"/>
+          <w:b w:val="0"/>
+          <w:i w:val="0"/>
+          <w:color w:val="000000"/>
+          <w:sz w:val="24"/>
+        </w:rPr>
+        <w:t xml:space="preserve"> and </w:t>
+      </w:r>
+      <w:r>
+        <w:rPr>
+          <w:rFonts w:ascii="Consolas" w:hAnsi="Consolas" w:eastAsia="Consolas" w:cs="Consolas"/>
+          <w:b w:val="0"/>
+          <w:i w:val="0"/>
+          <w:color w:val="000000"/>
+          <w:sz w:val="24"/>
+        </w:rPr>
+        <w:t>summary_n*.json</w:t>
+      </w:r>
+      <w:r>
+        <w:rPr>
+          <w:rFonts w:ascii="Times New Roman" w:hAnsi="Times New Roman" w:eastAsia="Times New Roman" w:cs="Times New Roman"/>
+          <w:b w:val="0"/>
+          <w:i w:val="0"/>
+          <w:color w:val="000000"/>
+          <w:sz w:val="24"/>
+        </w:rPr>
+        <w:t xml:space="preserve"> files that sit alongside the tree files in </w:t>
+      </w:r>
+      <w:r>
+        <w:rPr>
+          <w:rFonts w:ascii="Consolas" w:hAnsi="Consolas" w:eastAsia="Consolas" w:cs="Consolas"/>
+          <w:b w:val="0"/>
+          <w:i w:val="0"/>
+          <w:color w:val="000000"/>
+          <w:sz w:val="24"/>
+        </w:rPr>
+        <w:t>indelible_n{500,1000}_{clean,indel}/</w:t>
+      </w:r>
+      <w:r>
+        <w:rPr>
+          <w:rFonts w:ascii="Times New Roman" w:hAnsi="Times New Roman" w:eastAsia="Times New Roman" w:cs="Times New Roman"/>
+          <w:b w:val="0"/>
+          <w:i w:val="0"/>
+          <w:color w:val="000000"/>
+          <w:sz w:val="24"/>
+        </w:rPr>
+        <w:t xml:space="preserve"> were written by the superseded, root-dependent nRF implementation and must not be cited; for example they record 0.147/0.137 for n=1000 clean, whereas the standard unrooted RF values reported in Table 1 are 0.257/0.212.</w:t>
       </w:r>
     </w:p>
     <w:p>
@@ -442,7 +2546,67 @@
           <w:color w:val="000000"/>
           <w:sz w:val="24"/>
         </w:rPr>
-        <w:t xml:space="preserve">1. </w:t>
+        <w:t xml:space="preserve">The three indel-rate rows of Table 3 (n=200, L=500 bp, 130 seeds each) were rescored by the same script from the same archived trees; per-seed values are in </w:t>
+      </w:r>
+      <w:r>
+        <w:rPr>
+          <w:rFonts w:ascii="Consolas" w:hAnsi="Consolas" w:eastAsia="Consolas" w:cs="Consolas"/>
+          <w:b w:val="0"/>
+          <w:i w:val="0"/>
+          <w:color w:val="000000"/>
+          <w:sz w:val="24"/>
+        </w:rPr>
+        <w:t>table1_nrfstandard/indel0.005_nrfstandard.csv</w:t>
+      </w:r>
+      <w:r>
+        <w:rPr>
+          <w:rFonts w:ascii="Times New Roman" w:hAnsi="Times New Roman" w:eastAsia="Times New Roman" w:cs="Times New Roman"/>
+          <w:b w:val="0"/>
+          <w:i w:val="0"/>
+          <w:color w:val="000000"/>
+          <w:sz w:val="24"/>
+        </w:rPr>
+        <w:t xml:space="preserve">, </w:t>
+      </w:r>
+      <w:r>
+        <w:rPr>
+          <w:rFonts w:ascii="Consolas" w:hAnsi="Consolas" w:eastAsia="Consolas" w:cs="Consolas"/>
+          <w:b w:val="0"/>
+          <w:i w:val="0"/>
+          <w:color w:val="000000"/>
+          <w:sz w:val="24"/>
+        </w:rPr>
+        <w:t>indel0.01_nrfstandard.csv</w:t>
+      </w:r>
+      <w:r>
+        <w:rPr>
+          <w:rFonts w:ascii="Times New Roman" w:hAnsi="Times New Roman" w:eastAsia="Times New Roman" w:cs="Times New Roman"/>
+          <w:b w:val="0"/>
+          <w:i w:val="0"/>
+          <w:color w:val="000000"/>
+          <w:sz w:val="24"/>
+        </w:rPr>
+        <w:t xml:space="preserve"> and </w:t>
+      </w:r>
+      <w:r>
+        <w:rPr>
+          <w:rFonts w:ascii="Consolas" w:hAnsi="Consolas" w:eastAsia="Consolas" w:cs="Consolas"/>
+          <w:b w:val="0"/>
+          <w:i w:val="0"/>
+          <w:color w:val="000000"/>
+          <w:sz w:val="24"/>
+        </w:rPr>
+        <w:t>indel0.05_nrfstandard.csv</w:t>
+      </w:r>
+      <w:r>
+        <w:rPr>
+          <w:rFonts w:ascii="Times New Roman" w:hAnsi="Times New Roman" w:eastAsia="Times New Roman" w:cs="Times New Roman"/>
+          <w:b w:val="0"/>
+          <w:i w:val="0"/>
+          <w:color w:val="000000"/>
+          <w:sz w:val="24"/>
+        </w:rPr>
+        <w:t xml:space="preserve">. </w:t>
       </w:r>
       <w:r>
         <w:rPr>
@@ -452,17 +2616,57 @@
           <w:color w:val="000000"/>
           <w:sz w:val="24"/>
         </w:rPr>
-        <w:t>Vector-based phylogenetic inference under indels.</w:t>
-      </w:r>
-      <w:r>
-        <w:rPr>
-          <w:rFonts w:ascii="Times New Roman" w:hAnsi="Times New Roman" w:eastAsia="Times New Roman" w:cs="Times New Roman"/>
-          <w:b w:val="0"/>
-          <w:i w:val="0"/>
-          <w:color w:val="000000"/>
-          <w:sz w:val="24"/>
-        </w:rPr>
-        <w:t xml:space="preserve"> Fusang's multi-k ensemble NJ reduces topological error by 8.7% relative to the single-k configuration (TRUE-relative nRF=0.137±0.023 vs 0.150±0.026, 30 seeds, Wilcoxon p=0.0018, paired d=0.67, ensemble lower in 19/30 seeds). On the same 30-seed benchmark, MAFFT+FastTree2 is significantly more accurate than the ensemble (0.124±0.026, paired Wilcoxon p=0.0024, d=0.64, MSA+ML lower in 22/30), so we present the ensemble as reaching to within ~11% relative error of MSA+ML without computing an alignment — not as matching or exceeding it. Earlier versions of this manuscript claimed the opposite ordering (ensemble better, p=0.024) and a 21.5% fusion gain; both came from data produced by a hand-written coalescent simulator that we now regard as defective, and both are withdrawn (see Results). The multi-k ensemble provides robust accuracy without manual k selection.</w:t>
+        <w:t>Caution for reuse:</w:t>
+      </w:r>
+      <w:r>
+        <w:rPr>
+          <w:rFonts w:ascii="Times New Roman" w:hAnsi="Times New Roman" w:eastAsia="Times New Roman" w:cs="Times New Roman"/>
+          <w:b w:val="0"/>
+          <w:i w:val="0"/>
+          <w:color w:val="000000"/>
+          <w:sz w:val="24"/>
+        </w:rPr>
+        <w:t xml:space="preserve"> </w:t>
+      </w:r>
+      <w:r>
+        <w:rPr>
+          <w:rFonts w:ascii="Consolas" w:hAnsi="Consolas" w:eastAsia="Consolas" w:cs="Consolas"/>
+          <w:b w:val="0"/>
+          <w:i w:val="0"/>
+          <w:color w:val="000000"/>
+          <w:sz w:val="24"/>
+        </w:rPr>
+        <w:t>indelible_sweep/sweep_indel0.0{05,01,05}.csv</w:t>
+      </w:r>
+      <w:r>
+        <w:rPr>
+          <w:rFonts w:ascii="Times New Roman" w:hAnsi="Times New Roman" w:eastAsia="Times New Roman" w:cs="Times New Roman"/>
+          <w:b w:val="0"/>
+          <w:i w:val="0"/>
+          <w:color w:val="000000"/>
+          <w:sz w:val="24"/>
+        </w:rPr>
+        <w:t xml:space="preserve"> store the superseded, root-dependent nRF values and must not be cited; for example </w:t>
+      </w:r>
+      <w:r>
+        <w:rPr>
+          <w:rFonts w:ascii="Consolas" w:hAnsi="Consolas" w:eastAsia="Consolas" w:cs="Consolas"/>
+          <w:b w:val="0"/>
+          <w:i w:val="0"/>
+          <w:color w:val="000000"/>
+          <w:sz w:val="24"/>
+        </w:rPr>
+        <w:t>sweep_indel0.05.csv</w:t>
+      </w:r>
+      <w:r>
+        <w:rPr>
+          <w:rFonts w:ascii="Times New Roman" w:hAnsi="Times New Roman" w:eastAsia="Times New Roman" w:cs="Times New Roman"/>
+          <w:b w:val="0"/>
+          <w:i w:val="0"/>
+          <w:color w:val="000000"/>
+          <w:sz w:val="24"/>
+        </w:rPr>
+        <w:t xml:space="preserve"> records ft2=0.167513 / fusang=0.152284 for seed 100, whereas the standard unrooted RF values for that same seed are 0.234 / 0.244 (130-seed means: 0.2020 / 0.1800 under the standard metric, against 0.1307 / 0.1119 in the superseded file).</w:t>
       </w:r>
     </w:p>
     <w:p>
@@ -472,48 +2676,129 @@
       <w:r>
         <w:rPr>
           <w:rFonts w:ascii="Times New Roman" w:hAnsi="Times New Roman" w:eastAsia="Times New Roman" w:cs="Times New Roman"/>
-          <w:b w:val="0"/>
-          <w:i w:val="0"/>
-          <w:color w:val="000000"/>
-          <w:sz w:val="24"/>
-        </w:rPr>
-        <w:t xml:space="preserve">2. </w:t>
-      </w:r>
-      <w:r>
-        <w:rPr>
-          <w:rFonts w:ascii="Times New Roman" w:hAnsi="Times New Roman" w:eastAsia="Times New Roman" w:cs="Times New Roman"/>
           <w:b/>
           <w:i w:val="0"/>
           <w:color w:val="000000"/>
           <w:sz w:val="24"/>
         </w:rPr>
-        <w:t>Characterization of indel robustness and comparison with MinHash approaches.</w:t>
-      </w:r>
-      <w:r>
-        <w:rPr>
-          <w:rFonts w:ascii="Times New Roman" w:hAnsi="Times New Roman" w:eastAsia="Times New Roman" w:cs="Times New Roman"/>
-          <w:b w:val="0"/>
-          <w:i w:val="0"/>
-          <w:color w:val="000000"/>
-          <w:sz w:val="24"/>
-        </w:rPr>
-        <w:t xml:space="preserve"> Fusang is numerically more accurate than FastTree2 under indels at n=200 (TRUE-relative nRF=0.199±0.030 vs FastTree2 nRF=0.205±0.030, paired Wilcoxon p=0.0507, 130 seeds; borderline at α=0.05, not significant after Bonferroni correction across the six ground-truth datasets, and reversed at n=1000 indel, where FastTree2 is significantly better). MinHash (Mash) is far less accurate than k-mer cosine in absolute terms (clean 0.349 vs 0.236; indel 0.403 vs 0.193; 30 seeds, Fusang better in 30/30 seeds in both conditions, paired d=3.12 and 2.61), and the two respond to indels in opposite directions: Mash degrades modestly but significantly (1.16×, p=3.0×10⁻³) while k-mer cosine improves (0.83×, p=6.2×10⁻⁶); the earlier claim that both degrade ~1.9× was an artefact of a defective simulator and is withdrawn. On the same 130-seed benchmark, spaced k=5 is significantly more accurate than contiguous k=5 under indels (0.2003 vs 0.2078, p=5.54×10⁻⁴), whereas BME-NNI refinement adds no significant gain (p=0.34); contiguous k=7 (0.1938) and the multi-k ensemble (0.1940) are both significantly more accurate than the default pipeline (0.1990, p=3.9×10⁻³ and 7.7×10⁻³), which we present as robust rather than optimal at gene length. Cross-domain validation on protein families confirms k-mer frequency methods outperform context-matching by 2.2–2.4× (p=0.0010–0.0020).</w:t>
+        <w:t>Reproducibility of the n=1,000 trees.</w:t>
+      </w:r>
+      <w:r>
+        <w:rPr>
+          <w:rFonts w:ascii="Times New Roman" w:hAnsi="Times New Roman" w:eastAsia="Times New Roman" w:cs="Times New Roman"/>
+          <w:b w:val="0"/>
+          <w:i w:val="0"/>
+          <w:color w:val="000000"/>
+          <w:sz w:val="24"/>
+        </w:rPr>
+        <w:t xml:space="preserve"> The archived n=1,000 trees could not be reproduced topology-for-topology: re-running the current code in the original pinned environment (WSL </w:t>
+      </w:r>
+      <w:r>
+        <w:rPr>
+          <w:rFonts w:ascii="Consolas" w:hAnsi="Consolas" w:eastAsia="Consolas" w:cs="Consolas"/>
+          <w:b w:val="0"/>
+          <w:i w:val="0"/>
+          <w:color w:val="000000"/>
+          <w:sz w:val="24"/>
+        </w:rPr>
+        <w:t>Ubuntu-24.04</w:t>
+      </w:r>
+      <w:r>
+        <w:rPr>
+          <w:rFonts w:ascii="Times New Roman" w:hAnsi="Times New Roman" w:eastAsia="Times New Roman" w:cs="Times New Roman"/>
+          <w:b w:val="0"/>
+          <w:i w:val="0"/>
+          <w:color w:val="000000"/>
+          <w:sz w:val="24"/>
+        </w:rPr>
+        <w:t xml:space="preserve">; conda environment </w:t>
+      </w:r>
+      <w:r>
+        <w:rPr>
+          <w:rFonts w:ascii="Consolas" w:hAnsi="Consolas" w:eastAsia="Consolas" w:cs="Consolas"/>
+          <w:b w:val="0"/>
+          <w:i w:val="0"/>
+          <w:color w:val="000000"/>
+          <w:sz w:val="24"/>
+        </w:rPr>
+        <w:t>/opt/miniconda3/envs/fusang_bench</w:t>
+      </w:r>
+      <w:r>
+        <w:rPr>
+          <w:rFonts w:ascii="Times New Roman" w:hAnsi="Times New Roman" w:eastAsia="Times New Roman" w:cs="Times New Roman"/>
+          <w:b w:val="0"/>
+          <w:i w:val="0"/>
+          <w:color w:val="000000"/>
+          <w:sz w:val="24"/>
+        </w:rPr>
+        <w:t xml:space="preserve">; Python 3.11.17, NumPy 2.4.6, SciPy 1.17.1, Numba 0.68.0) gives trees that differ from the archived ones by RF = 104, 4, 2, 14, 10, 18, 30, 178, 6 and 22 across seeds 1000–1009 (median 14), on a maximum of 2(n−3) = 1,994 bipartitions. The divergence most likely reflects code changes made after the benchmark was run; its magnitude is very uneven across seeds (seed 1007 alone accounts for RF = 178), and we have not identified the precise source. The archived scores are nevertheless representative at the level that matters: over the same ten seeds a fresh DCM+EPA re-run gives mean nRF 0.2726 against the archived 0.2717 (mean paired difference +0.0009, SD 0.0021, all ten per-seed differences below 0.007; paired Wilcoxon p=0.227 on integer RF counts, i.e. statistically indistinguishable). The Table 1 n=1,000 figures are therefore not artefacts of that topological non-reproducibility. Per-seed archived values are in </w:t>
+      </w:r>
+      <w:r>
+        <w:rPr>
+          <w:rFonts w:ascii="Consolas" w:hAnsi="Consolas" w:eastAsia="Consolas" w:cs="Consolas"/>
+          <w:b w:val="0"/>
+          <w:i w:val="0"/>
+          <w:color w:val="000000"/>
+          <w:sz w:val="24"/>
+        </w:rPr>
+        <w:t>table1_nrfstandard/n1000_clean_nrfstandard.csv</w:t>
+      </w:r>
+      <w:r>
+        <w:rPr>
+          <w:rFonts w:ascii="Times New Roman" w:hAnsi="Times New Roman" w:eastAsia="Times New Roman" w:cs="Times New Roman"/>
+          <w:b w:val="0"/>
+          <w:i w:val="0"/>
+          <w:color w:val="000000"/>
+          <w:sz w:val="24"/>
+        </w:rPr>
+        <w:t xml:space="preserve">; the re-run data, scripts, logs and environment record are in </w:t>
+      </w:r>
+      <w:r>
+        <w:rPr>
+          <w:rFonts w:ascii="Consolas" w:hAnsi="Consolas" w:eastAsia="Consolas" w:cs="Consolas"/>
+          <w:b w:val="0"/>
+          <w:i w:val="0"/>
+          <w:color w:val="000000"/>
+          <w:sz w:val="24"/>
+        </w:rPr>
+        <w:t>table_threshold_n1000_nrfstandard.csv</w:t>
+      </w:r>
+      <w:r>
+        <w:rPr>
+          <w:rFonts w:ascii="Times New Roman" w:hAnsi="Times New Roman" w:eastAsia="Times New Roman" w:cs="Times New Roman"/>
+          <w:b w:val="0"/>
+          <w:i w:val="0"/>
+          <w:color w:val="000000"/>
+          <w:sz w:val="24"/>
+        </w:rPr>
+        <w:t xml:space="preserve"> and </w:t>
+      </w:r>
+      <w:r>
+        <w:rPr>
+          <w:rFonts w:ascii="Consolas" w:hAnsi="Consolas" w:eastAsia="Consolas" w:cs="Consolas"/>
+          <w:b w:val="0"/>
+          <w:i w:val="0"/>
+          <w:color w:val="000000"/>
+          <w:sz w:val="24"/>
+        </w:rPr>
+        <w:t>bench_n1000_threshold/</w:t>
+      </w:r>
+      <w:r>
+        <w:rPr>
+          <w:rFonts w:ascii="Times New Roman" w:hAnsi="Times New Roman" w:eastAsia="Times New Roman" w:cs="Times New Roman"/>
+          <w:b w:val="0"/>
+          <w:i w:val="0"/>
+          <w:color w:val="000000"/>
+          <w:sz w:val="24"/>
+        </w:rPr>
+        <w:t>.</w:t>
       </w:r>
     </w:p>
     <w:p>
       <w:pPr>
-        <w:spacing w:after="120" w:line="360" w:lineRule="auto"/>
-      </w:pPr>
-      <w:r>
-        <w:rPr>
-          <w:rFonts w:ascii="Times New Roman" w:hAnsi="Times New Roman" w:eastAsia="Times New Roman" w:cs="Times New Roman"/>
-          <w:b w:val="0"/>
-          <w:i w:val="0"/>
-          <w:color w:val="000000"/>
-          <w:sz w:val="24"/>
-        </w:rPr>
-        <w:t xml:space="preserve">3. </w:t>
-      </w:r>
+        <w:keepNext/>
+        <w:spacing w:before="200" w:after="120" w:line="276" w:lineRule="auto"/>
+      </w:pPr>
       <w:r>
         <w:rPr>
           <w:rFonts w:ascii="Times New Roman" w:hAnsi="Times New Roman" w:eastAsia="Times New Roman" w:cs="Times New Roman"/>
@@ -522,17 +2807,7 @@
           <w:color w:val="000000"/>
           <w:sz w:val="24"/>
         </w:rPr>
-        <w:t>Engineering contributions: DCM degradation analysis, adaptive pipeline, and multi-k ensemble.</w:t>
-      </w:r>
-      <w:r>
-        <w:rPr>
-          <w:rFonts w:ascii="Times New Roman" w:hAnsi="Times New Roman" w:eastAsia="Times New Roman" w:cs="Times New Roman"/>
-          <w:b w:val="0"/>
-          <w:i w:val="0"/>
-          <w:color w:val="000000"/>
-          <w:sz w:val="24"/>
-        </w:rPr>
-        <w:t xml:space="preserve"> We identify EPA grafting as the primary bottleneck in divide-and-conquer pipelines and implement an adaptive strategy that automatically selects optimal pipeline based on dataset size. The multi-k ensemble fuses distance matrices across k-mer resolutions.</w:t>
+        <w:t>Accuracy metric</w:t>
       </w:r>
     </w:p>
     <w:p>
@@ -547,47 +2822,216 @@
           <w:color w:val="000000"/>
           <w:sz w:val="24"/>
         </w:rPr>
-        <w:t xml:space="preserve">4. </w:t>
-      </w:r>
-      <w:r>
-        <w:rPr>
-          <w:rFonts w:ascii="Times New Roman" w:hAnsi="Times New Roman" w:eastAsia="Times New Roman" w:cs="Times New Roman"/>
-          <w:b/>
-          <w:i w:val="0"/>
-          <w:color w:val="000000"/>
-          <w:sz w:val="24"/>
-        </w:rPr>
-        <w:t>Open-source implementation with automated parameter selection and boundary classifier.</w:t>
-      </w:r>
-      <w:r>
-        <w:rPr>
-          <w:rFonts w:ascii="Times New Roman" w:hAnsi="Times New Roman" w:eastAsia="Times New Roman" w:cs="Times New Roman"/>
-          <w:b w:val="0"/>
-          <w:i w:val="0"/>
-          <w:color w:val="000000"/>
-          <w:sz w:val="24"/>
-        </w:rPr>
-        <w:t xml:space="preserve"> Fusang includes a random forest classifier for dataset suitability assessment (100% accuracy on 150 simulated scenarios, 95% CI [0.975, 1.0]) and provides pre-compiled binaries for Windows/Linux.</w:t>
+        <w:t>Normalized Robinson-Foulds distance (nRF, root-independent / unrooted):</w:t>
       </w:r>
     </w:p>
     <w:p>
       <w:pPr>
-        <w:keepNext/>
-        <w:spacing w:before="240" w:after="120" w:line="276" w:lineRule="auto"/>
-      </w:pPr>
-      <w:r>
-        <w:rPr>
-          <w:rFonts w:ascii="Times New Roman" w:hAnsi="Times New Roman" w:eastAsia="Times New Roman" w:cs="Times New Roman"/>
-          <w:b/>
-          <w:i w:val="0"/>
-          <w:color w:val="000000"/>
-          <w:sz w:val="28"/>
-        </w:rPr>
-        <w:t>MATERIALS AND METHODS</w:t>
+        <w:spacing w:after="120" w:line="360" w:lineRule="auto"/>
+      </w:pPr>
+      <w:r>
+        <w:rPr>
+          <w:rFonts w:ascii="Times New Roman" w:hAnsi="Times New Roman" w:eastAsia="Times New Roman" w:cs="Times New Roman"/>
+          <w:b w:val="0"/>
+          <w:i w:val="0"/>
+          <w:color w:val="000000"/>
+          <w:sz w:val="24"/>
+        </w:rPr>
+        <w:t>nRF = RF / (2(n − 3)) = (|S₁ \ S₂| + |S₂ \ S₁|) / (2(n − 3))</w:t>
       </w:r>
     </w:p>
     <w:p>
       <w:pPr>
+        <w:spacing w:after="120" w:line="360" w:lineRule="auto"/>
+      </w:pPr>
+      <w:r>
+        <w:rPr>
+          <w:rFonts w:ascii="Times New Roman" w:hAnsi="Times New Roman" w:eastAsia="Times New Roman" w:cs="Times New Roman"/>
+          <w:b w:val="0"/>
+          <w:i w:val="0"/>
+          <w:color w:val="000000"/>
+          <w:sz w:val="24"/>
+        </w:rPr>
+        <w:t xml:space="preserve">where S₁ and S₂ are the sets of </w:t>
+      </w:r>
+      <w:r>
+        <w:rPr>
+          <w:rFonts w:ascii="Times New Roman" w:hAnsi="Times New Roman" w:eastAsia="Times New Roman" w:cs="Times New Roman"/>
+          <w:b/>
+          <w:i w:val="0"/>
+          <w:color w:val="000000"/>
+          <w:sz w:val="24"/>
+        </w:rPr>
+        <w:t>non-trivial splits (bipartitions)</w:t>
+      </w:r>
+      <w:r>
+        <w:rPr>
+          <w:rFonts w:ascii="Times New Roman" w:hAnsi="Times New Roman" w:eastAsia="Times New Roman" w:cs="Times New Roman"/>
+          <w:b w:val="0"/>
+          <w:i w:val="0"/>
+          <w:color w:val="000000"/>
+          <w:sz w:val="24"/>
+        </w:rPr>
+        <w:t xml:space="preserve"> of the two trees on their shared leaf set of size n. Each split is canonicalised by keeping the side that does </w:t>
+      </w:r>
+      <w:r>
+        <w:rPr>
+          <w:rFonts w:ascii="Times New Roman" w:hAnsi="Times New Roman" w:eastAsia="Times New Roman" w:cs="Times New Roman"/>
+          <w:b/>
+          <w:i w:val="0"/>
+          <w:color w:val="000000"/>
+          <w:sz w:val="24"/>
+        </w:rPr>
+        <w:t>not</w:t>
+      </w:r>
+      <w:r>
+        <w:rPr>
+          <w:rFonts w:ascii="Times New Roman" w:hAnsi="Times New Roman" w:eastAsia="Times New Roman" w:cs="Times New Roman"/>
+          <w:b w:val="0"/>
+          <w:i w:val="0"/>
+          <w:color w:val="000000"/>
+          <w:sz w:val="24"/>
+        </w:rPr>
+        <w:t xml:space="preserve"> contain the lexicographically smallest leaf, so the measure is independent of rooting position. For a fully resolved unrooted binary tree the number of non-trivial splits is exactly n − 3, making 2(n − 3) the maximum attainable RF between two fully resolved trees; nRF=0 is a perfect match and nRF=1 complete disagreement. Partially resolved trees (e.g. trees containing polytomies or zero-length branches that collapse to multifurcations) contribute fewer than n − 3 splits, which correspondingly increases their RF against a fully resolved reference — we report this because FastTree2 output occasionally contains collapsed branches.</w:t>
+      </w:r>
+    </w:p>
+    <w:p>
+      <w:pPr>
+        <w:spacing w:after="120" w:line="360" w:lineRule="auto"/>
+      </w:pPr>
+      <w:r>
+        <w:rPr>
+          <w:rFonts w:ascii="Times New Roman" w:hAnsi="Times New Roman" w:eastAsia="Times New Roman" w:cs="Times New Roman"/>
+          <w:b w:val="0"/>
+          <w:i w:val="0"/>
+          <w:color w:val="000000"/>
+          <w:sz w:val="24"/>
+        </w:rPr>
+        <w:t xml:space="preserve">Computation: </w:t>
+      </w:r>
+      <w:r>
+        <w:rPr>
+          <w:rFonts w:ascii="Consolas" w:hAnsi="Consolas" w:eastAsia="Consolas" w:cs="Consolas"/>
+          <w:b w:val="0"/>
+          <w:i w:val="0"/>
+          <w:color w:val="000000"/>
+          <w:sz w:val="24"/>
+        </w:rPr>
+        <w:t>nrf_standard.py</w:t>
+      </w:r>
+      <w:r>
+        <w:rPr>
+          <w:rFonts w:ascii="Times New Roman" w:hAnsi="Times New Roman" w:eastAsia="Times New Roman" w:cs="Times New Roman"/>
+          <w:b w:val="0"/>
+          <w:i w:val="0"/>
+          <w:color w:val="000000"/>
+          <w:sz w:val="24"/>
+        </w:rPr>
+        <w:t xml:space="preserve"> in the reproduction package. We verified the implementation against DendroPy 5.0.8 (</w:t>
+      </w:r>
+      <w:r>
+        <w:rPr>
+          <w:rFonts w:ascii="Consolas" w:hAnsi="Consolas" w:eastAsia="Consolas" w:cs="Consolas"/>
+          <w:b w:val="0"/>
+          <w:i w:val="0"/>
+          <w:color w:val="000000"/>
+          <w:sz w:val="24"/>
+        </w:rPr>
+        <w:t>treecompare.symmetric_difference</w:t>
+      </w:r>
+      <w:r>
+        <w:rPr>
+          <w:rFonts w:ascii="Times New Roman" w:hAnsi="Times New Roman" w:eastAsia="Times New Roman" w:cs="Times New Roman"/>
+          <w:b w:val="0"/>
+          <w:i w:val="0"/>
+          <w:color w:val="000000"/>
+          <w:sz w:val="24"/>
+        </w:rPr>
+        <w:t xml:space="preserve"> with </w:t>
+      </w:r>
+      <w:r>
+        <w:rPr>
+          <w:rFonts w:ascii="Consolas" w:hAnsi="Consolas" w:eastAsia="Consolas" w:cs="Consolas"/>
+          <w:b w:val="0"/>
+          <w:i w:val="0"/>
+          <w:color w:val="000000"/>
+          <w:sz w:val="24"/>
+        </w:rPr>
+        <w:t>rooting='force-unrooted'</w:t>
+      </w:r>
+      <w:r>
+        <w:rPr>
+          <w:rFonts w:ascii="Times New Roman" w:hAnsi="Times New Roman" w:eastAsia="Times New Roman" w:cs="Times New Roman"/>
+          <w:b w:val="0"/>
+          <w:i w:val="0"/>
+          <w:color w:val="000000"/>
+          <w:sz w:val="24"/>
+        </w:rPr>
+        <w:t>) on five independent tree pairs spanning both conditions and three dataset scales, obtaining bit-identical values (e.g. 0.274112, 0.220812, 0.228426, 0.213198, 0.221328). An earlier in-house metric (</w:t>
+      </w:r>
+      <w:r>
+        <w:rPr>
+          <w:rFonts w:ascii="Consolas" w:hAnsi="Consolas" w:eastAsia="Consolas" w:cs="Consolas"/>
+          <w:b w:val="0"/>
+          <w:i w:val="0"/>
+          <w:color w:val="000000"/>
+          <w:sz w:val="24"/>
+        </w:rPr>
+        <w:t>calc_nrf_simple.py</w:t>
+      </w:r>
+      <w:r>
+        <w:rPr>
+          <w:rFonts w:ascii="Times New Roman" w:hAnsi="Times New Roman" w:eastAsia="Times New Roman" w:cs="Times New Roman"/>
+          <w:b w:val="0"/>
+          <w:i w:val="0"/>
+          <w:color w:val="000000"/>
+          <w:sz w:val="24"/>
+        </w:rPr>
+        <w:t xml:space="preserve">), which retained only the smaller child clade of each internal node, captured only 64 of the 197 non-trivial splits of an n=200 reference tree and systematically distorted comparisons in Fusang's favour; </w:t>
+      </w:r>
+      <w:r>
+        <w:rPr>
+          <w:rFonts w:ascii="Times New Roman" w:hAnsi="Times New Roman" w:eastAsia="Times New Roman" w:cs="Times New Roman"/>
+          <w:b/>
+          <w:i w:val="0"/>
+          <w:color w:val="000000"/>
+          <w:sz w:val="24"/>
+        </w:rPr>
+        <w:t>all nRF values reported here use the root-independent definition above</w:t>
+      </w:r>
+      <w:r>
+        <w:rPr>
+          <w:rFonts w:ascii="Times New Roman" w:hAnsi="Times New Roman" w:eastAsia="Times New Roman" w:cs="Times New Roman"/>
+          <w:b w:val="0"/>
+          <w:i w:val="0"/>
+          <w:color w:val="000000"/>
+          <w:sz w:val="24"/>
+        </w:rPr>
+        <w:t xml:space="preserve">, and every value from the earlier metric has been recomputed. A concrete illustration of the size and direction of that distortion: on clean n=200 data (seed 42, </w:t>
+      </w:r>
+      <w:r>
+        <w:rPr>
+          <w:rFonts w:ascii="Consolas" w:hAnsi="Consolas" w:eastAsia="Consolas" w:cs="Consolas"/>
+          <w:b w:val="0"/>
+          <w:i w:val="0"/>
+          <w:color w:val="000000"/>
+          <w:sz w:val="24"/>
+        </w:rPr>
+        <w:t>test_n200.fasta</w:t>
+      </w:r>
+      <w:r>
+        <w:rPr>
+          <w:rFonts w:ascii="Times New Roman" w:hAnsi="Times New Roman" w:eastAsia="Times New Roman" w:cs="Times New Roman"/>
+          <w:b w:val="0"/>
+          <w:i w:val="0"/>
+          <w:color w:val="000000"/>
+          <w:sz w:val="24"/>
+        </w:rPr>
+        <w:t>) the simplified pipeline's NJ tree is itself identical to the simulated true tree (RF=0, nRF=0.000), yet the earlier metric reported nRF=0.005 for it — that is, the superseded implementation invented error that the root-independent metric shows was never there. Errors of this kind, applied per tree and not uniformly across methods, are why the earlier comparisons in this manuscript were biased in Fusang's favour and why every affected value has been recomputed.</w:t>
+      </w:r>
+    </w:p>
+    <w:p>
+      <w:pPr>
         <w:keepNext/>
         <w:spacing w:before="200" w:after="120" w:line="276" w:lineRule="auto"/>
       </w:pPr>
@@ -597,200 +3041,42 @@
           <w:b/>
           <w:i w:val="0"/>
           <w:color w:val="000000"/>
-          <w:sz w:val="26"/>
-        </w:rPr>
-        <w:t>Spaced k-mer feature extraction</w:t>
+          <w:sz w:val="24"/>
+        </w:rPr>
+        <w:t>Comparison methods</w:t>
       </w:r>
     </w:p>
     <w:p>
       <w:pPr>
-        <w:spacing w:after="120" w:line="360" w:lineRule="auto"/>
-      </w:pPr>
-      <w:r>
-        <w:rPr>
-          <w:rFonts w:ascii="Times New Roman" w:hAnsi="Times New Roman" w:eastAsia="Times New Roman" w:cs="Times New Roman"/>
-          <w:b w:val="0"/>
-          <w:i w:val="0"/>
-          <w:color w:val="000000"/>
-          <w:sz w:val="24"/>
-        </w:rPr>
-        <w:t>For a DNA sequence S of length L, a spaced k-mer of weight k is defined by a binary pattern over a window of length k + s (s = number of skipped positions), in which k positions are sampled (1) and s are skipped (0). Two gap styles are implemented (</w:t>
-      </w:r>
-      <w:r>
-        <w:rPr>
-          <w:rFonts w:ascii="Consolas" w:hAnsi="Consolas" w:eastAsia="Consolas" w:cs="Consolas"/>
-          <w:b w:val="0"/>
-          <w:i w:val="0"/>
-          <w:color w:val="000000"/>
-          <w:sz w:val="24"/>
-        </w:rPr>
-        <w:t>kmer_distance.make_gap_pattern</w:t>
-      </w:r>
-      <w:r>
-        <w:rPr>
-          <w:rFonts w:ascii="Times New Roman" w:hAnsi="Times New Roman" w:eastAsia="Times New Roman" w:cs="Times New Roman"/>
-          <w:b w:val="0"/>
-          <w:i w:val="0"/>
-          <w:color w:val="000000"/>
-          <w:sz w:val="24"/>
-        </w:rPr>
-        <w:t xml:space="preserve">): </w:t>
-      </w:r>
-      <w:r>
-        <w:rPr>
-          <w:rFonts w:ascii="Consolas" w:hAnsi="Consolas" w:eastAsia="Consolas" w:cs="Consolas"/>
-          <w:b w:val="0"/>
-          <w:i w:val="0"/>
-          <w:color w:val="000000"/>
-          <w:sz w:val="24"/>
-        </w:rPr>
-        <w:t>gap1</w:t>
-      </w:r>
-      <w:r>
-        <w:rPr>
-          <w:rFonts w:ascii="Times New Roman" w:hAnsi="Times New Roman" w:eastAsia="Times New Roman" w:cs="Times New Roman"/>
-          <w:b w:val="0"/>
-          <w:i w:val="0"/>
-          <w:color w:val="000000"/>
-          <w:sz w:val="24"/>
-        </w:rPr>
-        <w:t xml:space="preserve"> interleaves one skipped position after every two sampled positions, and </w:t>
-      </w:r>
-      <w:r>
-        <w:rPr>
-          <w:rFonts w:ascii="Consolas" w:hAnsi="Consolas" w:eastAsia="Consolas" w:cs="Consolas"/>
-          <w:b w:val="0"/>
-          <w:i w:val="0"/>
-          <w:color w:val="000000"/>
-          <w:sz w:val="24"/>
-        </w:rPr>
-        <w:t>gap2</w:t>
-      </w:r>
-      <w:r>
-        <w:rPr>
-          <w:rFonts w:ascii="Times New Roman" w:hAnsi="Times New Roman" w:eastAsia="Times New Roman" w:cs="Times New Roman"/>
-          <w:b w:val="0"/>
-          <w:i w:val="0"/>
-          <w:color w:val="000000"/>
-          <w:sz w:val="24"/>
-        </w:rPr>
-        <w:t xml:space="preserve"> (the default) splits the sampled positions into two contiguous blocks separated by two skipped positions in the middle. Concretely, at the default k=5 the </w:t>
-      </w:r>
-      <w:r>
-        <w:rPr>
-          <w:rFonts w:ascii="Consolas" w:hAnsi="Consolas" w:eastAsia="Consolas" w:cs="Consolas"/>
-          <w:b w:val="0"/>
-          <w:i w:val="0"/>
-          <w:color w:val="000000"/>
-          <w:sz w:val="24"/>
-        </w:rPr>
-        <w:t>gap2</w:t>
-      </w:r>
-      <w:r>
-        <w:rPr>
-          <w:rFonts w:ascii="Times New Roman" w:hAnsi="Times New Roman" w:eastAsia="Times New Roman" w:cs="Times New Roman"/>
-          <w:b w:val="0"/>
-          <w:i w:val="0"/>
-          <w:color w:val="000000"/>
-          <w:sz w:val="24"/>
-        </w:rPr>
-        <w:t xml:space="preserve"> pattern is 1110011 (5 sampled positions spanning 7 nucleotides, positions 0,1,2,5,6), and at k=4 the </w:t>
-      </w:r>
-      <w:r>
-        <w:rPr>
-          <w:rFonts w:ascii="Consolas" w:hAnsi="Consolas" w:eastAsia="Consolas" w:cs="Consolas"/>
-          <w:b w:val="0"/>
-          <w:i w:val="0"/>
-          <w:color w:val="000000"/>
-          <w:sz w:val="24"/>
-        </w:rPr>
-        <w:t>gap1</w:t>
-      </w:r>
-      <w:r>
-        <w:rPr>
-          <w:rFonts w:ascii="Times New Roman" w:hAnsi="Times New Roman" w:eastAsia="Times New Roman" w:cs="Times New Roman"/>
-          <w:b w:val="0"/>
-          <w:i w:val="0"/>
-          <w:color w:val="000000"/>
-          <w:sz w:val="24"/>
-        </w:rPr>
-        <w:t xml:space="preserve"> pattern is 11011 (4 sampled positions spanning 5 nucleotides, positions 0,1,3,4); at k=4 </w:t>
-      </w:r>
-      <w:r>
-        <w:rPr>
-          <w:rFonts w:ascii="Consolas" w:hAnsi="Consolas" w:eastAsia="Consolas" w:cs="Consolas"/>
-          <w:b w:val="0"/>
-          <w:i w:val="0"/>
-          <w:color w:val="000000"/>
-          <w:sz w:val="24"/>
-        </w:rPr>
-        <w:t>gap2</w:t>
-      </w:r>
-      <w:r>
-        <w:rPr>
-          <w:rFonts w:ascii="Times New Roman" w:hAnsi="Times New Roman" w:eastAsia="Times New Roman" w:cs="Times New Roman"/>
-          <w:b w:val="0"/>
-          <w:i w:val="0"/>
-          <w:color w:val="000000"/>
-          <w:sz w:val="24"/>
-        </w:rPr>
-        <w:t xml:space="preserve"> gives 110011 (positions 0,1,4,5). Contiguous k-mers are the special case of no skipped positions. (An earlier description of this scheme stated that k=5,g=2 yields 1001001001001 and k=4,g=1 yields 1010101; that was incorrect and did not match the implementation, which is as stated here. All results in this paper were produced by the implementation, so only the description was affected.) For the 20-letter protein alphabet the SwissTree benchmark (Table 10) uses shorter patterns — </w:t>
-      </w:r>
-      <w:r>
-        <w:rPr>
-          <w:rFonts w:ascii="Consolas" w:hAnsi="Consolas" w:eastAsia="Consolas" w:cs="Consolas"/>
-          <w:b w:val="0"/>
-          <w:i w:val="0"/>
-          <w:color w:val="000000"/>
-          <w:sz w:val="24"/>
-        </w:rPr>
-        <w:t>1011</w:t>
-      </w:r>
-      <w:r>
-        <w:rPr>
-          <w:rFonts w:ascii="Times New Roman" w:hAnsi="Times New Roman" w:eastAsia="Times New Roman" w:cs="Times New Roman"/>
-          <w:b w:val="0"/>
-          <w:i w:val="0"/>
-          <w:color w:val="000000"/>
-          <w:sz w:val="24"/>
-        </w:rPr>
-        <w:t xml:space="preserve"> (3 sampled positions spanning 4 residues) and </w:t>
-      </w:r>
-      <w:r>
-        <w:rPr>
-          <w:rFonts w:ascii="Consolas" w:hAnsi="Consolas" w:eastAsia="Consolas" w:cs="Consolas"/>
-          <w:b w:val="0"/>
-          <w:i w:val="0"/>
-          <w:color w:val="000000"/>
-          <w:sz w:val="24"/>
-        </w:rPr>
-        <w:t>11011</w:t>
-      </w:r>
-      <w:r>
-        <w:rPr>
-          <w:rFonts w:ascii="Times New Roman" w:hAnsi="Times New Roman" w:eastAsia="Times New Roman" w:cs="Times New Roman"/>
-          <w:b w:val="0"/>
-          <w:i w:val="0"/>
-          <w:color w:val="000000"/>
-          <w:sz w:val="24"/>
-        </w:rPr>
-        <w:t xml:space="preserve"> (4 sampled positions spanning 5 residues) — to keep the frequency-vector dimension tractable.</w:t>
+        <w:pStyle w:val="ListBullet"/>
+        <w:spacing w:after="60" w:line="360" w:lineRule="auto"/>
+      </w:pPr>
+      <w:r>
+        <w:rPr>
+          <w:rFonts w:ascii="Times New Roman" w:hAnsi="Times New Roman" w:eastAsia="Times New Roman" w:cs="Times New Roman"/>
+          <w:b/>
+          <w:i w:val="0"/>
+          <w:color w:val="000000"/>
+          <w:sz w:val="24"/>
+        </w:rPr>
+        <w:t>Fusang: Tardigrade Edition</w:t>
+      </w:r>
+      <w:r>
+        <w:rPr>
+          <w:rFonts w:ascii="Times New Roman" w:hAnsi="Times New Roman" w:eastAsia="Times New Roman" w:cs="Times New Roman"/>
+          <w:b w:val="0"/>
+          <w:i w:val="0"/>
+          <w:color w:val="000000"/>
+          <w:sz w:val="24"/>
+        </w:rPr>
+        <w:t xml:space="preserve"> (this work): spaced k-mers (k=5,gap2), simplified or DCM pipeline, FastME BIONJ+BNNI</w:t>
       </w:r>
     </w:p>
     <w:p>
       <w:pPr>
-        <w:spacing w:after="120" w:line="360" w:lineRule="auto"/>
-      </w:pPr>
-      <w:r>
-        <w:rPr>
-          <w:rFonts w:ascii="Times New Roman" w:hAnsi="Times New Roman" w:eastAsia="Times New Roman" w:cs="Times New Roman"/>
-          <w:b w:val="0"/>
-          <w:i w:val="0"/>
-          <w:color w:val="000000"/>
-          <w:sz w:val="24"/>
-        </w:rPr>
-        <w:t xml:space="preserve">For a sequence S, the normalized frequency vector F(S) ∈ [0,1]^(4^w) — where w is the number of sampled positions in the pattern (w=k for contiguous k-mers) — counts occurrences of each observed k-mer pattern, normalized to unit L1-norm. </w:t>
-      </w:r>
+        <w:pStyle w:val="ListBullet"/>
+        <w:spacing w:after="60" w:line="360" w:lineRule="auto"/>
+      </w:pPr>
       <w:r>
         <w:rPr>
           <w:rFonts w:ascii="Times New Roman" w:hAnsi="Times New Roman" w:eastAsia="Times New Roman" w:cs="Times New Roman"/>
@@ -799,23 +3085,23 @@
           <w:color w:val="000000"/>
           <w:sz w:val="24"/>
         </w:rPr>
-        <w:t>Strand handling.</w:t>
-      </w:r>
-      <w:r>
-        <w:rPr>
-          <w:rFonts w:ascii="Times New Roman" w:hAnsi="Times New Roman" w:eastAsia="Times New Roman" w:cs="Times New Roman"/>
-          <w:b w:val="0"/>
-          <w:i w:val="0"/>
-          <w:color w:val="000000"/>
-          <w:sz w:val="24"/>
-        </w:rPr>
-        <w:t xml:space="preserve"> The implementation counts forward-strand k-mers only; it does not apply reverse-complement canonicalisation (i.e. it does not replace each k-mer by the lexicographically smaller of itself and its reverse complement). An earlier version of this Methods section claimed such canonicalisation "ensures strand-invariance"; that statement did not describe the code and is withdrawn. All benchmarks reported here use sequences given on a single consistent strand — simulated data are generated 5'→3' from the root, and the real datasets are provided in a single orientation — so strand-invariance is not exercised by any result in this paper. For inputs mixing both strands (e.g. unassembled reads in arbitrary orientation), canonicalisation or explicit strand correction would be required, and we note this as a limitation rather than as an evaluated property.</w:t>
+        <w:t>Fusang v1</w:t>
+      </w:r>
+      <w:r>
+        <w:rPr>
+          <w:rFonts w:ascii="Times New Roman" w:hAnsi="Times New Roman" w:eastAsia="Times New Roman" w:cs="Times New Roman"/>
+          <w:b w:val="0"/>
+          <w:i w:val="0"/>
+          <w:color w:val="000000"/>
+          <w:sz w:val="24"/>
+        </w:rPr>
+        <w:t xml:space="preserve"> [6]: deep learning-based, 4–40 taxa limit</w:t>
       </w:r>
     </w:p>
     <w:p>
       <w:pPr>
-        <w:keepNext/>
-        <w:spacing w:before="200" w:after="120" w:line="276" w:lineRule="auto"/>
+        <w:pStyle w:val="ListBullet"/>
+        <w:spacing w:after="60" w:line="360" w:lineRule="auto"/>
       </w:pPr>
       <w:r>
         <w:rPr>
@@ -823,1189 +3109,71 @@
           <w:b/>
           <w:i w:val="0"/>
           <w:color w:val="000000"/>
-          <w:sz w:val="26"/>
-        </w:rPr>
-        <w:t>K-mer distance computation</w:t>
+          <w:sz w:val="24"/>
+        </w:rPr>
+        <w:t>FastTree2 v2.2.0</w:t>
+      </w:r>
+      <w:r>
+        <w:rPr>
+          <w:rFonts w:ascii="Times New Roman" w:hAnsi="Times New Roman" w:eastAsia="Times New Roman" w:cs="Times New Roman"/>
+          <w:b w:val="0"/>
+          <w:i w:val="0"/>
+          <w:color w:val="000000"/>
+          <w:sz w:val="24"/>
+        </w:rPr>
+        <w:t xml:space="preserve"> [20]: GTR+CAT approximation, MAFFT alignment [21]</w:t>
       </w:r>
     </w:p>
     <w:p>
       <w:pPr>
-        <w:spacing w:after="120" w:line="360" w:lineRule="auto"/>
-      </w:pPr>
-      <w:r>
-        <w:rPr>
-          <w:rFonts w:ascii="Times New Roman" w:hAnsi="Times New Roman" w:eastAsia="Times New Roman" w:cs="Times New Roman"/>
-          <w:b w:val="0"/>
-          <w:i w:val="0"/>
-          <w:color w:val="000000"/>
-          <w:sz w:val="24"/>
-        </w:rPr>
-        <w:t>Pairwise distances between sequences A and B are computed using two complementary metrics:</w:t>
+        <w:pStyle w:val="ListBullet"/>
+        <w:spacing w:after="60" w:line="360" w:lineRule="auto"/>
+      </w:pPr>
+      <w:r>
+        <w:rPr>
+          <w:rFonts w:ascii="Times New Roman" w:hAnsi="Times New Roman" w:eastAsia="Times New Roman" w:cs="Times New Roman"/>
+          <w:b/>
+          <w:i w:val="0"/>
+          <w:color w:val="000000"/>
+          <w:sz w:val="24"/>
+        </w:rPr>
+        <w:t>RAxML-NG</w:t>
+      </w:r>
+      <w:r>
+        <w:rPr>
+          <w:rFonts w:ascii="Times New Roman" w:hAnsi="Times New Roman" w:eastAsia="Times New Roman" w:cs="Times New Roman"/>
+          <w:b w:val="0"/>
+          <w:i w:val="0"/>
+          <w:color w:val="000000"/>
+          <w:sz w:val="24"/>
+        </w:rPr>
+        <w:t xml:space="preserve"> [22] (version not captured in the run logs; the in-repo benchmark reports carry an evidently erroneous "v2.0.1" label, so no version is asserted): GTR+Γ, 10 parsimony + 10 random starting trees, MAFFT alignment</w:t>
       </w:r>
     </w:p>
     <w:p>
       <w:pPr>
-        <w:spacing w:after="120" w:line="360" w:lineRule="auto"/>
-      </w:pPr>
-      <w:r>
-        <w:rPr>
-          <w:rFonts w:ascii="Times New Roman" w:hAnsi="Times New Roman" w:eastAsia="Times New Roman" w:cs="Times New Roman"/>
-          <w:b/>
-          <w:i w:val="0"/>
-          <w:color w:val="000000"/>
-          <w:sz w:val="24"/>
-        </w:rPr>
-        <w:t>Cosine distance</w:t>
-      </w:r>
-      <w:r>
-        <w:rPr>
-          <w:rFonts w:ascii="Times New Roman" w:hAnsi="Times New Roman" w:eastAsia="Times New Roman" w:cs="Times New Roman"/>
-          <w:b w:val="0"/>
-          <w:i w:val="0"/>
-          <w:color w:val="000000"/>
-          <w:sz w:val="24"/>
-        </w:rPr>
-        <w:t xml:space="preserve"> (used in the simplified pipeline):</w:t>
-      </w:r>
-    </w:p>
-    <w:p>
-      <w:pPr>
-        <w:spacing w:after="120" w:line="360" w:lineRule="auto"/>
-      </w:pPr>
-      <w:r>
-        <w:rPr>
-          <w:rFonts w:ascii="Times New Roman" w:hAnsi="Times New Roman" w:eastAsia="Times New Roman" w:cs="Times New Roman"/>
-          <w:b w:val="0"/>
-          <w:i w:val="0"/>
-          <w:color w:val="000000"/>
-          <w:sz w:val="24"/>
-        </w:rPr>
-        <w:t>D_cos(A,B) = 1 − cos(F(A), F(B))</w:t>
-      </w:r>
-    </w:p>
-    <w:p>
-      <w:pPr>
-        <w:spacing w:after="120" w:line="360" w:lineRule="auto"/>
-      </w:pPr>
-      <w:r>
-        <w:rPr>
-          <w:rFonts w:ascii="Times New Roman" w:hAnsi="Times New Roman" w:eastAsia="Times New Roman" w:cs="Times New Roman"/>
-          <w:b w:val="0"/>
-          <w:i w:val="0"/>
-          <w:color w:val="000000"/>
-          <w:sz w:val="24"/>
-        </w:rPr>
-        <w:t xml:space="preserve">Cosine distance is preferred for the simplified pipeline because it directly models frequency vector direction, which better preserves phylogenetic signal when no downstream transformations (DCM, EPA) are applied. </w:t>
-      </w:r>
-      <w:r>
-        <w:rPr>
-          <w:rFonts w:ascii="Times New Roman" w:hAnsi="Times New Roman" w:eastAsia="Times New Roman" w:cs="Times New Roman"/>
-          <w:b/>
-          <w:i w:val="0"/>
-          <w:color w:val="000000"/>
-          <w:sz w:val="24"/>
-        </w:rPr>
-        <w:t>Comparison with Jensen-Shannon divergence (JSD):</w:t>
-      </w:r>
-      <w:r>
-        <w:rPr>
-          <w:rFonts w:ascii="Times New Roman" w:hAnsi="Times New Roman" w:eastAsia="Times New Roman" w:cs="Times New Roman"/>
-          <w:b w:val="0"/>
-          <w:i w:val="0"/>
-          <w:color w:val="000000"/>
-          <w:sz w:val="24"/>
-        </w:rPr>
-        <w:t xml:space="preserve"> JSD, used in the DCM pipeline's TF-IDF weighting step, provides a normalized distance metric suitable for high-dimensional sparse frequency vectors. However, in a benchmark on INDELible-simulated data (n=200, indel rate=0.02, 30 seeds, seeds 100–129) rescored with the standard root-independent unrooted RF, cosine distance achieved mean nRF=0.196 ± 0.026 vs square-root JSD mean nRF=0.205 ± 0.029 (paired Wilcoxon p=0.011 on integer RF counts, paired Cohen's d=0.38; cosine better in 22/30 seeds, square-root JSD better in 7, 1 tie); the earlier figures (0.129 ± 0.027 vs 0.132 ± 0.025, p=0.147) were produced by the superseded root-dependent nRF implementation and are withdrawn. Rescoring script and per-seed values: </w:t>
-      </w:r>
-      <w:r>
-        <w:rPr>
-          <w:rFonts w:ascii="Consolas" w:hAnsi="Consolas" w:eastAsia="Consolas" w:cs="Consolas"/>
-          <w:b w:val="0"/>
-          <w:i w:val="0"/>
-          <w:color w:val="000000"/>
-          <w:sz w:val="24"/>
-        </w:rPr>
-        <w:t>repro_ablations/cosine_vs_jsd_nrfstandard.py</w:t>
-      </w:r>
-      <w:r>
-        <w:rPr>
-          <w:rFonts w:ascii="Times New Roman" w:hAnsi="Times New Roman" w:eastAsia="Times New Roman" w:cs="Times New Roman"/>
-          <w:b w:val="0"/>
-          <w:i w:val="0"/>
-          <w:color w:val="000000"/>
-          <w:sz w:val="24"/>
-        </w:rPr>
-        <w:t xml:space="preserve">, </w:t>
-      </w:r>
-      <w:r>
-        <w:rPr>
-          <w:rFonts w:ascii="Consolas" w:hAnsi="Consolas" w:eastAsia="Consolas" w:cs="Consolas"/>
-          <w:b w:val="0"/>
-          <w:i w:val="0"/>
-          <w:color w:val="000000"/>
-          <w:sz w:val="24"/>
-        </w:rPr>
-        <w:t>repro_ablations/cosine_vs_jsd_n200_indel_30seeds_nrfstandard.json</w:t>
-      </w:r>
-      <w:r>
-        <w:rPr>
-          <w:rFonts w:ascii="Times New Roman" w:hAnsi="Times New Roman" w:eastAsia="Times New Roman" w:cs="Times New Roman"/>
-          <w:b w:val="0"/>
-          <w:i w:val="0"/>
-          <w:color w:val="000000"/>
-          <w:sz w:val="24"/>
-        </w:rPr>
-        <w:t>. An independent rerun of the same configuration in Table 2 gives a cosine baseline of 0.193; the 0.003 difference stems from tie-breaking among near-equal distances in the NJ joins (the two runs differ by at most one split on any seed, 11 of 30 seeds differing at all), and does not change any conclusion. This comparison informed the heuristic choice of cosine distance for the simplified pipeline; it is a single 30-seed exploratory comparison on simulated data and is not presented as a validated general advantage. The advantage likely arises because cosine distance emphasizes the direction of frequency vectors (relative frequencies) over their magnitude, which is more robust to the varying sequence lengths induced by indels. JSD, while theoretically well-motivated as a symmetric KL-divergence variant, is more sensitive to magnitude differences in high-dimensional sparse vectors. Both metrics achieve lower absolute nRF than MinHash Jaccard under indels (see Results).</w:t>
-      </w:r>
-    </w:p>
-    <w:p>
-      <w:pPr>
-        <w:spacing w:after="120" w:line="360" w:lineRule="auto"/>
-      </w:pPr>
-      <w:r>
-        <w:rPr>
-          <w:rFonts w:ascii="Times New Roman" w:hAnsi="Times New Roman" w:eastAsia="Times New Roman" w:cs="Times New Roman"/>
-          <w:b/>
-          <w:i w:val="0"/>
-          <w:color w:val="000000"/>
-          <w:sz w:val="24"/>
-        </w:rPr>
-        <w:t>Jensen-Shannon divergence</w:t>
-      </w:r>
-      <w:r>
-        <w:rPr>
-          <w:rFonts w:ascii="Times New Roman" w:hAnsi="Times New Roman" w:eastAsia="Times New Roman" w:cs="Times New Roman"/>
-          <w:b w:val="0"/>
-          <w:i w:val="0"/>
-          <w:color w:val="000000"/>
-          <w:sz w:val="24"/>
-        </w:rPr>
-        <w:t xml:space="preserve"> (used in the DCM pipeline):</w:t>
-      </w:r>
-    </w:p>
-    <w:p>
-      <w:pPr>
-        <w:spacing w:after="120" w:line="360" w:lineRule="auto"/>
-      </w:pPr>
-      <w:r>
-        <w:rPr>
-          <w:rFonts w:ascii="Times New Roman" w:hAnsi="Times New Roman" w:eastAsia="Times New Roman" w:cs="Times New Roman"/>
-          <w:b w:val="0"/>
-          <w:i w:val="0"/>
-          <w:color w:val="000000"/>
-          <w:sz w:val="24"/>
-        </w:rPr>
-        <w:t>D_JSD(A,B) = JSD(F(A), F(B)) = ½ D_KL(P||M) + ½ D_KL(Q||M)</w:t>
-      </w:r>
-    </w:p>
-    <w:p>
-      <w:pPr>
-        <w:spacing w:after="120" w:line="360" w:lineRule="auto"/>
-      </w:pPr>
-      <w:r>
-        <w:rPr>
-          <w:rFonts w:ascii="Times New Roman" w:hAnsi="Times New Roman" w:eastAsia="Times New Roman" w:cs="Times New Roman"/>
-          <w:b w:val="0"/>
-          <w:i w:val="0"/>
-          <w:color w:val="000000"/>
-          <w:sz w:val="24"/>
-        </w:rPr>
-        <w:t>where M = ½(P+Q) and D_KL is the Kullback-Leibler divergence. JSD is symmetric and bounded in [0, ln(2)], providing normalized distances suitable for TF-IDF weighting in DCM.</w:t>
-      </w:r>
-    </w:p>
-    <w:p>
-      <w:pPr>
-        <w:keepNext/>
-        <w:spacing w:before="200" w:after="120" w:line="276" w:lineRule="auto"/>
-      </w:pPr>
-      <w:r>
-        <w:rPr>
-          <w:rFonts w:ascii="Times New Roman" w:hAnsi="Times New Roman" w:eastAsia="Times New Roman" w:cs="Times New Roman"/>
-          <w:b/>
-          <w:i w:val="0"/>
-          <w:color w:val="000000"/>
-          <w:sz w:val="26"/>
-        </w:rPr>
-        <w:t>Adaptive pipeline architecture</w:t>
-      </w:r>
-    </w:p>
-    <w:p>
-      <w:pPr>
-        <w:spacing w:after="120" w:line="360" w:lineRule="auto"/>
-      </w:pPr>
-      <w:r>
-        <w:rPr>
-          <w:rFonts w:ascii="Times New Roman" w:hAnsi="Times New Roman" w:eastAsia="Times New Roman" w:cs="Times New Roman"/>
-          <w:b w:val="0"/>
-          <w:i w:val="0"/>
-          <w:color w:val="000000"/>
-          <w:sz w:val="24"/>
-        </w:rPr>
-        <w:t>Fusang implements two distinct tree-building strategies selected automatically based on dataset size:</w:t>
-      </w:r>
-    </w:p>
-    <w:p>
-      <w:pPr>
-        <w:keepNext/>
-        <w:spacing w:before="200" w:after="120" w:line="276" w:lineRule="auto"/>
-      </w:pPr>
-      <w:r>
-        <w:rPr>
-          <w:rFonts w:ascii="Times New Roman" w:hAnsi="Times New Roman" w:eastAsia="Times New Roman" w:cs="Times New Roman"/>
-          <w:b/>
-          <w:i w:val="0"/>
-          <w:color w:val="000000"/>
-          <w:sz w:val="24"/>
-        </w:rPr>
-        <w:t>Simplified pipeline (default for n ≤ 500)</w:t>
-      </w:r>
-    </w:p>
-    <w:p>
-      <w:pPr>
-        <w:spacing w:after="120" w:line="360" w:lineRule="auto"/>
-      </w:pPr>
-      <w:r>
-        <w:rPr>
-          <w:rFonts w:ascii="Times New Roman" w:hAnsi="Times New Roman" w:eastAsia="Times New Roman" w:cs="Times New Roman"/>
-          <w:b w:val="0"/>
-          <w:i w:val="0"/>
-          <w:color w:val="000000"/>
-          <w:sz w:val="24"/>
-        </w:rPr>
-        <w:t xml:space="preserve">The simplified pipeline is the default route for n ≤ 500; above that threshold Fusang switches to DCM+EPA automatically. It can be requested explicitly at larger n with </w:t>
-      </w:r>
-      <w:r>
-        <w:rPr>
-          <w:rFonts w:ascii="Consolas" w:hAnsi="Consolas" w:eastAsia="Consolas" w:cs="Consolas"/>
-          <w:b w:val="0"/>
-          <w:i w:val="0"/>
-          <w:color w:val="000000"/>
-          <w:sz w:val="24"/>
-        </w:rPr>
-        <w:t>--auto_group_method simple</w:t>
-      </w:r>
-      <w:r>
-        <w:rPr>
-          <w:rFonts w:ascii="Times New Roman" w:hAnsi="Times New Roman" w:eastAsia="Times New Roman" w:cs="Times New Roman"/>
-          <w:b w:val="0"/>
-          <w:i w:val="0"/>
-          <w:color w:val="000000"/>
-          <w:sz w:val="24"/>
-        </w:rPr>
-        <w:t xml:space="preserve">. (The </w:t>
-      </w:r>
-      <w:r>
-        <w:rPr>
-          <w:rFonts w:ascii="Consolas" w:hAnsi="Consolas" w:eastAsia="Consolas" w:cs="Consolas"/>
-          <w:b w:val="0"/>
-          <w:i w:val="0"/>
-          <w:color w:val="000000"/>
-          <w:sz w:val="24"/>
-        </w:rPr>
-        <w:t>--simple</w:t>
-      </w:r>
-      <w:r>
-        <w:rPr>
-          <w:rFonts w:ascii="Times New Roman" w:hAnsi="Times New Roman" w:eastAsia="Times New Roman" w:cs="Times New Roman"/>
-          <w:b w:val="0"/>
-          <w:i w:val="0"/>
-          <w:color w:val="000000"/>
-          <w:sz w:val="24"/>
-        </w:rPr>
-        <w:t xml:space="preserve"> flag is intended to do the same, but in the version used for this work it is silently overridden for n &gt; 500 by the </w:t>
-      </w:r>
-      <w:r>
-        <w:rPr>
-          <w:rFonts w:ascii="Consolas" w:hAnsi="Consolas" w:eastAsia="Consolas" w:cs="Consolas"/>
-          <w:b w:val="0"/>
-          <w:i w:val="0"/>
-          <w:color w:val="000000"/>
-          <w:sz w:val="24"/>
-        </w:rPr>
-        <w:t>epa_method</w:t>
-      </w:r>
-      <w:r>
-        <w:rPr>
-          <w:rFonts w:ascii="Times New Roman" w:hAnsi="Times New Roman" w:eastAsia="Times New Roman" w:cs="Times New Roman"/>
-          <w:b w:val="0"/>
-          <w:i w:val="0"/>
-          <w:color w:val="000000"/>
-          <w:sz w:val="24"/>
-        </w:rPr>
-        <w:t xml:space="preserve"> branch in </w:t>
-      </w:r>
-      <w:r>
-        <w:rPr>
-          <w:rFonts w:ascii="Consolas" w:hAnsi="Consolas" w:eastAsia="Consolas" w:cs="Consolas"/>
-          <w:b w:val="0"/>
-          <w:i w:val="0"/>
-          <w:color w:val="000000"/>
-          <w:sz w:val="24"/>
-        </w:rPr>
-        <w:t>fusang_v2.py</w:t>
-      </w:r>
-      <w:r>
-        <w:rPr>
-          <w:rFonts w:ascii="Times New Roman" w:hAnsi="Times New Roman" w:eastAsia="Times New Roman" w:cs="Times New Roman"/>
-          <w:b w:val="0"/>
-          <w:i w:val="0"/>
-          <w:color w:val="000000"/>
-          <w:sz w:val="24"/>
-        </w:rPr>
-        <w:t>; see the note to Table 11.)</w:t>
-      </w:r>
-    </w:p>
-    <w:p>
-      <w:pPr>
-        <w:spacing w:after="120" w:line="360" w:lineRule="auto"/>
-      </w:pPr>
-      <w:r>
-        <w:rPr>
-          <w:rFonts w:ascii="Times New Roman" w:hAnsi="Times New Roman" w:eastAsia="Times New Roman" w:cs="Times New Roman"/>
-          <w:b w:val="0"/>
-          <w:i w:val="0"/>
-          <w:color w:val="000000"/>
-          <w:sz w:val="24"/>
-        </w:rPr>
-        <w:t>For small-to-medium datasets, Fusang bypasses divide-and-conquer entirely:</w:t>
-      </w:r>
-    </w:p>
-    <w:p>
-      <w:pPr>
-        <w:spacing w:after="120" w:line="360" w:lineRule="auto"/>
-      </w:pPr>
-      <w:r>
-        <w:rPr>
-          <w:rFonts w:ascii="Times New Roman" w:hAnsi="Times New Roman" w:eastAsia="Times New Roman" w:cs="Times New Roman"/>
-          <w:b w:val="0"/>
-          <w:i w:val="0"/>
-          <w:color w:val="000000"/>
-          <w:sz w:val="24"/>
-        </w:rPr>
-        <w:t>1. Extract spaced k-mer frequency vectors for all sequences</w:t>
-      </w:r>
-    </w:p>
-    <w:p>
-      <w:pPr>
-        <w:spacing w:after="120" w:line="360" w:lineRule="auto"/>
-      </w:pPr>
-      <w:r>
-        <w:rPr>
-          <w:rFonts w:ascii="Times New Roman" w:hAnsi="Times New Roman" w:eastAsia="Times New Roman" w:cs="Times New Roman"/>
-          <w:b w:val="0"/>
-          <w:i w:val="0"/>
-          <w:color w:val="000000"/>
-          <w:sz w:val="24"/>
-        </w:rPr>
-        <w:t>2. Compute pairwise cosine distances (O(n² × 4^k))</w:t>
-      </w:r>
-    </w:p>
-    <w:p>
-      <w:pPr>
-        <w:spacing w:after="120" w:line="360" w:lineRule="auto"/>
-      </w:pPr>
-      <w:r>
-        <w:rPr>
-          <w:rFonts w:ascii="Times New Roman" w:hAnsi="Times New Roman" w:eastAsia="Times New Roman" w:cs="Times New Roman"/>
-          <w:b w:val="0"/>
-          <w:i w:val="0"/>
-          <w:color w:val="000000"/>
-          <w:sz w:val="24"/>
-        </w:rPr>
-        <w:t>3. Build a tree via Neighbor-Joining (NJ, BioPython) or FastME BIONJ+BNNI (BIONJ: bioNJ, a modified NJ algorithm with improved theoretical properties; BNNI: Bayesian Nearest Neighbor Interchange, a tree topology search heuristic)</w:t>
-      </w:r>
-    </w:p>
-    <w:p>
-      <w:pPr>
-        <w:spacing w:after="120" w:line="360" w:lineRule="auto"/>
-      </w:pPr>
-      <w:r>
-        <w:rPr>
-          <w:rFonts w:ascii="Times New Roman" w:hAnsi="Times New Roman" w:eastAsia="Times New Roman" w:cs="Times New Roman"/>
-          <w:b w:val="0"/>
-          <w:i w:val="0"/>
-          <w:color w:val="000000"/>
-          <w:sz w:val="24"/>
-        </w:rPr>
-        <w:t>4. When the tree was built by NJ and n ≥ 100, apply BME-scored NNI refinement (</w:t>
-      </w:r>
-      <w:r>
-        <w:rPr>
-          <w:rFonts w:ascii="Consolas" w:hAnsi="Consolas" w:eastAsia="Consolas" w:cs="Consolas"/>
-          <w:b w:val="0"/>
-          <w:i w:val="0"/>
-          <w:color w:val="000000"/>
-          <w:sz w:val="24"/>
-        </w:rPr>
-        <w:t>nni_refine</w:t>
-      </w:r>
-      <w:r>
-        <w:rPr>
-          <w:rFonts w:ascii="Times New Roman" w:hAnsi="Times New Roman" w:eastAsia="Times New Roman" w:cs="Times New Roman"/>
-          <w:b w:val="0"/>
-          <w:i w:val="0"/>
-          <w:color w:val="000000"/>
-          <w:sz w:val="24"/>
-        </w:rPr>
-        <w:t>, at most 100 accepted moves); this step is skipped for FastME trees, which are already BME-optimal</w:t>
-      </w:r>
-    </w:p>
-    <w:p>
-      <w:pPr>
-        <w:spacing w:after="120" w:line="360" w:lineRule="auto"/>
-      </w:pPr>
-      <w:r>
-        <w:rPr>
-          <w:rFonts w:ascii="Times New Roman" w:hAnsi="Times New Roman" w:eastAsia="Times New Roman" w:cs="Times New Roman"/>
-          <w:b w:val="0"/>
-          <w:i w:val="0"/>
-          <w:color w:val="000000"/>
-          <w:sz w:val="24"/>
-        </w:rPr>
-        <w:t>5. Output Newick tree</w:t>
-      </w:r>
-    </w:p>
-    <w:p>
-      <w:pPr>
-        <w:spacing w:after="120" w:line="360" w:lineRule="auto"/>
-      </w:pPr>
-      <w:r>
-        <w:rPr>
-          <w:rFonts w:ascii="Times New Roman" w:hAnsi="Times New Roman" w:eastAsia="Times New Roman" w:cs="Times New Roman"/>
-          <w:b w:val="0"/>
-          <w:i w:val="0"/>
-          <w:color w:val="000000"/>
-          <w:sz w:val="24"/>
-        </w:rPr>
-        <w:t>6. (Optional) Compute bootstrap support values via multinomial resampling of k-mer profiles (see Supplementary Note S5)</w:t>
-      </w:r>
-    </w:p>
-    <w:p>
-      <w:pPr>
-        <w:spacing w:after="120" w:line="360" w:lineRule="auto"/>
-      </w:pPr>
-      <w:r>
-        <w:rPr>
-          <w:rFonts w:ascii="Times New Roman" w:hAnsi="Times New Roman" w:eastAsia="Times New Roman" w:cs="Times New Roman"/>
-          <w:b w:val="0"/>
-          <w:i w:val="0"/>
-          <w:color w:val="000000"/>
-          <w:sz w:val="24"/>
-        </w:rPr>
-        <w:t xml:space="preserve">Unless explicitly noted as "FastME," all simplified-pipeline </w:t>
-      </w:r>
-      <w:r>
-        <w:rPr>
-          <w:rFonts w:ascii="Times New Roman" w:hAnsi="Times New Roman" w:eastAsia="Times New Roman" w:cs="Times New Roman"/>
-          <w:b/>
-          <w:i w:val="0"/>
-          <w:color w:val="000000"/>
-          <w:sz w:val="24"/>
-        </w:rPr>
-        <w:t>accuracy</w:t>
-      </w:r>
-      <w:r>
-        <w:rPr>
-          <w:rFonts w:ascii="Times New Roman" w:hAnsi="Times New Roman" w:eastAsia="Times New Roman" w:cs="Times New Roman"/>
-          <w:b w:val="0"/>
-          <w:i w:val="0"/>
-          <w:color w:val="000000"/>
-          <w:sz w:val="24"/>
-        </w:rPr>
-        <w:t xml:space="preserve"> benchmarks in this work use the NJ builder with the BME-scored NNI refinement step (auto mode; applied for n ≥ 100). The SwissTree benchmark and the alignment-free competitor comparison (see Results) likewise use NJ, for consistency with the AFproject community standard, which requires identical tree builders across methods. Scalability (wall-clock) benchmarks use FastME for its O(n²) speed advantage (Table 11).</w:t>
-      </w:r>
-    </w:p>
-    <w:p>
-      <w:pPr>
-        <w:spacing w:after="120" w:line="360" w:lineRule="auto"/>
-      </w:pPr>
-      <w:r>
-        <w:rPr>
-          <w:rFonts w:ascii="Times New Roman" w:hAnsi="Times New Roman" w:eastAsia="Times New Roman" w:cs="Times New Roman"/>
-          <w:b w:val="0"/>
-          <w:i w:val="0"/>
-          <w:color w:val="000000"/>
-          <w:sz w:val="24"/>
-        </w:rPr>
-        <w:t>This pipeline was discovered through systematic ablation experiments (see Results). On the 130-seed INDELible clean benchmark (n=200), it attains nRF=0.234 ± 0.035 vs FastTree2 0.210 ± 0.034 (paired Wilcoxon p=2.07×10⁻¹⁴; FastTree2 significantly better; Fusang better in 26/130 seeds, FastTree2 in 103, 1 tie; Table 1). An earlier version of this manuscript reported 0.144 ± 0.025 vs 0.146 ± 0.025 for the same 130 trees (paired Wilcoxon p=0.242, not significant, Fusang better in 68/130 seeds); those figures were produced by the superseded root-dependent nRF implementation (</w:t>
-      </w:r>
-      <w:r>
-        <w:rPr>
-          <w:rFonts w:ascii="Consolas" w:hAnsi="Consolas" w:eastAsia="Consolas" w:cs="Consolas"/>
-          <w:b w:val="0"/>
-          <w:i w:val="0"/>
-          <w:color w:val="000000"/>
-          <w:sz w:val="24"/>
-        </w:rPr>
-        <w:t>calc_nrf_simple.py</w:t>
-      </w:r>
-      <w:r>
-        <w:rPr>
-          <w:rFonts w:ascii="Times New Roman" w:hAnsi="Times New Roman" w:eastAsia="Times New Roman" w:cs="Times New Roman"/>
-          <w:b w:val="0"/>
-          <w:i w:val="0"/>
-          <w:color w:val="000000"/>
-          <w:sz w:val="24"/>
-        </w:rPr>
-        <w:t>), which understated RF and biased comparisons in Fusang's favour (Fusang's win count drops from 68/130 to 26/130 once the standard root-independent RF is used), and the claim that the two are statistically indistinguishable on clean data is withdrawn. The simplified pipeline eliminates the DCM-related degradation observed in the original architecture; on clean data it does not match alignment-based ML accuracy, and its value lies in avoiding alignment and in scalability rather than in clean-data accuracy.</w:t>
-      </w:r>
-    </w:p>
-    <w:p>
-      <w:pPr>
-        <w:keepNext/>
-        <w:spacing w:before="200" w:after="120" w:line="276" w:lineRule="auto"/>
-      </w:pPr>
-      <w:r>
-        <w:rPr>
-          <w:rFonts w:ascii="Times New Roman" w:hAnsi="Times New Roman" w:eastAsia="Times New Roman" w:cs="Times New Roman"/>
-          <w:b/>
-          <w:i w:val="0"/>
-          <w:color w:val="000000"/>
-          <w:sz w:val="24"/>
-        </w:rPr>
-        <w:t>Divide-and-conquer pipeline (n &gt; 500)</w:t>
-      </w:r>
-    </w:p>
-    <w:p>
-      <w:pPr>
-        <w:spacing w:after="120" w:line="360" w:lineRule="auto"/>
-      </w:pPr>
-      <w:r>
-        <w:rPr>
-          <w:rFonts w:ascii="Times New Roman" w:hAnsi="Times New Roman" w:eastAsia="Times New Roman" w:cs="Times New Roman"/>
-          <w:b w:val="0"/>
-          <w:i w:val="0"/>
-          <w:color w:val="000000"/>
-          <w:sz w:val="24"/>
-        </w:rPr>
-        <w:t>For large datasets, Fusang employs the Disk-Covering Method (DCM [3,15]):</w:t>
-      </w:r>
-    </w:p>
-    <w:p>
-      <w:pPr>
-        <w:spacing w:after="120" w:line="360" w:lineRule="auto"/>
-      </w:pPr>
-      <w:r>
-        <w:rPr>
-          <w:rFonts w:ascii="Times New Roman" w:hAnsi="Times New Roman" w:eastAsia="Times New Roman" w:cs="Times New Roman"/>
-          <w:b w:val="0"/>
-          <w:i w:val="0"/>
-          <w:color w:val="000000"/>
-          <w:sz w:val="24"/>
-        </w:rPr>
-        <w:t xml:space="preserve">1. </w:t>
-      </w:r>
-      <w:r>
-        <w:rPr>
-          <w:rFonts w:ascii="Times New Roman" w:hAnsi="Times New Roman" w:eastAsia="Times New Roman" w:cs="Times New Roman"/>
-          <w:b/>
-          <w:i w:val="0"/>
-          <w:color w:val="000000"/>
-          <w:sz w:val="24"/>
-        </w:rPr>
-        <w:t>Clustering</w:t>
-      </w:r>
-      <w:r>
-        <w:rPr>
-          <w:rFonts w:ascii="Times New Roman" w:hAnsi="Times New Roman" w:eastAsia="Times New Roman" w:cs="Times New Roman"/>
-          <w:b w:val="0"/>
-          <w:i w:val="0"/>
-          <w:color w:val="000000"/>
-          <w:sz w:val="24"/>
-        </w:rPr>
-        <w:t>: Pairwise k-mer distances → hierarchical clustering (scipy, average linkage) into groups of ≤200 taxa with 10–20% overlap</w:t>
-      </w:r>
-    </w:p>
-    <w:p>
-      <w:pPr>
-        <w:spacing w:after="120" w:line="360" w:lineRule="auto"/>
-      </w:pPr>
-      <w:r>
-        <w:rPr>
-          <w:rFonts w:ascii="Times New Roman" w:hAnsi="Times New Roman" w:eastAsia="Times New Roman" w:cs="Times New Roman"/>
-          <w:b w:val="0"/>
-          <w:i w:val="0"/>
-          <w:color w:val="000000"/>
-          <w:sz w:val="24"/>
-        </w:rPr>
-        <w:t xml:space="preserve">2. </w:t>
-      </w:r>
-      <w:r>
-        <w:rPr>
-          <w:rFonts w:ascii="Times New Roman" w:hAnsi="Times New Roman" w:eastAsia="Times New Roman" w:cs="Times New Roman"/>
-          <w:b/>
-          <w:i w:val="0"/>
-          <w:color w:val="000000"/>
-          <w:sz w:val="24"/>
-        </w:rPr>
-        <w:t>Backbone tree</w:t>
-      </w:r>
-      <w:r>
-        <w:rPr>
-          <w:rFonts w:ascii="Times New Roman" w:hAnsi="Times New Roman" w:eastAsia="Times New Roman" w:cs="Times New Roman"/>
-          <w:b w:val="0"/>
-          <w:i w:val="0"/>
-          <w:color w:val="000000"/>
-          <w:sz w:val="24"/>
-        </w:rPr>
-        <w:t>: Representative centroid sequences → FastME NJ tree</w:t>
-      </w:r>
-    </w:p>
-    <w:p>
-      <w:pPr>
-        <w:spacing w:after="120" w:line="360" w:lineRule="auto"/>
-      </w:pPr>
-      <w:r>
-        <w:rPr>
-          <w:rFonts w:ascii="Times New Roman" w:hAnsi="Times New Roman" w:eastAsia="Times New Roman" w:cs="Times New Roman"/>
-          <w:b w:val="0"/>
-          <w:i w:val="0"/>
-          <w:color w:val="000000"/>
-          <w:sz w:val="24"/>
-        </w:rPr>
-        <w:t xml:space="preserve">3. </w:t>
-      </w:r>
-      <w:r>
-        <w:rPr>
-          <w:rFonts w:ascii="Times New Roman" w:hAnsi="Times New Roman" w:eastAsia="Times New Roman" w:cs="Times New Roman"/>
-          <w:b/>
-          <w:i w:val="0"/>
-          <w:color w:val="000000"/>
-          <w:sz w:val="24"/>
-        </w:rPr>
-        <w:t>Subtree inference</w:t>
-      </w:r>
-      <w:r>
-        <w:rPr>
-          <w:rFonts w:ascii="Times New Roman" w:hAnsi="Times New Roman" w:eastAsia="Times New Roman" w:cs="Times New Roman"/>
-          <w:b w:val="0"/>
-          <w:i w:val="0"/>
-          <w:color w:val="000000"/>
-          <w:sz w:val="24"/>
-        </w:rPr>
-        <w:t>: Within-cluster trees via FastME BIONJ+BNNI</w:t>
-      </w:r>
-    </w:p>
-    <w:p>
-      <w:pPr>
-        <w:spacing w:after="120" w:line="360" w:lineRule="auto"/>
-      </w:pPr>
-      <w:r>
-        <w:rPr>
-          <w:rFonts w:ascii="Times New Roman" w:hAnsi="Times New Roman" w:eastAsia="Times New Roman" w:cs="Times New Roman"/>
-          <w:b w:val="0"/>
-          <w:i w:val="0"/>
-          <w:color w:val="000000"/>
-          <w:sz w:val="24"/>
-        </w:rPr>
-        <w:t xml:space="preserve">4. </w:t>
-      </w:r>
-      <w:r>
-        <w:rPr>
-          <w:rFonts w:ascii="Times New Roman" w:hAnsi="Times New Roman" w:eastAsia="Times New Roman" w:cs="Times New Roman"/>
-          <w:b/>
-          <w:i w:val="0"/>
-          <w:color w:val="000000"/>
-          <w:sz w:val="24"/>
-        </w:rPr>
-        <w:t>Grafting</w:t>
-      </w:r>
-      <w:r>
-        <w:rPr>
-          <w:rFonts w:ascii="Times New Roman" w:hAnsi="Times New Roman" w:eastAsia="Times New Roman" w:cs="Times New Roman"/>
-          <w:b w:val="0"/>
-          <w:i w:val="0"/>
-          <w:color w:val="000000"/>
-          <w:sz w:val="24"/>
-        </w:rPr>
-        <w:t>: Subtrees attached to backbone via Evolutionary Placement Algorithm (EPA [16])</w:t>
-      </w:r>
-    </w:p>
-    <w:p>
-      <w:pPr>
-        <w:spacing w:after="120" w:line="360" w:lineRule="auto"/>
-      </w:pPr>
-      <w:r>
-        <w:rPr>
-          <w:rFonts w:ascii="Times New Roman" w:hAnsi="Times New Roman" w:eastAsia="Times New Roman" w:cs="Times New Roman"/>
-          <w:b w:val="0"/>
-          <w:i w:val="0"/>
-          <w:color w:val="000000"/>
-          <w:sz w:val="24"/>
-        </w:rPr>
-        <w:t xml:space="preserve">The adaptive pipeline selects between simplified and DCM+EPA modes based on dataset size, controlled by the </w:t>
-      </w:r>
-      <w:r>
-        <w:rPr>
-          <w:rFonts w:ascii="Consolas" w:hAnsi="Consolas" w:eastAsia="Consolas" w:cs="Consolas"/>
-          <w:b w:val="0"/>
-          <w:i w:val="0"/>
-          <w:color w:val="000000"/>
-          <w:sz w:val="24"/>
-        </w:rPr>
-        <w:t>SIMPLE_THRESHOLD=500</w:t>
-      </w:r>
-      <w:r>
-        <w:rPr>
-          <w:rFonts w:ascii="Times New Roman" w:hAnsi="Times New Roman" w:eastAsia="Times New Roman" w:cs="Times New Roman"/>
-          <w:b w:val="0"/>
-          <w:i w:val="0"/>
-          <w:color w:val="000000"/>
-          <w:sz w:val="24"/>
-        </w:rPr>
-        <w:t xml:space="preserve"> parameter. For n≤500, Fusang uses the simplified pipeline (k-mer→cosine→NJ plus BME-scored NNI refinement for n≥100) by default, since DCM adds no accuracy benefit at small-to-medium scales. For n&gt;500, Fusang switches to DCM+EPA for scalability. An earlier configuration with the threshold set to 2,000 forced the simplified pipeline at n=1000 and was reverted after the accuracy figures available at the time appeared to regress (0.088 → 0.102 under the superseded nRF implementation); that basis is withdrawn in the following paragraph.</w:t>
-      </w:r>
-    </w:p>
-    <w:p>
-      <w:pPr>
-        <w:spacing w:after="120" w:line="360" w:lineRule="auto"/>
-      </w:pPr>
-      <w:r>
-        <w:rPr>
-          <w:rFonts w:ascii="Times New Roman" w:hAnsi="Times New Roman" w:eastAsia="Times New Roman" w:cs="Times New Roman"/>
-          <w:b/>
-          <w:i w:val="0"/>
-          <w:color w:val="000000"/>
-          <w:sz w:val="24"/>
-        </w:rPr>
-        <w:t>Accuracy basis for the pipeline threshold — withdrawn and reversed.</w:t>
-      </w:r>
-      <w:r>
-        <w:rPr>
-          <w:rFonts w:ascii="Times New Roman" w:hAnsi="Times New Roman" w:eastAsia="Times New Roman" w:cs="Times New Roman"/>
-          <w:b w:val="0"/>
-          <w:i w:val="0"/>
-          <w:color w:val="000000"/>
-          <w:sz w:val="24"/>
-        </w:rPr>
-        <w:t xml:space="preserve"> The source-code rationale for </w:t>
-      </w:r>
-      <w:r>
-        <w:rPr>
-          <w:rFonts w:ascii="Consolas" w:hAnsi="Consolas" w:eastAsia="Consolas" w:cs="Consolas"/>
-          <w:b w:val="0"/>
-          <w:i w:val="0"/>
-          <w:color w:val="000000"/>
-          <w:sz w:val="24"/>
-        </w:rPr>
-        <w:t>SIMPLE_THRESHOLD = 500</w:t>
-      </w:r>
-      <w:r>
-        <w:rPr>
-          <w:rFonts w:ascii="Times New Roman" w:hAnsi="Times New Roman" w:eastAsia="Times New Roman" w:cs="Times New Roman"/>
-          <w:b w:val="0"/>
-          <w:i w:val="0"/>
-          <w:color w:val="000000"/>
-          <w:sz w:val="24"/>
-        </w:rPr>
-        <w:t xml:space="preserve"> recorded that DCM+EPA was more accurate than the simplified pipeline at n=1,000 (nRF 0.084 vs 0.092, seeds 401–405), and an earlier version of this manuscript repeated that claim (DCM nRF=0.083 ± 0.005, 9 seeds 401–409, vs simplified nRF=0.102 on seed 401). Both come from the superseded root-dependent nRF implementation, and the seed 401–409 true trees are no longer available, so they cannot be rescored. Re-measuring the comparison under the standard root-independent unrooted RF on ten clean INDELible seeds (1000–1009) reverses the ordering: the simplified pipeline gives mean nRF 0.2617 ± 0.0156 against DCM+EPA's 0.2726 ± 0.0177, better on 10/10 seeds (mean paired difference −0.011 nRF; Wilcoxon p=0.0020 on integer RF counts; paired d = −1.45; 10,000-replicate bootstrap 95% CI [−0.0156, −0.0068]). DCM+EPA is therefore retained for n &gt; 500 on </w:t>
-      </w:r>
-      <w:r>
-        <w:rPr>
-          <w:rFonts w:ascii="Times New Roman" w:hAnsi="Times New Roman" w:eastAsia="Times New Roman" w:cs="Times New Roman"/>
-          <w:b/>
-          <w:i w:val="0"/>
-          <w:color w:val="000000"/>
-          <w:sz w:val="24"/>
-        </w:rPr>
-        <w:t>runtime</w:t>
-      </w:r>
-      <w:r>
-        <w:rPr>
-          <w:rFonts w:ascii="Times New Roman" w:hAnsi="Times New Roman" w:eastAsia="Times New Roman" w:cs="Times New Roman"/>
-          <w:b w:val="0"/>
-          <w:i w:val="0"/>
-          <w:color w:val="000000"/>
-          <w:sz w:val="24"/>
-        </w:rPr>
-        <w:t xml:space="preserve"> grounds — roughly 3× faster at this scale (162 s vs 502 s per seed) — and not on accuracy grounds. Two consequences follow: the n=1,000 row of Table 1 was produced by DCM+EPA and so overstates Fusang's error at that scale by about 0.010 nRF relative to what the simplified pipeline achieves on the same seeds; and the cross-scale trend in Table 1 conflates a pipeline switch with the effect of taxon count. Per-seed data: </w:t>
-      </w:r>
-      <w:r>
-        <w:rPr>
-          <w:rFonts w:ascii="Consolas" w:hAnsi="Consolas" w:eastAsia="Consolas" w:cs="Consolas"/>
-          <w:b w:val="0"/>
-          <w:i w:val="0"/>
-          <w:color w:val="000000"/>
-          <w:sz w:val="24"/>
-        </w:rPr>
-        <w:t>table_threshold_n1000_nrfstandard.csv</w:t>
-      </w:r>
-      <w:r>
-        <w:rPr>
-          <w:rFonts w:ascii="Times New Roman" w:hAnsi="Times New Roman" w:eastAsia="Times New Roman" w:cs="Times New Roman"/>
-          <w:b w:val="0"/>
-          <w:i w:val="0"/>
-          <w:color w:val="000000"/>
-          <w:sz w:val="24"/>
-        </w:rPr>
-        <w:t xml:space="preserve">, </w:t>
-      </w:r>
-      <w:r>
-        <w:rPr>
-          <w:rFonts w:ascii="Consolas" w:hAnsi="Consolas" w:eastAsia="Consolas" w:cs="Consolas"/>
-          <w:b w:val="0"/>
-          <w:i w:val="0"/>
-          <w:color w:val="000000"/>
-          <w:sz w:val="24"/>
-        </w:rPr>
-        <w:t>table_threshold_n1000_summary.json</w:t>
-      </w:r>
-      <w:r>
-        <w:rPr>
-          <w:rFonts w:ascii="Times New Roman" w:hAnsi="Times New Roman" w:eastAsia="Times New Roman" w:cs="Times New Roman"/>
-          <w:b w:val="0"/>
-          <w:i w:val="0"/>
-          <w:color w:val="000000"/>
-          <w:sz w:val="24"/>
-        </w:rPr>
-        <w:t>.</w:t>
-      </w:r>
-    </w:p>
-    <w:p>
-      <w:pPr>
-        <w:keepNext/>
-        <w:spacing w:before="200" w:after="120" w:line="276" w:lineRule="auto"/>
-      </w:pPr>
-      <w:r>
-        <w:rPr>
-          <w:rFonts w:ascii="Times New Roman" w:hAnsi="Times New Roman" w:eastAsia="Times New Roman" w:cs="Times New Roman"/>
-          <w:b/>
-          <w:i w:val="0"/>
-          <w:color w:val="000000"/>
-          <w:sz w:val="26"/>
-        </w:rPr>
-        <w:t>FastME integration</w:t>
-      </w:r>
-    </w:p>
-    <w:p>
-      <w:pPr>
-        <w:spacing w:after="120" w:line="360" w:lineRule="auto"/>
-      </w:pPr>
-      <w:r>
-        <w:rPr>
-          <w:rFonts w:ascii="Times New Roman" w:hAnsi="Times New Roman" w:eastAsia="Times New Roman" w:cs="Times New Roman"/>
-          <w:b w:val="0"/>
-          <w:i w:val="0"/>
-          <w:color w:val="000000"/>
-          <w:sz w:val="24"/>
-        </w:rPr>
-        <w:t>FastME v2.1.6.4 [17] is the default tree builder. FastME implements the Minimum Evolution principle with bioNJ [18] as the initial topology and BNNI (Branch and Bound Nearest Neighbor Interchange) as the optimization step. The implementation discovers FastME via a priority cascade:</w:t>
-      </w:r>
-    </w:p>
-    <w:p>
-      <w:pPr>
-        <w:spacing w:after="120" w:line="360" w:lineRule="auto"/>
-      </w:pPr>
-      <w:r>
-        <w:rPr>
-          <w:rFonts w:ascii="Times New Roman" w:hAnsi="Times New Roman" w:eastAsia="Times New Roman" w:cs="Times New Roman"/>
-          <w:b w:val="0"/>
-          <w:i w:val="0"/>
-          <w:color w:val="000000"/>
-          <w:sz w:val="24"/>
-        </w:rPr>
-        <w:t>1. Bundled Windows-native binary (</w:t>
-      </w:r>
-      <w:r>
-        <w:rPr>
-          <w:rFonts w:ascii="Consolas" w:hAnsi="Consolas" w:eastAsia="Consolas" w:cs="Consolas"/>
-          <w:b w:val="0"/>
-          <w:i w:val="0"/>
-          <w:color w:val="000000"/>
-          <w:sz w:val="24"/>
-        </w:rPr>
-        <w:t>fastme_bin/fastme.exe</w:t>
-      </w:r>
-      <w:r>
-        <w:rPr>
-          <w:rFonts w:ascii="Times New Roman" w:hAnsi="Times New Roman" w:eastAsia="Times New Roman" w:cs="Times New Roman"/>
-          <w:b w:val="0"/>
-          <w:i w:val="0"/>
-          <w:color w:val="000000"/>
-          <w:sz w:val="24"/>
-        </w:rPr>
-        <w:t>)</w:t>
-      </w:r>
-    </w:p>
-    <w:p>
-      <w:pPr>
-        <w:spacing w:after="120" w:line="360" w:lineRule="auto"/>
-      </w:pPr>
-      <w:r>
-        <w:rPr>
-          <w:rFonts w:ascii="Times New Roman" w:hAnsi="Times New Roman" w:eastAsia="Times New Roman" w:cs="Times New Roman"/>
-          <w:b w:val="0"/>
-          <w:i w:val="0"/>
-          <w:color w:val="000000"/>
-          <w:sz w:val="24"/>
-        </w:rPr>
-        <w:t>2. WSL-installed binary (</w:t>
-      </w:r>
-      <w:r>
-        <w:rPr>
-          <w:rFonts w:ascii="Consolas" w:hAnsi="Consolas" w:eastAsia="Consolas" w:cs="Consolas"/>
-          <w:b w:val="0"/>
-          <w:i w:val="0"/>
-          <w:color w:val="000000"/>
-          <w:sz w:val="24"/>
-        </w:rPr>
-        <w:t>/usr/local/bin/fastme</w:t>
-      </w:r>
-      <w:r>
-        <w:rPr>
-          <w:rFonts w:ascii="Times New Roman" w:hAnsi="Times New Roman" w:eastAsia="Times New Roman" w:cs="Times New Roman"/>
-          <w:b w:val="0"/>
-          <w:i w:val="0"/>
-          <w:color w:val="000000"/>
-          <w:sz w:val="24"/>
-        </w:rPr>
-        <w:t>)</w:t>
-      </w:r>
-    </w:p>
-    <w:p>
-      <w:pPr>
-        <w:spacing w:after="120" w:line="360" w:lineRule="auto"/>
-      </w:pPr>
-      <w:r>
-        <w:rPr>
-          <w:rFonts w:ascii="Times New Roman" w:hAnsi="Times New Roman" w:eastAsia="Times New Roman" w:cs="Times New Roman"/>
-          <w:b w:val="0"/>
-          <w:i w:val="0"/>
-          <w:color w:val="000000"/>
-          <w:sz w:val="24"/>
-        </w:rPr>
-        <w:t>3. Project-bundled Linux binary (</w:t>
-      </w:r>
-      <w:r>
-        <w:rPr>
-          <w:rFonts w:ascii="Consolas" w:hAnsi="Consolas" w:eastAsia="Consolas" w:cs="Consolas"/>
-          <w:b w:val="0"/>
-          <w:i w:val="0"/>
-          <w:color w:val="000000"/>
-          <w:sz w:val="24"/>
-        </w:rPr>
-        <w:t>fastme_bin/fastme_linux</w:t>
-      </w:r>
-      <w:r>
-        <w:rPr>
-          <w:rFonts w:ascii="Times New Roman" w:hAnsi="Times New Roman" w:eastAsia="Times New Roman" w:cs="Times New Roman"/>
-          <w:b w:val="0"/>
-          <w:i w:val="0"/>
-          <w:color w:val="000000"/>
-          <w:sz w:val="24"/>
-        </w:rPr>
-        <w:t>)</w:t>
-      </w:r>
-    </w:p>
-    <w:p>
-      <w:pPr>
-        <w:spacing w:after="120" w:line="360" w:lineRule="auto"/>
-      </w:pPr>
-      <w:r>
-        <w:rPr>
-          <w:rFonts w:ascii="Times New Roman" w:hAnsi="Times New Roman" w:eastAsia="Times New Roman" w:cs="Times New Roman"/>
-          <w:b w:val="0"/>
-          <w:i w:val="0"/>
-          <w:color w:val="000000"/>
-          <w:sz w:val="24"/>
-        </w:rPr>
-        <w:t>The Windows-native binary (PE32+ x86-64, 725 KB) eliminates the WSL dependency, enabling single-command operation on native Windows with zero cross-system overhead.</w:t>
-      </w:r>
-    </w:p>
-    <w:p>
-      <w:pPr>
-        <w:spacing w:after="120" w:line="360" w:lineRule="auto"/>
-      </w:pPr>
-      <w:r>
-        <w:rPr>
-          <w:rFonts w:ascii="Times New Roman" w:hAnsi="Times New Roman" w:eastAsia="Times New Roman" w:cs="Times New Roman"/>
-          <w:b w:val="0"/>
-          <w:i w:val="0"/>
-          <w:color w:val="000000"/>
-          <w:sz w:val="24"/>
-        </w:rPr>
-        <w:t>Benchmark timings for the tree-building stage alone: at n=200, NJ 1.3 s → FastME 0.4 s (3.5× speedup); at n=500, 13.2 s → 0.9 s (15.1×); at n=1000, 104.3 s → 3.6 s (28.8×).</w:t>
-      </w:r>
-    </w:p>
-    <w:p>
-      <w:pPr>
-        <w:keepNext/>
-        <w:spacing w:before="200" w:after="120" w:line="276" w:lineRule="auto"/>
-      </w:pPr>
-      <w:r>
-        <w:rPr>
-          <w:rFonts w:ascii="Times New Roman" w:hAnsi="Times New Roman" w:eastAsia="Times New Roman" w:cs="Times New Roman"/>
-          <w:b/>
-          <w:i w:val="0"/>
-          <w:color w:val="000000"/>
-          <w:sz w:val="26"/>
-        </w:rPr>
-        <w:t>Adaptive parameter selection</w:t>
-      </w:r>
-    </w:p>
-    <w:p>
-      <w:pPr>
-        <w:spacing w:after="120" w:line="360" w:lineRule="auto"/>
-      </w:pPr>
-      <w:r>
-        <w:rPr>
-          <w:rFonts w:ascii="Times New Roman" w:hAnsi="Times New Roman" w:eastAsia="Times New Roman" w:cs="Times New Roman"/>
-          <w:b w:val="0"/>
-          <w:i w:val="0"/>
-          <w:color w:val="000000"/>
-          <w:sz w:val="24"/>
-        </w:rPr>
-        <w:t>Fusang automatically selects optimal k and gap parameters based on the number of input taxa n:</w:t>
-      </w:r>
-    </w:p>
-    <w:p>
-      <w:pPr>
         <w:pStyle w:val="ListBullet"/>
         <w:spacing w:after="60" w:line="360" w:lineRule="auto"/>
       </w:pPr>
       <w:r>
         <w:rPr>
           <w:rFonts w:ascii="Times New Roman" w:hAnsi="Times New Roman" w:eastAsia="Times New Roman" w:cs="Times New Roman"/>
-          <w:b w:val="0"/>
-          <w:i w:val="0"/>
-          <w:color w:val="000000"/>
-          <w:sz w:val="24"/>
-        </w:rPr>
-        <w:t>n ≤ 100: k=4,gap1 (emphasizes local conservation for shallow divergence)</w:t>
-      </w:r>
-    </w:p>
-    <w:p>
-      <w:pPr>
-        <w:pStyle w:val="ListBullet"/>
-        <w:spacing w:after="60" w:line="360" w:lineRule="auto"/>
-      </w:pPr>
-      <w:r>
-        <w:rPr>
-          <w:rFonts w:ascii="Times New Roman" w:hAnsi="Times New Roman" w:eastAsia="Times New Roman" w:cs="Times New Roman"/>
-          <w:b w:val="0"/>
-          <w:i w:val="0"/>
-          <w:color w:val="000000"/>
-          <w:sz w:val="24"/>
-        </w:rPr>
-        <w:t>n &gt; 100: k=5,gap2 (captures intermediate-range correlations for moderate divergence)</w:t>
-      </w:r>
-    </w:p>
-    <w:p>
-      <w:pPr>
-        <w:spacing w:after="120" w:line="360" w:lineRule="auto"/>
-      </w:pPr>
-      <w:r>
-        <w:rPr>
-          <w:rFonts w:ascii="Times New Roman" w:hAnsi="Times New Roman" w:eastAsia="Times New Roman" w:cs="Times New Roman"/>
-          <w:b w:val="0"/>
-          <w:i w:val="0"/>
-          <w:color w:val="000000"/>
-          <w:sz w:val="24"/>
-        </w:rPr>
-        <w:t>This adaptive strategy was derived from stability benchmarking across n=20/50/100/200/500 (see Results). Manual override is available via command-line flags.</w:t>
-      </w:r>
-    </w:p>
-    <w:p>
-      <w:pPr>
-        <w:keepNext/>
-        <w:spacing w:before="200" w:after="120" w:line="276" w:lineRule="auto"/>
-      </w:pPr>
-      <w:r>
-        <w:rPr>
-          <w:rFonts w:ascii="Times New Roman" w:hAnsi="Times New Roman" w:eastAsia="Times New Roman" w:cs="Times New Roman"/>
           <w:b/>
           <w:i w:val="0"/>
           <w:color w:val="000000"/>
-          <w:sz w:val="26"/>
-        </w:rPr>
-        <w:t>Benchmark design</w:t>
-      </w:r>
-    </w:p>
-    <w:p>
-      <w:pPr>
-        <w:keepNext/>
-        <w:spacing w:before="200" w:after="120" w:line="276" w:lineRule="auto"/>
-      </w:pPr>
-      <w:r>
-        <w:rPr>
-          <w:rFonts w:ascii="Times New Roman" w:hAnsi="Times New Roman" w:eastAsia="Times New Roman" w:cs="Times New Roman"/>
-          <w:b/>
-          <w:i w:val="0"/>
-          <w:color w:val="000000"/>
-          <w:sz w:val="24"/>
-        </w:rPr>
-        <w:t>Simulated data (without indels)</w:t>
-      </w:r>
-    </w:p>
-    <w:p>
-      <w:pPr>
-        <w:spacing w:after="120" w:line="360" w:lineRule="auto"/>
-      </w:pPr>
-      <w:r>
-        <w:rPr>
-          <w:rFonts w:ascii="Times New Roman" w:hAnsi="Times New Roman" w:eastAsia="Times New Roman" w:cs="Times New Roman"/>
-          <w:b w:val="0"/>
-          <w:i w:val="0"/>
-          <w:color w:val="000000"/>
-          <w:sz w:val="24"/>
-        </w:rPr>
-        <w:t>All simulated benchmark datasets were generated with INDELible v1.03 [19]. Substitutions followed a general time-reversible (GTR) model with exchangeabilities a=0.2, b=0.4, c=0.6, d=0.8, e=1.2 (f=1, i.e. the standard INDELible GTR example rates) and equal base frequencies; among-site rate heterogeneity was modelled with a discrete gamma distribution (shape α=1.0, 4 rate categories). Trees were drawn from a birth–death prior (speciation rate λ=1.0, extinction rate μ=0.5) conditioned on n extant tips; extinct lineages were pruned, tips were extended to the sampling time by an exponential waiting time, and branch lengths were rescaled so that the mean branch length corresponds to 0.005 expected substitutions per site — the divergence level of the pilot simulations (substitution rate 0.05 subs/site per unit branch length × branch length 0.1). Root sequence length L=500 bp. Dataset sizes: n=20, 50, 100, 200, 500, 1000, 10000.</w:t>
-      </w:r>
-    </w:p>
-    <w:p>
-      <w:pPr>
-        <w:spacing w:after="120" w:line="360" w:lineRule="auto"/>
-      </w:pPr>
-      <w:r>
-        <w:rPr>
-          <w:rFonts w:ascii="Times New Roman" w:hAnsi="Times New Roman" w:eastAsia="Times New Roman" w:cs="Times New Roman"/>
-          <w:b/>
-          <w:i w:val="0"/>
-          <w:color w:val="000000"/>
-          <w:sz w:val="24"/>
-        </w:rPr>
-        <w:t>Sequence length choice (L=500 bp):</w:t>
-      </w:r>
-      <w:r>
-        <w:rPr>
-          <w:rFonts w:ascii="Times New Roman" w:hAnsi="Times New Roman" w:eastAsia="Times New Roman" w:cs="Times New Roman"/>
-          <w:b w:val="0"/>
-          <w:i w:val="0"/>
-          <w:color w:val="000000"/>
-          <w:sz w:val="24"/>
-        </w:rPr>
-        <w:t xml:space="preserve"> This length was selected to represent typical protein-coding gene sequences (e.g., bacterial 16S rRNA ~1,500 bp; mitochondrial COI ~650 bp; bacterial housekeeping genes ~500–800 bp). While longer sequences (L&gt;1000 bp) would provide more phylogenetic signal, L=500 bp represents a challenging real-world scenario where alignment errors are non-negligible. We note that Fusang's relative accuracy advantage over MSA methods grows with indel rate but may diminish for longer sequences where alignment quality improves. Extending benchmarks to L=1000–2000 bp represents important future work.</w:t>
-      </w:r>
-    </w:p>
-    <w:p>
-      <w:pPr>
-        <w:keepNext/>
-        <w:spacing w:before="200" w:after="120" w:line="276" w:lineRule="auto"/>
-      </w:pPr>
-      <w:r>
-        <w:rPr>
-          <w:rFonts w:ascii="Times New Roman" w:hAnsi="Times New Roman" w:eastAsia="Times New Roman" w:cs="Times New Roman"/>
-          <w:b/>
-          <w:i w:val="0"/>
-          <w:color w:val="000000"/>
-          <w:sz w:val="24"/>
-        </w:rPr>
-        <w:t>Simulated data (with indels)</w:t>
-      </w:r>
-    </w:p>
-    <w:p>
-      <w:pPr>
-        <w:spacing w:after="120" w:line="360" w:lineRule="auto"/>
-      </w:pPr>
-      <w:r>
-        <w:rPr>
-          <w:rFonts w:ascii="Times New Roman" w:hAnsi="Times New Roman" w:eastAsia="Times New Roman" w:cs="Times New Roman"/>
-          <w:b w:val="0"/>
-          <w:i w:val="0"/>
-          <w:color w:val="000000"/>
-          <w:sz w:val="24"/>
-        </w:rPr>
-        <w:t xml:space="preserve">Insertions and deletions occurred alongside substitutions at equal rates, with lengths drawn from a geometric distribution of mean 3 bp. In INDELible this is specified as a negative binomial </w:t>
+          <w:sz w:val="24"/>
+        </w:rPr>
+        <w:t>IQ-TREE2 v2.4.0</w:t>
+      </w:r>
+      <w:r>
+        <w:rPr>
+          <w:rFonts w:ascii="Times New Roman" w:hAnsi="Times New Roman" w:eastAsia="Times New Roman" w:cs="Times New Roman"/>
+          <w:b w:val="0"/>
+          <w:i w:val="0"/>
+          <w:color w:val="000000"/>
+          <w:sz w:val="24"/>
+        </w:rPr>
+        <w:t xml:space="preserve"> [23]: GTR model (fixed via </w:t>
       </w:r>
       <w:r>
         <w:rPr>
@@ -2015,1175 +3183,6 @@
           <w:color w:val="000000"/>
           <w:sz w:val="24"/>
         </w:rPr>
-        <w:t>NB q=2/3, r=1</w:t>
-      </w:r>
-      <w:r>
-        <w:rPr>
-          <w:rFonts w:ascii="Times New Roman" w:hAnsi="Times New Roman" w:eastAsia="Times New Roman" w:cs="Times New Roman"/>
-          <w:b w:val="0"/>
-          <w:i w:val="0"/>
-          <w:color w:val="000000"/>
-          <w:sz w:val="24"/>
-        </w:rPr>
-        <w:t xml:space="preserve">, whose mean is 1 + r·q/(1−q) = 3 bp; we verified the realised indel-length distribution against theory in a two-taxon control experiment (observed SD 3.8 bp vs theoretical 3.9 bp). Indel rates are reported throughout as the absolute per-site indel rate (0.005, 0.01, 0.02, 0.05), i.e. ρ = 0.1, 0.2, 0.4 and 1.0 relative to the substitution rate. Because INDELible's </w:t>
-      </w:r>
-      <w:r>
-        <w:rPr>
-          <w:rFonts w:ascii="Consolas" w:hAnsi="Consolas" w:eastAsia="Consolas" w:cs="Consolas"/>
-          <w:b w:val="0"/>
-          <w:i w:val="0"/>
-          <w:color w:val="000000"/>
-          <w:sz w:val="24"/>
-        </w:rPr>
-        <w:t>[indelrate]</w:t>
-      </w:r>
-      <w:r>
-        <w:rPr>
-          <w:rFonts w:ascii="Times New Roman" w:hAnsi="Times New Roman" w:eastAsia="Times New Roman" w:cs="Times New Roman"/>
-          <w:b w:val="0"/>
-          <w:i w:val="0"/>
-          <w:color w:val="000000"/>
-          <w:sz w:val="24"/>
-        </w:rPr>
-        <w:t xml:space="preserve"> parameter sets the insertion rate and the deletion rate </w:t>
-      </w:r>
-      <w:r>
-        <w:rPr>
-          <w:rFonts w:ascii="Times New Roman" w:hAnsi="Times New Roman" w:eastAsia="Times New Roman" w:cs="Times New Roman"/>
-          <w:b w:val="0"/>
-          <w:i/>
-          <w:color w:val="000000"/>
-          <w:sz w:val="24"/>
-        </w:rPr>
-        <w:t>separately</w:t>
-      </w:r>
-      <w:r>
-        <w:rPr>
-          <w:rFonts w:ascii="Times New Roman" w:hAnsi="Times New Roman" w:eastAsia="Times New Roman" w:cs="Times New Roman"/>
-          <w:b w:val="0"/>
-          <w:i w:val="0"/>
-          <w:color w:val="000000"/>
-          <w:sz w:val="24"/>
-        </w:rPr>
-        <w:t>, the control-file value was set to ρ/2 so that the total indel event rate matches the intended ρ. Multi-seed benchmarks used 130 independent seeds (birth–death tree seed and INDELible random seed both derived from the same integer) for statistical power.</w:t>
-      </w:r>
-    </w:p>
-    <w:p>
-      <w:pPr>
-        <w:spacing w:after="120" w:line="360" w:lineRule="auto"/>
-      </w:pPr>
-      <w:r>
-        <w:rPr>
-          <w:rFonts w:ascii="Times New Roman" w:hAnsi="Times New Roman" w:eastAsia="Times New Roman" w:cs="Times New Roman"/>
-          <w:b/>
-          <w:i w:val="0"/>
-          <w:color w:val="000000"/>
-          <w:sz w:val="24"/>
-        </w:rPr>
-        <w:t>Simulation reproducibility.</w:t>
-      </w:r>
-      <w:r>
-        <w:rPr>
-          <w:rFonts w:ascii="Times New Roman" w:hAnsi="Times New Roman" w:eastAsia="Times New Roman" w:cs="Times New Roman"/>
-          <w:b w:val="0"/>
-          <w:i w:val="0"/>
-          <w:color w:val="000000"/>
-          <w:sz w:val="24"/>
-        </w:rPr>
-        <w:t xml:space="preserve"> The tree generator (</w:t>
-      </w:r>
-      <w:r>
-        <w:rPr>
-          <w:rFonts w:ascii="Consolas" w:hAnsi="Consolas" w:eastAsia="Consolas" w:cs="Consolas"/>
-          <w:b w:val="0"/>
-          <w:i w:val="0"/>
-          <w:color w:val="000000"/>
-          <w:sz w:val="24"/>
-        </w:rPr>
-        <w:t>gen_indelible_sim.py</w:t>
-      </w:r>
-      <w:r>
-        <w:rPr>
-          <w:rFonts w:ascii="Times New Roman" w:hAnsi="Times New Roman" w:eastAsia="Times New Roman" w:cs="Times New Roman"/>
-          <w:b w:val="0"/>
-          <w:i w:val="0"/>
-          <w:color w:val="000000"/>
-          <w:sz w:val="24"/>
-        </w:rPr>
-        <w:t>; pure Python standard library, deterministic given a seed), the INDELible control files it emits, and the benchmark driver (</w:t>
-      </w:r>
-      <w:r>
-        <w:rPr>
-          <w:rFonts w:ascii="Consolas" w:hAnsi="Consolas" w:eastAsia="Consolas" w:cs="Consolas"/>
-          <w:b w:val="0"/>
-          <w:i w:val="0"/>
-          <w:color w:val="000000"/>
-          <w:sz w:val="24"/>
-        </w:rPr>
-        <w:t>run_bench_indelible.py</w:t>
-      </w:r>
-      <w:r>
-        <w:rPr>
-          <w:rFonts w:ascii="Times New Roman" w:hAnsi="Times New Roman" w:eastAsia="Times New Roman" w:cs="Times New Roman"/>
-          <w:b w:val="0"/>
-          <w:i w:val="0"/>
-          <w:color w:val="000000"/>
-          <w:sz w:val="24"/>
-        </w:rPr>
-        <w:t>) are included in the reproduction package, together with a pinned Conda environment specification (</w:t>
-      </w:r>
-      <w:r>
-        <w:rPr>
-          <w:rFonts w:ascii="Consolas" w:hAnsi="Consolas" w:eastAsia="Consolas" w:cs="Consolas"/>
-          <w:b w:val="0"/>
-          <w:i w:val="0"/>
-          <w:color w:val="000000"/>
-          <w:sz w:val="24"/>
-        </w:rPr>
-        <w:t>environment.yml</w:t>
-      </w:r>
-      <w:r>
-        <w:rPr>
-          <w:rFonts w:ascii="Times New Roman" w:hAnsi="Times New Roman" w:eastAsia="Times New Roman" w:cs="Times New Roman"/>
-          <w:b w:val="0"/>
-          <w:i w:val="0"/>
-          <w:color w:val="000000"/>
-          <w:sz w:val="24"/>
-        </w:rPr>
-        <w:t>: Python 3.11, MAFFT 7.526, FastTree 2.2.0, IQ-TREE 2.4.0). Every simulated dataset — FASTA, true tree, alignment, and both inferred trees — is regenerable from its seed with the exact software versions recorded here. Two toolchain consistency checks were performed: (i) regenerating the n=200/seed=100 dataset reproduced the committed FASTA byte-for-byte; and (ii) re-running the full n=200 indel benchmark under the pinned environment reproduced the reported Fusang mean within 0.0004 nRF and the FastTree2 trees bit-for-bit (130/130), with per-seed Fusang differences confined to ±1–2 bipartitions arising from BLAS-dependent floating-point tie-breaking in NJ across library versions (within-environment runs are deterministic: three repeats of the same seed produced bit-identical trees). Fusang per-seed values should therefore be reproduced under the pinned environment; summary statistics are robust to these platform effects. The n=500/n=1000 benchmarks additionally used MAFFT 7.525 with the identical FastTree 2.2.0 binary (toolchain versions are recorded per benchmark in the reproduction package).</w:t>
-      </w:r>
-    </w:p>
-    <w:p>
-      <w:pPr>
-        <w:keepNext/>
-        <w:spacing w:before="200" w:after="120" w:line="276" w:lineRule="auto"/>
-      </w:pPr>
-      <w:r>
-        <w:rPr>
-          <w:rFonts w:ascii="Times New Roman" w:hAnsi="Times New Roman" w:eastAsia="Times New Roman" w:cs="Times New Roman"/>
-          <w:b/>
-          <w:i w:val="0"/>
-          <w:color w:val="000000"/>
-          <w:sz w:val="24"/>
-        </w:rPr>
-        <w:t>Statistical framework</w:t>
-      </w:r>
-    </w:p>
-    <w:p>
-      <w:pPr>
-        <w:spacing w:after="120" w:line="360" w:lineRule="auto"/>
-      </w:pPr>
-      <w:r>
-        <w:rPr>
-          <w:rFonts w:ascii="Times New Roman" w:hAnsi="Times New Roman" w:eastAsia="Times New Roman" w:cs="Times New Roman"/>
-          <w:b w:val="0"/>
-          <w:i w:val="0"/>
-          <w:color w:val="000000"/>
-          <w:sz w:val="24"/>
-        </w:rPr>
-        <w:t>For multi-seed benchmarks, we report:</w:t>
-      </w:r>
-    </w:p>
-    <w:p>
-      <w:pPr>
-        <w:pStyle w:val="ListBullet"/>
-        <w:spacing w:after="60" w:line="360" w:lineRule="auto"/>
-      </w:pPr>
-      <w:r>
-        <w:rPr>
-          <w:rFonts w:ascii="Times New Roman" w:hAnsi="Times New Roman" w:eastAsia="Times New Roman" w:cs="Times New Roman"/>
-          <w:b w:val="0"/>
-          <w:i w:val="0"/>
-          <w:color w:val="000000"/>
-          <w:sz w:val="24"/>
-        </w:rPr>
-        <w:t>Mean and standard deviation of nRF across seeds</w:t>
-      </w:r>
-    </w:p>
-    <w:p>
-      <w:pPr>
-        <w:pStyle w:val="ListBullet"/>
-        <w:spacing w:after="60" w:line="360" w:lineRule="auto"/>
-      </w:pPr>
-      <w:r>
-        <w:rPr>
-          <w:rFonts w:ascii="Times New Roman" w:hAnsi="Times New Roman" w:eastAsia="Times New Roman" w:cs="Times New Roman"/>
-          <w:b w:val="0"/>
-          <w:i w:val="0"/>
-          <w:color w:val="000000"/>
-          <w:sz w:val="24"/>
-        </w:rPr>
-        <w:t xml:space="preserve">Wilcoxon signed-rank test p-values (paired per-seed comparison). Tests are run on </w:t>
-      </w:r>
-      <w:r>
-        <w:rPr>
-          <w:rFonts w:ascii="Times New Roman" w:hAnsi="Times New Roman" w:eastAsia="Times New Roman" w:cs="Times New Roman"/>
-          <w:b/>
-          <w:i w:val="0"/>
-          <w:color w:val="000000"/>
-          <w:sz w:val="24"/>
-        </w:rPr>
-        <w:t>integer RF counts</w:t>
-      </w:r>
-      <w:r>
-        <w:rPr>
-          <w:rFonts w:ascii="Times New Roman" w:hAnsi="Times New Roman" w:eastAsia="Times New Roman" w:cs="Times New Roman"/>
-          <w:b w:val="0"/>
-          <w:i w:val="0"/>
-          <w:color w:val="000000"/>
-          <w:sz w:val="24"/>
-        </w:rPr>
-        <w:t>, not on normalised nRF values: feeding independently rounded floating-point nRF values into the test introduces ~10⁻⁶ numerical noise that breaks rank ties and can change the resulting p-value. Zero differences are handled with the zero-split convention (</w:t>
-      </w:r>
-      <w:r>
-        <w:rPr>
-          <w:rFonts w:ascii="Consolas" w:hAnsi="Consolas" w:eastAsia="Consolas" w:cs="Consolas"/>
-          <w:b w:val="0"/>
-          <w:i w:val="0"/>
-          <w:color w:val="000000"/>
-          <w:sz w:val="24"/>
-        </w:rPr>
-        <w:t>zero_method='zsplit'</w:t>
-      </w:r>
-      <w:r>
-        <w:rPr>
-          <w:rFonts w:ascii="Times New Roman" w:hAnsi="Times New Roman" w:eastAsia="Times New Roman" w:cs="Times New Roman"/>
-          <w:b w:val="0"/>
-          <w:i w:val="0"/>
-          <w:color w:val="000000"/>
-          <w:sz w:val="24"/>
-        </w:rPr>
-        <w:t xml:space="preserve">, zeros split evenly between the positive and negative ranks); this convention is used for </w:t>
-      </w:r>
-      <w:r>
-        <w:rPr>
-          <w:rFonts w:ascii="Times New Roman" w:hAnsi="Times New Roman" w:eastAsia="Times New Roman" w:cs="Times New Roman"/>
-          <w:b/>
-          <w:i w:val="0"/>
-          <w:color w:val="000000"/>
-          <w:sz w:val="24"/>
-        </w:rPr>
-        <w:t>every</w:t>
-      </w:r>
-      <w:r>
-        <w:rPr>
-          <w:rFonts w:ascii="Times New Roman" w:hAnsi="Times New Roman" w:eastAsia="Times New Roman" w:cs="Times New Roman"/>
-          <w:b w:val="0"/>
-          <w:i w:val="0"/>
-          <w:color w:val="000000"/>
-          <w:sz w:val="24"/>
-        </w:rPr>
-        <w:t xml:space="preserve"> Wilcoxon signed-rank test reported in this manuscript, so no comparison is reported under whichever convention happens to favour it</w:t>
-      </w:r>
-    </w:p>
-    <w:p>
-      <w:pPr>
-        <w:pStyle w:val="ListBullet"/>
-        <w:spacing w:after="60" w:line="360" w:lineRule="auto"/>
-      </w:pPr>
-      <w:r>
-        <w:rPr>
-          <w:rFonts w:ascii="Times New Roman" w:hAnsi="Times New Roman" w:eastAsia="Times New Roman" w:cs="Times New Roman"/>
-          <w:b w:val="0"/>
-          <w:i w:val="0"/>
-          <w:color w:val="000000"/>
-          <w:sz w:val="24"/>
-        </w:rPr>
-        <w:t>Cohen's d effect size with 95% bootstrap confidence intervals</w:t>
-      </w:r>
-    </w:p>
-    <w:p>
-      <w:pPr>
-        <w:pStyle w:val="ListBullet"/>
-        <w:spacing w:after="60" w:line="360" w:lineRule="auto"/>
-      </w:pPr>
-      <w:r>
-        <w:rPr>
-          <w:rFonts w:ascii="Times New Roman" w:hAnsi="Times New Roman" w:eastAsia="Times New Roman" w:cs="Times New Roman"/>
-          <w:b w:val="0"/>
-          <w:i w:val="0"/>
-          <w:color w:val="000000"/>
-          <w:sz w:val="24"/>
-        </w:rPr>
-        <w:t>Bonferroni correction for multiple comparisons across datasets (6 ground truth datasets tested — n=200 clean, n=200 indel, n=500 clean, n=500 indel, n=1000 clean, n=1000 indel; adjusted α = 0.05/6 ≈ 0.008)</w:t>
-      </w:r>
-    </w:p>
-    <w:p>
-      <w:pPr>
-        <w:pStyle w:val="ListBullet"/>
-        <w:spacing w:after="60" w:line="360" w:lineRule="auto"/>
-      </w:pPr>
-      <w:r>
-        <w:rPr>
-          <w:rFonts w:ascii="Times New Roman" w:hAnsi="Times New Roman" w:eastAsia="Times New Roman" w:cs="Times New Roman"/>
-          <w:b w:val="0"/>
-          <w:i w:val="0"/>
-          <w:color w:val="000000"/>
-          <w:sz w:val="24"/>
-        </w:rPr>
-        <w:t>Benjamini-Hochberg FDR correction as a less conservative alternative. The 6 ground truth dataset comparisons constitute the pre-specified confirmatory family; all other reported p-values (e.g., SwissTree, alignment-free competitor, and pipeline-level comparisons) are secondary and should be interpreted as exploratory</w:t>
-      </w:r>
-    </w:p>
-    <w:p>
-      <w:pPr>
-        <w:spacing w:after="120" w:line="360" w:lineRule="auto"/>
-      </w:pPr>
-      <w:r>
-        <w:rPr>
-          <w:rFonts w:ascii="Times New Roman" w:hAnsi="Times New Roman" w:eastAsia="Times New Roman" w:cs="Times New Roman"/>
-          <w:b w:val="0"/>
-          <w:i w:val="0"/>
-          <w:color w:val="000000"/>
-          <w:sz w:val="24"/>
-        </w:rPr>
-        <w:t>All statistical analyses were performed in Python using scipy.stats. We note that statistical power varies across dataset sizes: the 130-seed benchmark (n=200, indel) provides adequate power (≥80%) to detect a medium effect size (Cohen's d=0.5) at α=0.05 (two-sided paired test), while 30-seed benchmarks provide moderate power (~75% for d=0.5) and should be interpreted cautiously for non-significant results.</w:t>
-      </w:r>
-    </w:p>
-    <w:p>
-      <w:pPr>
-        <w:spacing w:after="120" w:line="360" w:lineRule="auto"/>
-      </w:pPr>
-      <w:r>
-        <w:rPr>
-          <w:rFonts w:ascii="Times New Roman" w:hAnsi="Times New Roman" w:eastAsia="Times New Roman" w:cs="Times New Roman"/>
-          <w:b/>
-          <w:i w:val="0"/>
-          <w:color w:val="000000"/>
-          <w:sz w:val="24"/>
-        </w:rPr>
-        <w:t>Outlier handling</w:t>
-      </w:r>
-      <w:r>
-        <w:rPr>
-          <w:rFonts w:ascii="Times New Roman" w:hAnsi="Times New Roman" w:eastAsia="Times New Roman" w:cs="Times New Roman"/>
-          <w:b w:val="0"/>
-          <w:i w:val="0"/>
-          <w:color w:val="000000"/>
-          <w:sz w:val="24"/>
-        </w:rPr>
-        <w:t>: For all multi-seed benchmarks, we exclude seeds where nRF &gt; 0.3 for either method. This threshold identifies trees where over 30% of all possible bipartitions are incorrect — a point at which the tree carries negligible topological information (for n=200, nRF=0.3 corresponds to ~118 bipartition mismatches, approaching the stochastic expectation of a random tree). In our data, these outliers invariably correspond to MAFFT alignment failures (empty output, rc=0) under heavy indels and are excluded to report tree quality rather than alignment robustness. Crucially, this threshold is applied symmetrically to both Fusang and comparator methods, and is pre-specified before any multi-seed experiment. In the 130-seed INDELible benchmark (n=200, indel rate=0.02, seeds 100–229) all 130 seeds produced valid trees and none exceeded the nRF&gt;0.3 threshold, so no exclusion was applied to the reported statistics; the rule is retained for the remaining conditions, where it does remove occasional MAFFT failure seeds. Complete raw data are provided in Supplementary Table S4.</w:t>
-      </w:r>
-    </w:p>
-    <w:p>
-      <w:pPr>
-        <w:keepNext/>
-        <w:spacing w:before="200" w:after="120" w:line="276" w:lineRule="auto"/>
-      </w:pPr>
-      <w:r>
-        <w:rPr>
-          <w:rFonts w:ascii="Times New Roman" w:hAnsi="Times New Roman" w:eastAsia="Times New Roman" w:cs="Times New Roman"/>
-          <w:b/>
-          <w:i w:val="0"/>
-          <w:color w:val="000000"/>
-          <w:sz w:val="24"/>
-        </w:rPr>
-        <w:t>Table 1 and Table 3 provenance</w:t>
-      </w:r>
-    </w:p>
-    <w:p>
-      <w:pPr>
-        <w:spacing w:after="120" w:line="360" w:lineRule="auto"/>
-      </w:pPr>
-      <w:r>
-        <w:rPr>
-          <w:rFonts w:ascii="Times New Roman" w:hAnsi="Times New Roman" w:eastAsia="Times New Roman" w:cs="Times New Roman"/>
-          <w:b w:val="0"/>
-          <w:i w:val="0"/>
-          <w:color w:val="000000"/>
-          <w:sz w:val="24"/>
-        </w:rPr>
-        <w:t xml:space="preserve">All six cells of Table 1 (n = 200/500/1000 × clean/indel) were recomputed from the archived trees by </w:t>
-      </w:r>
-      <w:r>
-        <w:rPr>
-          <w:rFonts w:ascii="Consolas" w:hAnsi="Consolas" w:eastAsia="Consolas" w:cs="Consolas"/>
-          <w:b w:val="0"/>
-          <w:i w:val="0"/>
-          <w:color w:val="000000"/>
-          <w:sz w:val="24"/>
-        </w:rPr>
-        <w:t>rescore_table1_nrfstandard.py</w:t>
-      </w:r>
-      <w:r>
-        <w:rPr>
-          <w:rFonts w:ascii="Times New Roman" w:hAnsi="Times New Roman" w:eastAsia="Times New Roman" w:cs="Times New Roman"/>
-          <w:b w:val="0"/>
-          <w:i w:val="0"/>
-          <w:color w:val="000000"/>
-          <w:sz w:val="24"/>
-        </w:rPr>
-        <w:t xml:space="preserve"> using the standard root-independent unrooted RF defined below. Per-seed values are deposited as </w:t>
-      </w:r>
-      <w:r>
-        <w:rPr>
-          <w:rFonts w:ascii="Consolas" w:hAnsi="Consolas" w:eastAsia="Consolas" w:cs="Consolas"/>
-          <w:b w:val="0"/>
-          <w:i w:val="0"/>
-          <w:color w:val="000000"/>
-          <w:sz w:val="24"/>
-        </w:rPr>
-        <w:t>table1_nrfstandard/{cell}_nrfstandard.csv</w:t>
-      </w:r>
-      <w:r>
-        <w:rPr>
-          <w:rFonts w:ascii="Times New Roman" w:hAnsi="Times New Roman" w:eastAsia="Times New Roman" w:cs="Times New Roman"/>
-          <w:b w:val="0"/>
-          <w:i w:val="0"/>
-          <w:color w:val="000000"/>
-          <w:sz w:val="24"/>
-        </w:rPr>
-        <w:t xml:space="preserve">, and the summary statistics (means, SDs, Wilcoxon p-values on integer RF counts, Cohen's d, and win/loss/tie counts) as </w:t>
-      </w:r>
-      <w:r>
-        <w:rPr>
-          <w:rFonts w:ascii="Consolas" w:hAnsi="Consolas" w:eastAsia="Consolas" w:cs="Consolas"/>
-          <w:b w:val="0"/>
-          <w:i w:val="0"/>
-          <w:color w:val="000000"/>
-          <w:sz w:val="24"/>
-        </w:rPr>
-        <w:t>table1_nrfstandard/TABLE1_all_summary.json</w:t>
-      </w:r>
-      <w:r>
-        <w:rPr>
-          <w:rFonts w:ascii="Times New Roman" w:hAnsi="Times New Roman" w:eastAsia="Times New Roman" w:cs="Times New Roman"/>
-          <w:b w:val="0"/>
-          <w:i w:val="0"/>
-          <w:color w:val="000000"/>
-          <w:sz w:val="24"/>
-        </w:rPr>
-        <w:t xml:space="preserve">. </w:t>
-      </w:r>
-      <w:r>
-        <w:rPr>
-          <w:rFonts w:ascii="Times New Roman" w:hAnsi="Times New Roman" w:eastAsia="Times New Roman" w:cs="Times New Roman"/>
-          <w:b/>
-          <w:i w:val="0"/>
-          <w:color w:val="000000"/>
-          <w:sz w:val="24"/>
-        </w:rPr>
-        <w:t>Caution for reuse:</w:t>
-      </w:r>
-      <w:r>
-        <w:rPr>
-          <w:rFonts w:ascii="Times New Roman" w:hAnsi="Times New Roman" w:eastAsia="Times New Roman" w:cs="Times New Roman"/>
-          <w:b w:val="0"/>
-          <w:i w:val="0"/>
-          <w:color w:val="000000"/>
-          <w:sz w:val="24"/>
-        </w:rPr>
-        <w:t xml:space="preserve"> the </w:t>
-      </w:r>
-      <w:r>
-        <w:rPr>
-          <w:rFonts w:ascii="Consolas" w:hAnsi="Consolas" w:eastAsia="Consolas" w:cs="Consolas"/>
-          <w:b w:val="0"/>
-          <w:i w:val="0"/>
-          <w:color w:val="000000"/>
-          <w:sz w:val="24"/>
-        </w:rPr>
-        <w:t>bench_n*_30seeds.csv</w:t>
-      </w:r>
-      <w:r>
-        <w:rPr>
-          <w:rFonts w:ascii="Times New Roman" w:hAnsi="Times New Roman" w:eastAsia="Times New Roman" w:cs="Times New Roman"/>
-          <w:b w:val="0"/>
-          <w:i w:val="0"/>
-          <w:color w:val="000000"/>
-          <w:sz w:val="24"/>
-        </w:rPr>
-        <w:t xml:space="preserve"> and </w:t>
-      </w:r>
-      <w:r>
-        <w:rPr>
-          <w:rFonts w:ascii="Consolas" w:hAnsi="Consolas" w:eastAsia="Consolas" w:cs="Consolas"/>
-          <w:b w:val="0"/>
-          <w:i w:val="0"/>
-          <w:color w:val="000000"/>
-          <w:sz w:val="24"/>
-        </w:rPr>
-        <w:t>summary_n*.json</w:t>
-      </w:r>
-      <w:r>
-        <w:rPr>
-          <w:rFonts w:ascii="Times New Roman" w:hAnsi="Times New Roman" w:eastAsia="Times New Roman" w:cs="Times New Roman"/>
-          <w:b w:val="0"/>
-          <w:i w:val="0"/>
-          <w:color w:val="000000"/>
-          <w:sz w:val="24"/>
-        </w:rPr>
-        <w:t xml:space="preserve"> files that sit alongside the tree files in </w:t>
-      </w:r>
-      <w:r>
-        <w:rPr>
-          <w:rFonts w:ascii="Consolas" w:hAnsi="Consolas" w:eastAsia="Consolas" w:cs="Consolas"/>
-          <w:b w:val="0"/>
-          <w:i w:val="0"/>
-          <w:color w:val="000000"/>
-          <w:sz w:val="24"/>
-        </w:rPr>
-        <w:t>indelible_n{500,1000}_{clean,indel}/</w:t>
-      </w:r>
-      <w:r>
-        <w:rPr>
-          <w:rFonts w:ascii="Times New Roman" w:hAnsi="Times New Roman" w:eastAsia="Times New Roman" w:cs="Times New Roman"/>
-          <w:b w:val="0"/>
-          <w:i w:val="0"/>
-          <w:color w:val="000000"/>
-          <w:sz w:val="24"/>
-        </w:rPr>
-        <w:t xml:space="preserve"> were written by the superseded, root-dependent nRF implementation and must not be cited; for example they record 0.147/0.137 for n=1000 clean, whereas the standard unrooted RF values reported in Table 1 are 0.257/0.212.</w:t>
-      </w:r>
-    </w:p>
-    <w:p>
-      <w:pPr>
-        <w:spacing w:after="120" w:line="360" w:lineRule="auto"/>
-      </w:pPr>
-      <w:r>
-        <w:rPr>
-          <w:rFonts w:ascii="Times New Roman" w:hAnsi="Times New Roman" w:eastAsia="Times New Roman" w:cs="Times New Roman"/>
-          <w:b w:val="0"/>
-          <w:i w:val="0"/>
-          <w:color w:val="000000"/>
-          <w:sz w:val="24"/>
-        </w:rPr>
-        <w:t xml:space="preserve">The three indel-rate rows of Table 3 (n=200, L=500 bp, 130 seeds each) were rescored by the same script from the same archived trees; per-seed values are in </w:t>
-      </w:r>
-      <w:r>
-        <w:rPr>
-          <w:rFonts w:ascii="Consolas" w:hAnsi="Consolas" w:eastAsia="Consolas" w:cs="Consolas"/>
-          <w:b w:val="0"/>
-          <w:i w:val="0"/>
-          <w:color w:val="000000"/>
-          <w:sz w:val="24"/>
-        </w:rPr>
-        <w:t>table1_nrfstandard/indel0.005_nrfstandard.csv</w:t>
-      </w:r>
-      <w:r>
-        <w:rPr>
-          <w:rFonts w:ascii="Times New Roman" w:hAnsi="Times New Roman" w:eastAsia="Times New Roman" w:cs="Times New Roman"/>
-          <w:b w:val="0"/>
-          <w:i w:val="0"/>
-          <w:color w:val="000000"/>
-          <w:sz w:val="24"/>
-        </w:rPr>
-        <w:t xml:space="preserve">, </w:t>
-      </w:r>
-      <w:r>
-        <w:rPr>
-          <w:rFonts w:ascii="Consolas" w:hAnsi="Consolas" w:eastAsia="Consolas" w:cs="Consolas"/>
-          <w:b w:val="0"/>
-          <w:i w:val="0"/>
-          <w:color w:val="000000"/>
-          <w:sz w:val="24"/>
-        </w:rPr>
-        <w:t>indel0.01_nrfstandard.csv</w:t>
-      </w:r>
-      <w:r>
-        <w:rPr>
-          <w:rFonts w:ascii="Times New Roman" w:hAnsi="Times New Roman" w:eastAsia="Times New Roman" w:cs="Times New Roman"/>
-          <w:b w:val="0"/>
-          <w:i w:val="0"/>
-          <w:color w:val="000000"/>
-          <w:sz w:val="24"/>
-        </w:rPr>
-        <w:t xml:space="preserve"> and </w:t>
-      </w:r>
-      <w:r>
-        <w:rPr>
-          <w:rFonts w:ascii="Consolas" w:hAnsi="Consolas" w:eastAsia="Consolas" w:cs="Consolas"/>
-          <w:b w:val="0"/>
-          <w:i w:val="0"/>
-          <w:color w:val="000000"/>
-          <w:sz w:val="24"/>
-        </w:rPr>
-        <w:t>indel0.05_nrfstandard.csv</w:t>
-      </w:r>
-      <w:r>
-        <w:rPr>
-          <w:rFonts w:ascii="Times New Roman" w:hAnsi="Times New Roman" w:eastAsia="Times New Roman" w:cs="Times New Roman"/>
-          <w:b w:val="0"/>
-          <w:i w:val="0"/>
-          <w:color w:val="000000"/>
-          <w:sz w:val="24"/>
-        </w:rPr>
-        <w:t xml:space="preserve">. </w:t>
-      </w:r>
-      <w:r>
-        <w:rPr>
-          <w:rFonts w:ascii="Times New Roman" w:hAnsi="Times New Roman" w:eastAsia="Times New Roman" w:cs="Times New Roman"/>
-          <w:b/>
-          <w:i w:val="0"/>
-          <w:color w:val="000000"/>
-          <w:sz w:val="24"/>
-        </w:rPr>
-        <w:t>Caution for reuse:</w:t>
-      </w:r>
-      <w:r>
-        <w:rPr>
-          <w:rFonts w:ascii="Times New Roman" w:hAnsi="Times New Roman" w:eastAsia="Times New Roman" w:cs="Times New Roman"/>
-          <w:b w:val="0"/>
-          <w:i w:val="0"/>
-          <w:color w:val="000000"/>
-          <w:sz w:val="24"/>
-        </w:rPr>
-        <w:t xml:space="preserve"> </w:t>
-      </w:r>
-      <w:r>
-        <w:rPr>
-          <w:rFonts w:ascii="Consolas" w:hAnsi="Consolas" w:eastAsia="Consolas" w:cs="Consolas"/>
-          <w:b w:val="0"/>
-          <w:i w:val="0"/>
-          <w:color w:val="000000"/>
-          <w:sz w:val="24"/>
-        </w:rPr>
-        <w:t>indelible_sweep/sweep_indel0.0{05,01,05}.csv</w:t>
-      </w:r>
-      <w:r>
-        <w:rPr>
-          <w:rFonts w:ascii="Times New Roman" w:hAnsi="Times New Roman" w:eastAsia="Times New Roman" w:cs="Times New Roman"/>
-          <w:b w:val="0"/>
-          <w:i w:val="0"/>
-          <w:color w:val="000000"/>
-          <w:sz w:val="24"/>
-        </w:rPr>
-        <w:t xml:space="preserve"> store the superseded, root-dependent nRF values and must not be cited; for example </w:t>
-      </w:r>
-      <w:r>
-        <w:rPr>
-          <w:rFonts w:ascii="Consolas" w:hAnsi="Consolas" w:eastAsia="Consolas" w:cs="Consolas"/>
-          <w:b w:val="0"/>
-          <w:i w:val="0"/>
-          <w:color w:val="000000"/>
-          <w:sz w:val="24"/>
-        </w:rPr>
-        <w:t>sweep_indel0.05.csv</w:t>
-      </w:r>
-      <w:r>
-        <w:rPr>
-          <w:rFonts w:ascii="Times New Roman" w:hAnsi="Times New Roman" w:eastAsia="Times New Roman" w:cs="Times New Roman"/>
-          <w:b w:val="0"/>
-          <w:i w:val="0"/>
-          <w:color w:val="000000"/>
-          <w:sz w:val="24"/>
-        </w:rPr>
-        <w:t xml:space="preserve"> records ft2=0.167513 / fusang=0.152284 for seed 100, whereas the standard unrooted RF values for that same seed are 0.234 / 0.244 (130-seed means: 0.2020 / 0.1800 under the standard metric, against 0.1307 / 0.1119 in the superseded file).</w:t>
-      </w:r>
-    </w:p>
-    <w:p>
-      <w:pPr>
-        <w:spacing w:after="120" w:line="360" w:lineRule="auto"/>
-      </w:pPr>
-      <w:r>
-        <w:rPr>
-          <w:rFonts w:ascii="Times New Roman" w:hAnsi="Times New Roman" w:eastAsia="Times New Roman" w:cs="Times New Roman"/>
-          <w:b/>
-          <w:i w:val="0"/>
-          <w:color w:val="000000"/>
-          <w:sz w:val="24"/>
-        </w:rPr>
-        <w:t>Reproducibility of the n=1,000 trees.</w:t>
-      </w:r>
-      <w:r>
-        <w:rPr>
-          <w:rFonts w:ascii="Times New Roman" w:hAnsi="Times New Roman" w:eastAsia="Times New Roman" w:cs="Times New Roman"/>
-          <w:b w:val="0"/>
-          <w:i w:val="0"/>
-          <w:color w:val="000000"/>
-          <w:sz w:val="24"/>
-        </w:rPr>
-        <w:t xml:space="preserve"> The archived n=1,000 trees could not be reproduced topology-for-topology: re-running the current code in the original pinned environment (WSL </w:t>
-      </w:r>
-      <w:r>
-        <w:rPr>
-          <w:rFonts w:ascii="Consolas" w:hAnsi="Consolas" w:eastAsia="Consolas" w:cs="Consolas"/>
-          <w:b w:val="0"/>
-          <w:i w:val="0"/>
-          <w:color w:val="000000"/>
-          <w:sz w:val="24"/>
-        </w:rPr>
-        <w:t>Ubuntu-24.04</w:t>
-      </w:r>
-      <w:r>
-        <w:rPr>
-          <w:rFonts w:ascii="Times New Roman" w:hAnsi="Times New Roman" w:eastAsia="Times New Roman" w:cs="Times New Roman"/>
-          <w:b w:val="0"/>
-          <w:i w:val="0"/>
-          <w:color w:val="000000"/>
-          <w:sz w:val="24"/>
-        </w:rPr>
-        <w:t xml:space="preserve">; conda environment </w:t>
-      </w:r>
-      <w:r>
-        <w:rPr>
-          <w:rFonts w:ascii="Consolas" w:hAnsi="Consolas" w:eastAsia="Consolas" w:cs="Consolas"/>
-          <w:b w:val="0"/>
-          <w:i w:val="0"/>
-          <w:color w:val="000000"/>
-          <w:sz w:val="24"/>
-        </w:rPr>
-        <w:t>/opt/miniconda3/envs/fusang_bench</w:t>
-      </w:r>
-      <w:r>
-        <w:rPr>
-          <w:rFonts w:ascii="Times New Roman" w:hAnsi="Times New Roman" w:eastAsia="Times New Roman" w:cs="Times New Roman"/>
-          <w:b w:val="0"/>
-          <w:i w:val="0"/>
-          <w:color w:val="000000"/>
-          <w:sz w:val="24"/>
-        </w:rPr>
-        <w:t xml:space="preserve">; Python 3.11.17, NumPy 2.4.6, SciPy 1.17.1, Numba 0.68.0) gives trees that differ from the archived ones by RF = 104, 4, 2, 14, 10, 18, 30, 178, 6 and 22 across seeds 1000–1009 (median 14), on a maximum of 2(n−3) = 1,994 bipartitions. The divergence most likely reflects code changes made after the benchmark was run; its magnitude is very uneven across seeds (seed 1007 alone accounts for RF = 178), and we have not identified the precise source. The archived scores are nevertheless representative at the level that matters: over the same ten seeds a fresh DCM+EPA re-run gives mean nRF 0.2726 against the archived 0.2717 (mean paired difference +0.0009, SD 0.0021, all ten per-seed differences below 0.007; paired Wilcoxon p=0.227 on integer RF counts, i.e. statistically indistinguishable). The Table 1 n=1,000 figures are therefore not artefacts of that topological non-reproducibility. Per-seed archived values are in </w:t>
-      </w:r>
-      <w:r>
-        <w:rPr>
-          <w:rFonts w:ascii="Consolas" w:hAnsi="Consolas" w:eastAsia="Consolas" w:cs="Consolas"/>
-          <w:b w:val="0"/>
-          <w:i w:val="0"/>
-          <w:color w:val="000000"/>
-          <w:sz w:val="24"/>
-        </w:rPr>
-        <w:t>table1_nrfstandard/n1000_clean_nrfstandard.csv</w:t>
-      </w:r>
-      <w:r>
-        <w:rPr>
-          <w:rFonts w:ascii="Times New Roman" w:hAnsi="Times New Roman" w:eastAsia="Times New Roman" w:cs="Times New Roman"/>
-          <w:b w:val="0"/>
-          <w:i w:val="0"/>
-          <w:color w:val="000000"/>
-          <w:sz w:val="24"/>
-        </w:rPr>
-        <w:t xml:space="preserve">; the re-run data, scripts, logs and environment record are in </w:t>
-      </w:r>
-      <w:r>
-        <w:rPr>
-          <w:rFonts w:ascii="Consolas" w:hAnsi="Consolas" w:eastAsia="Consolas" w:cs="Consolas"/>
-          <w:b w:val="0"/>
-          <w:i w:val="0"/>
-          <w:color w:val="000000"/>
-          <w:sz w:val="24"/>
-        </w:rPr>
-        <w:t>table_threshold_n1000_nrfstandard.csv</w:t>
-      </w:r>
-      <w:r>
-        <w:rPr>
-          <w:rFonts w:ascii="Times New Roman" w:hAnsi="Times New Roman" w:eastAsia="Times New Roman" w:cs="Times New Roman"/>
-          <w:b w:val="0"/>
-          <w:i w:val="0"/>
-          <w:color w:val="000000"/>
-          <w:sz w:val="24"/>
-        </w:rPr>
-        <w:t xml:space="preserve"> and </w:t>
-      </w:r>
-      <w:r>
-        <w:rPr>
-          <w:rFonts w:ascii="Consolas" w:hAnsi="Consolas" w:eastAsia="Consolas" w:cs="Consolas"/>
-          <w:b w:val="0"/>
-          <w:i w:val="0"/>
-          <w:color w:val="000000"/>
-          <w:sz w:val="24"/>
-        </w:rPr>
-        <w:t>bench_n1000_threshold/</w:t>
-      </w:r>
-      <w:r>
-        <w:rPr>
-          <w:rFonts w:ascii="Times New Roman" w:hAnsi="Times New Roman" w:eastAsia="Times New Roman" w:cs="Times New Roman"/>
-          <w:b w:val="0"/>
-          <w:i w:val="0"/>
-          <w:color w:val="000000"/>
-          <w:sz w:val="24"/>
-        </w:rPr>
-        <w:t>.</w:t>
-      </w:r>
-    </w:p>
-    <w:p>
-      <w:pPr>
-        <w:keepNext/>
-        <w:spacing w:before="200" w:after="120" w:line="276" w:lineRule="auto"/>
-      </w:pPr>
-      <w:r>
-        <w:rPr>
-          <w:rFonts w:ascii="Times New Roman" w:hAnsi="Times New Roman" w:eastAsia="Times New Roman" w:cs="Times New Roman"/>
-          <w:b/>
-          <w:i w:val="0"/>
-          <w:color w:val="000000"/>
-          <w:sz w:val="24"/>
-        </w:rPr>
-        <w:t>Accuracy metric</w:t>
-      </w:r>
-    </w:p>
-    <w:p>
-      <w:pPr>
-        <w:spacing w:after="120" w:line="360" w:lineRule="auto"/>
-      </w:pPr>
-      <w:r>
-        <w:rPr>
-          <w:rFonts w:ascii="Times New Roman" w:hAnsi="Times New Roman" w:eastAsia="Times New Roman" w:cs="Times New Roman"/>
-          <w:b w:val="0"/>
-          <w:i w:val="0"/>
-          <w:color w:val="000000"/>
-          <w:sz w:val="24"/>
-        </w:rPr>
-        <w:t>Normalized Robinson-Foulds distance (nRF, root-independent / unrooted):</w:t>
-      </w:r>
-    </w:p>
-    <w:p>
-      <w:pPr>
-        <w:spacing w:after="120" w:line="360" w:lineRule="auto"/>
-      </w:pPr>
-      <w:r>
-        <w:rPr>
-          <w:rFonts w:ascii="Times New Roman" w:hAnsi="Times New Roman" w:eastAsia="Times New Roman" w:cs="Times New Roman"/>
-          <w:b w:val="0"/>
-          <w:i w:val="0"/>
-          <w:color w:val="000000"/>
-          <w:sz w:val="24"/>
-        </w:rPr>
-        <w:t>nRF = RF / (2(n − 3)) = (|S₁ \ S₂| + |S₂ \ S₁|) / (2(n − 3))</w:t>
-      </w:r>
-    </w:p>
-    <w:p>
-      <w:pPr>
-        <w:spacing w:after="120" w:line="360" w:lineRule="auto"/>
-      </w:pPr>
-      <w:r>
-        <w:rPr>
-          <w:rFonts w:ascii="Times New Roman" w:hAnsi="Times New Roman" w:eastAsia="Times New Roman" w:cs="Times New Roman"/>
-          <w:b w:val="0"/>
-          <w:i w:val="0"/>
-          <w:color w:val="000000"/>
-          <w:sz w:val="24"/>
-        </w:rPr>
-        <w:t xml:space="preserve">where S₁ and S₂ are the sets of </w:t>
-      </w:r>
-      <w:r>
-        <w:rPr>
-          <w:rFonts w:ascii="Times New Roman" w:hAnsi="Times New Roman" w:eastAsia="Times New Roman" w:cs="Times New Roman"/>
-          <w:b/>
-          <w:i w:val="0"/>
-          <w:color w:val="000000"/>
-          <w:sz w:val="24"/>
-        </w:rPr>
-        <w:t>non-trivial splits (bipartitions)</w:t>
-      </w:r>
-      <w:r>
-        <w:rPr>
-          <w:rFonts w:ascii="Times New Roman" w:hAnsi="Times New Roman" w:eastAsia="Times New Roman" w:cs="Times New Roman"/>
-          <w:b w:val="0"/>
-          <w:i w:val="0"/>
-          <w:color w:val="000000"/>
-          <w:sz w:val="24"/>
-        </w:rPr>
-        <w:t xml:space="preserve"> of the two trees on their shared leaf set of size n. Each split is canonicalised by keeping the side that does </w:t>
-      </w:r>
-      <w:r>
-        <w:rPr>
-          <w:rFonts w:ascii="Times New Roman" w:hAnsi="Times New Roman" w:eastAsia="Times New Roman" w:cs="Times New Roman"/>
-          <w:b/>
-          <w:i w:val="0"/>
-          <w:color w:val="000000"/>
-          <w:sz w:val="24"/>
-        </w:rPr>
-        <w:t>not</w:t>
-      </w:r>
-      <w:r>
-        <w:rPr>
-          <w:rFonts w:ascii="Times New Roman" w:hAnsi="Times New Roman" w:eastAsia="Times New Roman" w:cs="Times New Roman"/>
-          <w:b w:val="0"/>
-          <w:i w:val="0"/>
-          <w:color w:val="000000"/>
-          <w:sz w:val="24"/>
-        </w:rPr>
-        <w:t xml:space="preserve"> contain the lexicographically smallest leaf, so the measure is independent of rooting position. For a fully resolved unrooted binary tree the number of non-trivial splits is exactly n − 3, making 2(n − 3) the maximum attainable RF between two fully resolved trees; nRF=0 is a perfect match and nRF=1 complete disagreement. Partially resolved trees (e.g. trees containing polytomies or zero-length branches that collapse to multifurcations) contribute fewer than n − 3 splits, which correspondingly increases their RF against a fully resolved reference — we report this because FastTree2 output occasionally contains collapsed branches.</w:t>
-      </w:r>
-    </w:p>
-    <w:p>
-      <w:pPr>
-        <w:spacing w:after="120" w:line="360" w:lineRule="auto"/>
-      </w:pPr>
-      <w:r>
-        <w:rPr>
-          <w:rFonts w:ascii="Times New Roman" w:hAnsi="Times New Roman" w:eastAsia="Times New Roman" w:cs="Times New Roman"/>
-          <w:b w:val="0"/>
-          <w:i w:val="0"/>
-          <w:color w:val="000000"/>
-          <w:sz w:val="24"/>
-        </w:rPr>
-        <w:t xml:space="preserve">Computation: </w:t>
-      </w:r>
-      <w:r>
-        <w:rPr>
-          <w:rFonts w:ascii="Consolas" w:hAnsi="Consolas" w:eastAsia="Consolas" w:cs="Consolas"/>
-          <w:b w:val="0"/>
-          <w:i w:val="0"/>
-          <w:color w:val="000000"/>
-          <w:sz w:val="24"/>
-        </w:rPr>
-        <w:t>nrf_standard.py</w:t>
-      </w:r>
-      <w:r>
-        <w:rPr>
-          <w:rFonts w:ascii="Times New Roman" w:hAnsi="Times New Roman" w:eastAsia="Times New Roman" w:cs="Times New Roman"/>
-          <w:b w:val="0"/>
-          <w:i w:val="0"/>
-          <w:color w:val="000000"/>
-          <w:sz w:val="24"/>
-        </w:rPr>
-        <w:t xml:space="preserve"> in the reproduction package. We verified the implementation against DendroPy 5.0.8 (</w:t>
-      </w:r>
-      <w:r>
-        <w:rPr>
-          <w:rFonts w:ascii="Consolas" w:hAnsi="Consolas" w:eastAsia="Consolas" w:cs="Consolas"/>
-          <w:b w:val="0"/>
-          <w:i w:val="0"/>
-          <w:color w:val="000000"/>
-          <w:sz w:val="24"/>
-        </w:rPr>
-        <w:t>treecompare.symmetric_difference</w:t>
-      </w:r>
-      <w:r>
-        <w:rPr>
-          <w:rFonts w:ascii="Times New Roman" w:hAnsi="Times New Roman" w:eastAsia="Times New Roman" w:cs="Times New Roman"/>
-          <w:b w:val="0"/>
-          <w:i w:val="0"/>
-          <w:color w:val="000000"/>
-          <w:sz w:val="24"/>
-        </w:rPr>
-        <w:t xml:space="preserve"> with </w:t>
-      </w:r>
-      <w:r>
-        <w:rPr>
-          <w:rFonts w:ascii="Consolas" w:hAnsi="Consolas" w:eastAsia="Consolas" w:cs="Consolas"/>
-          <w:b w:val="0"/>
-          <w:i w:val="0"/>
-          <w:color w:val="000000"/>
-          <w:sz w:val="24"/>
-        </w:rPr>
-        <w:t>rooting='force-unrooted'</w:t>
-      </w:r>
-      <w:r>
-        <w:rPr>
-          <w:rFonts w:ascii="Times New Roman" w:hAnsi="Times New Roman" w:eastAsia="Times New Roman" w:cs="Times New Roman"/>
-          <w:b w:val="0"/>
-          <w:i w:val="0"/>
-          <w:color w:val="000000"/>
-          <w:sz w:val="24"/>
-        </w:rPr>
-        <w:t>) on five independent tree pairs spanning both conditions and three dataset scales, obtaining bit-identical values (e.g. 0.274112, 0.220812, 0.228426, 0.213198, 0.221328). An earlier in-house metric (</w:t>
-      </w:r>
-      <w:r>
-        <w:rPr>
-          <w:rFonts w:ascii="Consolas" w:hAnsi="Consolas" w:eastAsia="Consolas" w:cs="Consolas"/>
-          <w:b w:val="0"/>
-          <w:i w:val="0"/>
-          <w:color w:val="000000"/>
-          <w:sz w:val="24"/>
-        </w:rPr>
-        <w:t>calc_nrf_simple.py</w:t>
-      </w:r>
-      <w:r>
-        <w:rPr>
-          <w:rFonts w:ascii="Times New Roman" w:hAnsi="Times New Roman" w:eastAsia="Times New Roman" w:cs="Times New Roman"/>
-          <w:b w:val="0"/>
-          <w:i w:val="0"/>
-          <w:color w:val="000000"/>
-          <w:sz w:val="24"/>
-        </w:rPr>
-        <w:t xml:space="preserve">), which retained only the smaller child clade of each internal node, captured only 64 of the 197 non-trivial splits of an n=200 reference tree and systematically distorted comparisons in Fusang's favour; </w:t>
-      </w:r>
-      <w:r>
-        <w:rPr>
-          <w:rFonts w:ascii="Times New Roman" w:hAnsi="Times New Roman" w:eastAsia="Times New Roman" w:cs="Times New Roman"/>
-          <w:b/>
-          <w:i w:val="0"/>
-          <w:color w:val="000000"/>
-          <w:sz w:val="24"/>
-        </w:rPr>
-        <w:t>all nRF values reported here use the root-independent definition above</w:t>
-      </w:r>
-      <w:r>
-        <w:rPr>
-          <w:rFonts w:ascii="Times New Roman" w:hAnsi="Times New Roman" w:eastAsia="Times New Roman" w:cs="Times New Roman"/>
-          <w:b w:val="0"/>
-          <w:i w:val="0"/>
-          <w:color w:val="000000"/>
-          <w:sz w:val="24"/>
-        </w:rPr>
-        <w:t xml:space="preserve">, and every value from the earlier metric has been recomputed. A concrete illustration of the size and direction of that distortion: on clean n=200 data (seed 42, </w:t>
-      </w:r>
-      <w:r>
-        <w:rPr>
-          <w:rFonts w:ascii="Consolas" w:hAnsi="Consolas" w:eastAsia="Consolas" w:cs="Consolas"/>
-          <w:b w:val="0"/>
-          <w:i w:val="0"/>
-          <w:color w:val="000000"/>
-          <w:sz w:val="24"/>
-        </w:rPr>
-        <w:t>test_n200.fasta</w:t>
-      </w:r>
-      <w:r>
-        <w:rPr>
-          <w:rFonts w:ascii="Times New Roman" w:hAnsi="Times New Roman" w:eastAsia="Times New Roman" w:cs="Times New Roman"/>
-          <w:b w:val="0"/>
-          <w:i w:val="0"/>
-          <w:color w:val="000000"/>
-          <w:sz w:val="24"/>
-        </w:rPr>
-        <w:t>) the simplified pipeline's NJ tree is itself identical to the simulated true tree (RF=0, nRF=0.000), yet the earlier metric reported nRF=0.005 for it — that is, the superseded implementation invented error that the root-independent metric shows was never there. Errors of this kind, applied per tree and not uniformly across methods, are why the earlier comparisons in this manuscript were biased in Fusang's favour and why every affected value has been recomputed.</w:t>
-      </w:r>
-    </w:p>
-    <w:p>
-      <w:pPr>
-        <w:keepNext/>
-        <w:spacing w:before="200" w:after="120" w:line="276" w:lineRule="auto"/>
-      </w:pPr>
-      <w:r>
-        <w:rPr>
-          <w:rFonts w:ascii="Times New Roman" w:hAnsi="Times New Roman" w:eastAsia="Times New Roman" w:cs="Times New Roman"/>
-          <w:b/>
-          <w:i w:val="0"/>
-          <w:color w:val="000000"/>
-          <w:sz w:val="24"/>
-        </w:rPr>
-        <w:t>Comparison methods</w:t>
-      </w:r>
-    </w:p>
-    <w:p>
-      <w:pPr>
-        <w:pStyle w:val="ListBullet"/>
-        <w:spacing w:after="60" w:line="360" w:lineRule="auto"/>
-      </w:pPr>
-      <w:r>
-        <w:rPr>
-          <w:rFonts w:ascii="Times New Roman" w:hAnsi="Times New Roman" w:eastAsia="Times New Roman" w:cs="Times New Roman"/>
-          <w:b/>
-          <w:i w:val="0"/>
-          <w:color w:val="000000"/>
-          <w:sz w:val="24"/>
-        </w:rPr>
-        <w:t>Fusang: Tardigrade Edition</w:t>
-      </w:r>
-      <w:r>
-        <w:rPr>
-          <w:rFonts w:ascii="Times New Roman" w:hAnsi="Times New Roman" w:eastAsia="Times New Roman" w:cs="Times New Roman"/>
-          <w:b w:val="0"/>
-          <w:i w:val="0"/>
-          <w:color w:val="000000"/>
-          <w:sz w:val="24"/>
-        </w:rPr>
-        <w:t xml:space="preserve"> (this work): spaced k-mers (k=5,gap2), simplified or DCM pipeline, FastME BIONJ+BNNI</w:t>
-      </w:r>
-    </w:p>
-    <w:p>
-      <w:pPr>
-        <w:pStyle w:val="ListBullet"/>
-        <w:spacing w:after="60" w:line="360" w:lineRule="auto"/>
-      </w:pPr>
-      <w:r>
-        <w:rPr>
-          <w:rFonts w:ascii="Times New Roman" w:hAnsi="Times New Roman" w:eastAsia="Times New Roman" w:cs="Times New Roman"/>
-          <w:b/>
-          <w:i w:val="0"/>
-          <w:color w:val="000000"/>
-          <w:sz w:val="24"/>
-        </w:rPr>
-        <w:t>Fusang v1</w:t>
-      </w:r>
-      <w:r>
-        <w:rPr>
-          <w:rFonts w:ascii="Times New Roman" w:hAnsi="Times New Roman" w:eastAsia="Times New Roman" w:cs="Times New Roman"/>
-          <w:b w:val="0"/>
-          <w:i w:val="0"/>
-          <w:color w:val="000000"/>
-          <w:sz w:val="24"/>
-        </w:rPr>
-        <w:t xml:space="preserve"> [6]: deep learning-based, 4–40 taxa limit</w:t>
-      </w:r>
-    </w:p>
-    <w:p>
-      <w:pPr>
-        <w:pStyle w:val="ListBullet"/>
-        <w:spacing w:after="60" w:line="360" w:lineRule="auto"/>
-      </w:pPr>
-      <w:r>
-        <w:rPr>
-          <w:rFonts w:ascii="Times New Roman" w:hAnsi="Times New Roman" w:eastAsia="Times New Roman" w:cs="Times New Roman"/>
-          <w:b/>
-          <w:i w:val="0"/>
-          <w:color w:val="000000"/>
-          <w:sz w:val="24"/>
-        </w:rPr>
-        <w:t>FastTree2 v2.2.0</w:t>
-      </w:r>
-      <w:r>
-        <w:rPr>
-          <w:rFonts w:ascii="Times New Roman" w:hAnsi="Times New Roman" w:eastAsia="Times New Roman" w:cs="Times New Roman"/>
-          <w:b w:val="0"/>
-          <w:i w:val="0"/>
-          <w:color w:val="000000"/>
-          <w:sz w:val="24"/>
-        </w:rPr>
-        <w:t xml:space="preserve"> [20]: GTR+CAT approximation, MAFFT alignment [21]</w:t>
-      </w:r>
-    </w:p>
-    <w:p>
-      <w:pPr>
-        <w:pStyle w:val="ListBullet"/>
-        <w:spacing w:after="60" w:line="360" w:lineRule="auto"/>
-      </w:pPr>
-      <w:r>
-        <w:rPr>
-          <w:rFonts w:ascii="Times New Roman" w:hAnsi="Times New Roman" w:eastAsia="Times New Roman" w:cs="Times New Roman"/>
-          <w:b/>
-          <w:i w:val="0"/>
-          <w:color w:val="000000"/>
-          <w:sz w:val="24"/>
-        </w:rPr>
-        <w:t>RAxML-NG</w:t>
-      </w:r>
-      <w:r>
-        <w:rPr>
-          <w:rFonts w:ascii="Times New Roman" w:hAnsi="Times New Roman" w:eastAsia="Times New Roman" w:cs="Times New Roman"/>
-          <w:b w:val="0"/>
-          <w:i w:val="0"/>
-          <w:color w:val="000000"/>
-          <w:sz w:val="24"/>
-        </w:rPr>
-        <w:t xml:space="preserve"> [22] (version not captured in the run logs; the in-repo benchmark reports carry an evidently erroneous "v2.0.1" label, so no version is asserted): GTR+Γ, 10 parsimony + 10 random starting trees, MAFFT alignment</w:t>
-      </w:r>
-    </w:p>
-    <w:p>
-      <w:pPr>
-        <w:pStyle w:val="ListBullet"/>
-        <w:spacing w:after="60" w:line="360" w:lineRule="auto"/>
-      </w:pPr>
-      <w:r>
-        <w:rPr>
-          <w:rFonts w:ascii="Times New Roman" w:hAnsi="Times New Roman" w:eastAsia="Times New Roman" w:cs="Times New Roman"/>
-          <w:b/>
-          <w:i w:val="0"/>
-          <w:color w:val="000000"/>
-          <w:sz w:val="24"/>
-        </w:rPr>
-        <w:t>IQ-TREE2 v2.4.0</w:t>
-      </w:r>
-      <w:r>
-        <w:rPr>
-          <w:rFonts w:ascii="Times New Roman" w:hAnsi="Times New Roman" w:eastAsia="Times New Roman" w:cs="Times New Roman"/>
-          <w:b w:val="0"/>
-          <w:i w:val="0"/>
-          <w:color w:val="000000"/>
-          <w:sz w:val="24"/>
-        </w:rPr>
-        <w:t xml:space="preserve"> [23]: GTR model (fixed via </w:t>
-      </w:r>
-      <w:r>
-        <w:rPr>
-          <w:rFonts w:ascii="Consolas" w:hAnsi="Consolas" w:eastAsia="Consolas" w:cs="Consolas"/>
-          <w:b w:val="0"/>
-          <w:i w:val="0"/>
-          <w:color w:val="000000"/>
-          <w:sz w:val="24"/>
-        </w:rPr>
         <w:t>-m GTR</w:t>
       </w:r>
       <w:r>
@@ -3194,7 +3193,7 @@
           <w:color w:val="000000"/>
           <w:sz w:val="24"/>
         </w:rPr>
-        <w:t>, not auto-selected), MAFFT alignment. IQ-TREE2 was evaluated on n=200 indel data (130 seeds) but failed to complete within practical time limits at larger scales (n=1000: 10/10 seeds timed out at 24h); on the n=200 subset, IQ-TREE2 produces trees 1.06× worse than Fusang's k-mer NJ (standard root-independent unrooted nRF=0.210 ± 0.031 vs 0.199 ± 0.030, paired Wilcoxon p=7.95×10⁻⁵, paired Cohen's d=0.385; Fusang better in 77/130 seeds, IQ-TREE2 better in 46, 7 ties). An earlier version of this manuscript reported 1.9× (0.231 vs 0.122); that figure divided an IQ-TREE2 value produced by one nRF implementation by a Fusang value produced by a different one, and is withdrawn — under either implementation applied consistently, Fusang is 0.199–0.201 and the gap is ≈1.06×. An independent replicate of the IQ-TREE2 runs (130/130 seeds, trees differing topologically on 128/130 seeds due to search stochasticity) gives 0.211 ± 0.031, 1.06×, p=5.2×10⁻⁵, d=0.397, confirming the conclusion is not run-specific. The residual gap likely reflects indel-induced alignment errors propagating to even fixed-model ML inference, illustrating a general limitation of alignment-dependent methods under high indel rates. Full data available in Supplementary Note S10.</w:t>
+        <w:t>, not auto-selected), MAFFT alignment. IQ-TREE2 was evaluated on n=200 indel data (130 seeds) but failed to complete within practical time limits at larger scales (n=1000: 10/10 seeds timed out at 24h); on the n=200 subset, IQ-TREE2 produces trees 1.06× worse than Fusang's k-mer NJ (standard root-independent unrooted nRF=0.210 ± 0.031 vs 0.199 ± 0.030, paired Wilcoxon p=9.21×10⁻⁵, paired Cohen's d=0.385; Fusang better in 77/130 seeds, IQ-TREE2 better in 46, 7 ties). An earlier version of this manuscript reported 1.9× (0.231 vs 0.122); that figure divided an IQ-TREE2 value produced by one nRF implementation by a Fusang value produced by a different one, and is withdrawn — under either implementation applied consistently, Fusang is 0.199–0.201 and the gap is ≈1.06×. An independent replicate of the IQ-TREE2 runs (130/130 seeds, trees differing topologically on 128/130 seeds due to search stochasticity) gives 0.211 ± 0.031, 1.06×, p=5.2×10⁻⁵, d=0.397, confirming the conclusion is not run-specific. The residual gap likely reflects indel-induced alignment errors propagating to even fixed-model ML inference, illustrating a general limitation of alignment-dependent methods under high indel rates. Full data available in Supplementary Note S10.</w:t>
       </w:r>
     </w:p>
     <w:p>
@@ -7411,7 +7410,7 @@
                 <w:color w:val="000000"/>
                 <w:sz w:val="18"/>
               </w:rPr>
-              <w:t xml:space="preserve"> (p=2.68×10⁻¹²)</w:t>
+              <w:t xml:space="preserve"> (p=2.22×10⁻¹²)</w:t>
             </w:r>
           </w:p>
         </w:tc>
@@ -7475,7 +7474,7 @@
           <w:color w:val="000000"/>
           <w:sz w:val="24"/>
         </w:rPr>
-        <w:t>The ensemble (nRF=0.1940) significantly outperforms contiguous k=5 (0.2078; ensemble better in 93/130 seeds, k=5 better in 24, 13 ties, Wilcoxon p=2.68×10⁻¹², paired d=0.755).</w:t>
+        <w:t>The ensemble (nRF=0.1940) significantly outperforms contiguous k=5 (0.2078; ensemble better in 93/130 seeds, k=5 better in 24, 13 ties, Wilcoxon p=2.22×10⁻¹², paired d=0.755).</w:t>
       </w:r>
     </w:p>
     <w:p>
@@ -8033,7 +8032,7 @@
                 <w:color w:val="000000"/>
                 <w:sz w:val="18"/>
               </w:rPr>
-              <w:t>0.0018</w:t>
+              <w:t>0.00206</w:t>
             </w:r>
           </w:p>
         </w:tc>
@@ -8193,7 +8192,7 @@
           <w:color w:val="000000"/>
           <w:sz w:val="24"/>
         </w:rPr>
-        <w:t>² The comparison of primary interest is L1 vs L3: paired Wilcoxon p=0.0024, L3 lower in 22/30 seeds, L1 lower in 7, one tie; paired Cohen's d=0.64 (orientation L1 − L3, positive = L3 better).</w:t>
+        <w:t>² The comparison of primary interest is L1 vs L3: paired Wilcoxon p=0.00247, L3 lower in 22/30 seeds, L1 lower in 7, one tie; paired Cohen's d=0.64 (orientation L1 − L3, positive = L3 better).</w:t>
       </w:r>
     </w:p>
     <w:p>
@@ -8298,7 +8297,7 @@
           <w:color w:val="000000"/>
           <w:sz w:val="24"/>
         </w:rPr>
-        <w:t xml:space="preserve"> L3 (0.124 ± 0.026) achieves lower topological error than L1 (0.137 ± 0.023): mean per-seed difference (L1 − L3) = +0.0136, paired Wilcoxon p=0.0024, paired Cohen's d=0.64, with L3 lower in 22/30 seeds and L1 lower in 7. This reverses the claim in earlier versions of this manuscript, which reported L1 as better than L3 (p=0.024, 19/30) on the defective data and under a biased nRF implementation. We therefore no longer claim that the multi-k ensemble reaches or exceeds MSA+ML accuracy under indel-rich conditions. What the benchmark supports is the narrower statement that an alignment-free multi-k ensemble comes within ~11% relative topological error of MAFFT+FastTree2 (0.137 vs 0.124) without ever computing a sequence alignment — and, given the Bonferroni context of the three pipeline-level pairwise comparisons (adjusted α=0.0167), even the direction of that gap should be read as established by the 22/30 win rate and the effect size rather than by the corrected p-value alone (adjusted p=0.007, which does survive).</w:t>
+        <w:t xml:space="preserve"> L3 (0.124 ± 0.026) achieves lower topological error than L1 (0.137 ± 0.023): mean per-seed difference (L1 − L3) = +0.0136, paired Wilcoxon p=0.00247, paired Cohen's d=0.64, with L3 lower in 22/30 seeds and L1 lower in 7. This reverses the claim in earlier versions of this manuscript, which reported L1 as better than L3 (p=0.024, 19/30) on the defective data and under a biased nRF implementation. We therefore no longer claim that the multi-k ensemble reaches or exceeds MSA+ML accuracy under indel-rich conditions. What the benchmark supports is the narrower statement that an alignment-free multi-k ensemble comes within ~11% relative topological error of MAFFT+FastTree2 (0.137 vs 0.124) without ever computing a sequence alignment — and, given the Bonferroni context of the three pipeline-level pairwise comparisons (adjusted α=0.0167), even the direction of that gap should be read as established by the 22/30 win rate and the effect size rather than by the corrected p-value alone (adjusted p=0.007, which does survive).</w:t>
       </w:r>
     </w:p>
     <w:p>
@@ -8333,7 +8332,7 @@
           <w:color w:val="000000"/>
           <w:sz w:val="24"/>
         </w:rPr>
-        <w:t>, reducing nRF from 0.150 to 0.137 (paired Wilcoxon p=0.0018, paired Cohen's d=0.67, L1 lower in 19/30 seeds). This is a modest but reliable gain — considerably smaller than the 21.5% previously reported, which was computed on the defective data. Fusion also closes part of the gap to MSA+ML: L0 is 21% worse than L3 (0.150 vs 0.124; p=3.1×10⁻⁵, d=1.05), whereas L1 is 11% worse. The gain is therefore real but partial, and it does not overturn the advantage of alignment-based inference on data of this length and divergence.</w:t>
+        <w:t>, reducing nRF from 0.150 to 0.137 (paired Wilcoxon p=0.00206, paired Cohen's d=0.67, L1 lower in 19/30 seeds). This is a modest but reliable gain — considerably smaller than the 21.5% previously reported, which was computed on the defective data. Fusion also closes part of the gap to MSA+ML: L0 is 21% worse than L3 (0.150 vs 0.124; p=3.1×10⁻⁵, d=1.05), whereas L1 is 11% worse. The gain is therefore real but partial, and it does not overturn the advantage of alignment-based inference on data of this length and divergence.</w:t>
       </w:r>
     </w:p>
     <w:p>
@@ -10733,7 +10732,7 @@
           <w:color w:val="000000"/>
           <w:sz w:val="24"/>
         </w:rPr>
-        <w:t xml:space="preserve"> On this 130-seed INDELible benchmark the multi-k ensemble (contiguous k=5,7,9 average, NJ) achieves TRUE-relative nRF=0.1940 ± 0.0296 — significantly better than the contiguous k=5 baseline (0.2078; ensemble better in 93/130, p=2.68×10⁻¹², d=0.755), than contiguous k=9 (0.2005; 81/130, p=9.04×10⁻⁸, d=0.517), than the NJ-only spaced configuration (0.2003; 74/130, p=1.16×10⁻³, d=0.317) and than the full Fusang pipeline (0.1990; 72/130, p=7.7×10⁻³, d=0.246), while remaining statistically indistinguishable from contiguous k=7 (0.1938; 48/130, p=0.669). In contrast to earlier versions of this manuscript, we therefore claim an accuracy advantage of the multi-k ensemble over the default spaced configuration at L=500 bp — a small one (0.0050 nRF, d=0.246), but significant and reproducible across 130 seeds. Table 4 examines the ensemble against its single-k components in detail. The ensemble's other established benefits are (i) the single-k→multi-k gain under the L=1000 bp protocol (Table 5, d=0.67, p=0.0018; an 8.7% relative reduction in nRF, 0.150→0.137) and (ii) the automatic rescue of the saturating gene-scale default at genome scale (see Real genome benchmarks below).</w:t>
+        <w:t xml:space="preserve"> On this 130-seed INDELible benchmark the multi-k ensemble (contiguous k=5,7,9 average, NJ) achieves TRUE-relative nRF=0.1940 ± 0.0296 — significantly better than the contiguous k=5 baseline (0.2078; ensemble better in 93/130, p=2.22×10⁻¹², d=0.755), than contiguous k=9 (0.2005; 81/130, p=9.04×10⁻⁸, d=0.517), than the NJ-only spaced configuration (0.2003; 74/130, p=1.16×10⁻³, d=0.317) and than the full Fusang pipeline (0.1990; 72/130, p=7.7×10⁻³, d=0.246), while remaining statistically indistinguishable from contiguous k=7 (0.1938; 48/130, p=0.669). In contrast to earlier versions of this manuscript, we therefore claim an accuracy advantage of the multi-k ensemble over the default spaced configuration at L=500 bp — a small one (0.0050 nRF, d=0.246), but significant and reproducible across 130 seeds. Table 4 examines the ensemble against its single-k components in detail. The ensemble's other established benefits are (i) the single-k→multi-k gain under the L=1000 bp protocol (Table 5, d=0.67, p=0.00206; an 8.7% relative reduction in nRF, 0.150→0.137) and (ii) the automatic rescue of the saturating gene-scale default at genome scale (see Real genome benchmarks below).</w:t>
       </w:r>
     </w:p>
     <w:p>
@@ -16371,7 +16370,7 @@
           <w:color w:val="000000"/>
           <w:sz w:val="24"/>
         </w:rPr>
-        <w:t>: The current implementation uses a static k and gap for the entire dataset. On the 130-seed INDELible benchmark (Table 4) the multi-k ensemble (nRF=0.1940) is statistically indistinguishable from the best single contiguous configuration (k=7, 0.1938; p=0.669) and significantly better than the default spaced+NNI pipeline (0.1990; p=0.0077, d=0.246) and than k=5 (0.2078; p=2.68×10⁻¹²) and k=9 (0.2005; p=9.04×10⁻⁸), so at L=500 bp it is the most accurate configuration we tested while requiring no manual k selection. That the ensemble never beats the best single k by a significant margin indicates limited complementary signal beyond what a well-chosen single k captures at this sequence length — the gain over the default is real but small (0.0050 nRF). Because the ranking of k values is likely to shift with sequence length, divergence and taxon count, we do not treat k=7 as a universal optimum. Further optimization, such as weighted fusion, inclusion of spaced k-mers in the ensemble, or per-cluster parameter selection, may yield additional gains. The optimal set of k values and fusion weights has not been systematically explored.</w:t>
+        <w:t>: The current implementation uses a static k and gap for the entire dataset. On the 130-seed INDELible benchmark (Table 4) the multi-k ensemble (nRF=0.1940) is statistically indistinguishable from the best single contiguous configuration (k=7, 0.1938; p=0.669) and significantly better than the default spaced+NNI pipeline (0.1990; p=0.0077, d=0.246) and than k=5 (0.2078; p=2.22×10⁻¹²) and k=9 (0.2005; p=9.04×10⁻⁸), so at L=500 bp it is the most accurate configuration we tested while requiring no manual k selection. That the ensemble never beats the best single k by a significant margin indicates limited complementary signal beyond what a well-chosen single k captures at this sequence length — the gain over the default is real but small (0.0050 nRF). Because the ranking of k values is likely to shift with sequence length, divergence and taxon count, we do not treat k=7 as a universal optimum. Further optimization, such as weighted fusion, inclusion of spaced k-mers in the ensemble, or per-cluster parameter selection, may yield additional gains. The optimal set of k values and fusion weights has not been systematically explored.</w:t>
       </w:r>
     </w:p>
     <w:p>
@@ -16698,7 +16697,7 @@
           <w:color w:val="000000"/>
           <w:sz w:val="24"/>
         </w:rPr>
-        <w:t>) as a first-pass analysis. The advantage is marginal at 0.02 (p=0.0507, not significant at α=0.05) and only clearly established at 0.05 (+10.9%, p=1.27×10⁻¹¹); at indel rates of 0.01 and below FastTree2 is significantly more accurate (Table 3), so Fusang should not be preferred there. On the 30-seed L=1000 bp benchmark the ensemble is significantly less accurate than MAFFT+FastTree2 (nRF=0.137±0.023 vs 0.124±0.026, paired Wilcoxon p=0.0024), while requiring no alignment step and no manual k selection; in our harness the two are comparable in wall-clock time at this scale (median 44.5 s vs 39.0 s per seed), so the advantage is workflow simplicity rather than raw speed at n=200. Both remain distant from the true tree (nRF≈0.12–0.15), so outputs should be treated as rapid first-pass topologies. The ensemble provides the best accuracy among the alignment-free configurations tested at L=1000 bp (Table 5) and — together with contiguous k=7 — at L=500 bp as well (Table 4: 0.1940 vs 0.1990 for the default pipeline, p=0.0077), while avoiding manual k selection.</w:t>
+        <w:t>) as a first-pass analysis. The advantage is marginal at 0.02 (p=0.0507, not significant at α=0.05) and only clearly established at 0.05 (+10.9%, p=1.27×10⁻¹¹); at indel rates of 0.01 and below FastTree2 is significantly more accurate (Table 3), so Fusang should not be preferred there. On the 30-seed L=1000 bp benchmark the ensemble is significantly less accurate than MAFFT+FastTree2 (nRF=0.137±0.023 vs 0.124±0.026, paired Wilcoxon p=0.00247), while requiring no alignment step and no manual k selection; in our harness the two are comparable in wall-clock time at this scale (median 44.5 s vs 39.0 s per seed), so the advantage is workflow simplicity rather than raw speed at n=200. Both remain distant from the true tree (nRF≈0.12–0.15), so outputs should be treated as rapid first-pass topologies. The ensemble provides the best accuracy among the alignment-free configurations tested at L=1000 bp (Table 5) and — together with contiguous k=7 — at L=500 bp as well (Table 4: 0.1940 vs 0.1990 for the default pipeline, p=0.0077), while avoiding manual k selection.</w:t>
       </w:r>
     </w:p>
     <w:p>
@@ -17100,7 +17099,7 @@
           <w:color w:val="000000"/>
           <w:sz w:val="24"/>
         </w:rPr>
-        <w:t xml:space="preserve"> Multi-k distance ensemble: per-seed analysis (130-seed INDELible benchmark, n=200, indel=0.02, TRUE-relative, standard root-independent unrooted RF). (A) Per-seed scatter of the NJ-only spaced k=5,gap2 configuration vs the ensemble (k=5,7,9 average). (B) Configuration comparison across single-k k=5/7/9, ensemble, spaced NJ-only, and the full pipeline (mean ± SD: k=7 0.1938 ± 0.0295, ensemble 0.1940 ± 0.0296, full pipeline 0.1990 ± 0.0296, spaced NJ-only 0.2003 ± 0.0296, k=9 0.2005 ± 0.0299, k=5 0.2078 ± 0.0314). (C) Sorted per-seed differences: ensemble vs contiguous k=5 (ensemble better in 93/130, k=5 better in 24, 13 ties; p=2.68×10⁻¹², paired d=0.755). (D) Sorted per-seed differences: ensemble vs full pipeline (ensemble better in 72/130, pipeline better in 46, 12 ties; p=7.7×10⁻³, paired d=0.246) — under the standard RF the ensemble now </w:t>
+        <w:t xml:space="preserve"> Multi-k distance ensemble: per-seed analysis (130-seed INDELible benchmark, n=200, indel=0.02, TRUE-relative, standard root-independent unrooted RF). (A) Per-seed scatter of the NJ-only spaced k=5,gap2 configuration vs the ensemble (k=5,7,9 average). (B) Configuration comparison across single-k k=5/7/9, ensemble, spaced NJ-only, and the full pipeline (mean ± SD: k=7 0.1938 ± 0.0295, ensemble 0.1940 ± 0.0296, full pipeline 0.1990 ± 0.0296, spaced NJ-only 0.2003 ± 0.0296, k=9 0.2005 ± 0.0299, k=5 0.2078 ± 0.0314). (C) Sorted per-seed differences: ensemble vs contiguous k=5 (ensemble better in 93/130, k=5 better in 24, 13 ties; p=2.22×10⁻¹², paired d=0.755). (D) Sorted per-seed differences: ensemble vs full pipeline (ensemble better in 72/130, pipeline better in 46, 12 ties; p=7.7×10⁻³, paired d=0.246) — under the standard RF the ensemble now </w:t>
       </w:r>
       <w:r>
         <w:rPr>
@@ -18055,7 +18054,7 @@
           <w:color w:val="000000"/>
           <w:sz w:val="24"/>
         </w:rPr>
-        <w:t xml:space="preserve"> IQ-TREE2 benchmark methodology and results: complete timeout analysis at n≥500, n=200 indel comparison showing IQ-TREE2 1.06× worse than Fusang k-mer NJ (standard root-independent unrooted nRF=0.210 ± 0.031 vs 0.199 ± 0.030, 130 seeds, paired Wilcoxon p=7.95×10⁻⁵, d=0.385, Fusang better in 77/130), and analysis demonstrating that indel-induced alignment errors degrade even fixed-model (GTR) ML inference. The previously reported 1.9× (0.231 vs 0.122) divided an IQ-TREE2 value from one nRF implementation by a Fusang value from another and is withdrawn; rescoring: </w:t>
+        <w:t xml:space="preserve"> IQ-TREE2 benchmark methodology and results: complete timeout analysis at n≥500, n=200 indel comparison showing IQ-TREE2 1.06× worse than Fusang k-mer NJ (standard root-independent unrooted nRF=0.210 ± 0.031 vs 0.199 ± 0.030, 130 seeds, paired Wilcoxon p=9.21×10⁻⁵, d=0.385, Fusang better in 77/130), and analysis demonstrating that indel-induced alignment errors degrade even fixed-model (GTR) ML inference. The previously reported 1.9× (0.231 vs 0.122) divided an IQ-TREE2 value from one nRF implementation by a Fusang value from another and is withdrawn; rescoring: </w:t>
       </w:r>
       <w:r>
         <w:rPr>
@@ -18789,7 +18788,7 @@
           <w:color w:val="000000"/>
           <w:sz w:val="24"/>
         </w:rPr>
-        <w:t xml:space="preserve"> Spaced k-mer parameter optimization. (A) nRF heatmap: k (4–8) × gap (0–3) at n=200; the red box marks the default k=5,gap2. (B) Adaptive parameter selection logic: n≤100→k=4,gap1; n&gt;100→k=5,gap2; genome scale (&gt;&gt;1 kb)→multi-k ensemble (k=5 saturates its 1,024 possible 5-mers). (C) Adaptive k,gap selection as a function of dataset size n: k=4,gap1 up to n=100 and k=5,gap2 beyond; 5/5 repeats returned identical selections at every scale (n=20–500), with nRF deviation &lt;0.005 across repeats. (D) Multi-k ensemble (k=5,7,9) vs single-k components and the full pipeline on the 130-seed INDELible benchmark (TRUE-relative): the ensemble significantly beats contiguous k=5 (p=2.68×10⁻¹²) and k=9 (p=9.04×10⁻⁸), ties the best single-k (k=7, p=0.669), and — under the standard root-independent RF — also significantly beats the full spaced+NNI pipeline (0.1940 vs 0.1990, p=7.7×10⁻³), so at L=500 bp the ensemble (or contiguous k=7) is the recommended configuration rather than the default pipeline.</w:t>
+        <w:t xml:space="preserve"> Spaced k-mer parameter optimization. (A) nRF heatmap: k (4–8) × gap (0–3) at n=200; the red box marks the default k=5,gap2. (B) Adaptive parameter selection logic: n≤100→k=4,gap1; n&gt;100→k=5,gap2; genome scale (&gt;&gt;1 kb)→multi-k ensemble (k=5 saturates its 1,024 possible 5-mers). (C) Adaptive k,gap selection as a function of dataset size n: k=4,gap1 up to n=100 and k=5,gap2 beyond; 5/5 repeats returned identical selections at every scale (n=20–500), with nRF deviation &lt;0.005 across repeats. (D) Multi-k ensemble (k=5,7,9) vs single-k components and the full pipeline on the 130-seed INDELible benchmark (TRUE-relative): the ensemble significantly beats contiguous k=5 (p=2.22×10⁻¹²) and k=9 (p=9.04×10⁻⁸), ties the best single-k (k=7, p=0.669), and — under the standard root-independent RF — also significantly beats the full spaced+NNI pipeline (0.1940 vs 0.1990, p=7.7×10⁻³), so at L=500 bp the ensemble (or contiguous k=7) is the recommended configuration rather than the default pipeline.</w:t>
       </w:r>
     </w:p>
     <w:p>

--- a/NAR_MANUSCRIPT_REVISED_v3.1.docx
+++ b/NAR_MANUSCRIPT_REVISED_v3.1.docx
@@ -7186,7 +7186,7 @@
                 <w:color w:val="000000"/>
                 <w:sz w:val="18"/>
               </w:rPr>
-              <w:t xml:space="preserve"> (p=1.16×10⁻³)</w:t>
+              <w:t xml:space="preserve"> (p=1.13×10⁻³)</w:t>
             </w:r>
           </w:p>
         </w:tc>
@@ -7298,7 +7298,7 @@
                 <w:color w:val="000000"/>
                 <w:sz w:val="18"/>
               </w:rPr>
-              <w:t xml:space="preserve"> (p=9.04×10⁻⁸)</w:t>
+              <w:t xml:space="preserve"> (p=9.10×10⁻⁸)</w:t>
             </w:r>
           </w:p>
         </w:tc>
@@ -7506,7 +7506,7 @@
           <w:color w:val="000000"/>
           <w:sz w:val="24"/>
         </w:rPr>
-        <w:t>The ensemble significantly outperforms contiguous k=9 (0.2005; ensemble better in 81, k=9 better in 32, 17 ties, p=9.04×10⁻⁸, d=0.517).</w:t>
+        <w:t>The ensemble significantly outperforms contiguous k=9 (0.2005; ensemble better in 81, k=9 better in 32, 17 ties, p=9.10×10⁻⁸, d=0.517).</w:t>
       </w:r>
     </w:p>
     <w:p>
@@ -7522,7 +7522,7 @@
           <w:color w:val="000000"/>
           <w:sz w:val="24"/>
         </w:rPr>
-        <w:t>Against the spaced k=5,gap2 configuration under the same NJ-only protocol, the ensemble is significantly better (0.1940 vs 0.2003; ensemble better in 74, spaced NJ-only better in 41, 15 ties, p=1.16×10⁻³, d=0.317). This comparison mixes two changes (multi-k fusion and contiguous-vs-spaced patterns); the like-for-like single-k spaced-vs-contiguous comparison (Table 7, Finding 3) shows the spaced pattern itself is significantly better at k=5 (0.2003 vs 0.2078, p=5.54×10⁻⁴).</w:t>
+        <w:t>Against the spaced k=5,gap2 configuration under the same NJ-only protocol, the ensemble is significantly better (0.1940 vs 0.2003; ensemble better in 74, spaced NJ-only better in 41, 15 ties, p=1.13×10⁻³, d=0.317). This comparison mixes two changes (multi-k fusion and contiguous-vs-spaced patterns); the like-for-like single-k spaced-vs-contiguous comparison (Table 7, Finding 3) shows the spaced pattern itself is significantly better at k=5 (0.2003 vs 0.2078, p=5.54×10⁻⁴).</w:t>
       </w:r>
     </w:p>
     <w:p>
@@ -10732,7 +10732,7 @@
           <w:color w:val="000000"/>
           <w:sz w:val="24"/>
         </w:rPr>
-        <w:t xml:space="preserve"> On this 130-seed INDELible benchmark the multi-k ensemble (contiguous k=5,7,9 average, NJ) achieves TRUE-relative nRF=0.1940 ± 0.0296 — significantly better than the contiguous k=5 baseline (0.2078; ensemble better in 93/130, p=2.22×10⁻¹², d=0.755), than contiguous k=9 (0.2005; 81/130, p=9.04×10⁻⁸, d=0.517), than the NJ-only spaced configuration (0.2003; 74/130, p=1.16×10⁻³, d=0.317) and than the full Fusang pipeline (0.1990; 72/130, p=7.7×10⁻³, d=0.246), while remaining statistically indistinguishable from contiguous k=7 (0.1938; 48/130, p=0.669). In contrast to earlier versions of this manuscript, we therefore claim an accuracy advantage of the multi-k ensemble over the default spaced configuration at L=500 bp — a small one (0.0050 nRF, d=0.246), but significant and reproducible across 130 seeds. Table 4 examines the ensemble against its single-k components in detail. The ensemble's other established benefits are (i) the single-k→multi-k gain under the L=1000 bp protocol (Table 5, d=0.67, p=0.00206; an 8.7% relative reduction in nRF, 0.150→0.137) and (ii) the automatic rescue of the saturating gene-scale default at genome scale (see Real genome benchmarks below).</w:t>
+        <w:t xml:space="preserve"> On this 130-seed INDELible benchmark the multi-k ensemble (contiguous k=5,7,9 average, NJ) achieves TRUE-relative nRF=0.1940 ± 0.0296 — significantly better than the contiguous k=5 baseline (0.2078; ensemble better in 93/130, p=2.22×10⁻¹², d=0.755), than contiguous k=9 (0.2005; 81/130, p=9.10×10⁻⁸, d=0.517), than the NJ-only spaced configuration (0.2003; 74/130, p=1.13×10⁻³, d=0.317) and than the full Fusang pipeline (0.1990; 72/130, p=7.7×10⁻³, d=0.246), while remaining statistically indistinguishable from contiguous k=7 (0.1938; 48/130, p=0.669). In contrast to earlier versions of this manuscript, we therefore claim an accuracy advantage of the multi-k ensemble over the default spaced configuration at L=500 bp — a small one (0.0050 nRF, d=0.246), but significant and reproducible across 130 seeds. Table 4 examines the ensemble against its single-k components in detail. The ensemble's other established benefits are (i) the single-k→multi-k gain under the L=1000 bp protocol (Table 5, d=0.67, p=0.00206; an 8.7% relative reduction in nRF, 0.150→0.137) and (ii) the automatic rescue of the saturating gene-scale default at genome scale (see Real genome benchmarks below).</w:t>
       </w:r>
     </w:p>
     <w:p>
@@ -16370,7 +16370,7 @@
           <w:color w:val="000000"/>
           <w:sz w:val="24"/>
         </w:rPr>
-        <w:t>: The current implementation uses a static k and gap for the entire dataset. On the 130-seed INDELible benchmark (Table 4) the multi-k ensemble (nRF=0.1940) is statistically indistinguishable from the best single contiguous configuration (k=7, 0.1938; p=0.669) and significantly better than the default spaced+NNI pipeline (0.1990; p=0.0077, d=0.246) and than k=5 (0.2078; p=2.22×10⁻¹²) and k=9 (0.2005; p=9.04×10⁻⁸), so at L=500 bp it is the most accurate configuration we tested while requiring no manual k selection. That the ensemble never beats the best single k by a significant margin indicates limited complementary signal beyond what a well-chosen single k captures at this sequence length — the gain over the default is real but small (0.0050 nRF). Because the ranking of k values is likely to shift with sequence length, divergence and taxon count, we do not treat k=7 as a universal optimum. Further optimization, such as weighted fusion, inclusion of spaced k-mers in the ensemble, or per-cluster parameter selection, may yield additional gains. The optimal set of k values and fusion weights has not been systematically explored.</w:t>
+        <w:t>: The current implementation uses a static k and gap for the entire dataset. On the 130-seed INDELible benchmark (Table 4) the multi-k ensemble (nRF=0.1940) is statistically indistinguishable from the best single contiguous configuration (k=7, 0.1938; p=0.669) and significantly better than the default spaced+NNI pipeline (0.1990; p=0.0077, d=0.246) and than k=5 (0.2078; p=2.22×10⁻¹²) and k=9 (0.2005; p=9.10×10⁻⁸), so at L=500 bp it is the most accurate configuration we tested while requiring no manual k selection. That the ensemble never beats the best single k by a significant margin indicates limited complementary signal beyond what a well-chosen single k captures at this sequence length — the gain over the default is real but small (0.0050 nRF). Because the ranking of k values is likely to shift with sequence length, divergence and taxon count, we do not treat k=7 as a universal optimum. Further optimization, such as weighted fusion, inclusion of spaced k-mers in the ensemble, or per-cluster parameter selection, may yield additional gains. The optimal set of k values and fusion weights has not been systematically explored.</w:t>
       </w:r>
     </w:p>
     <w:p>
@@ -18788,7 +18788,7 @@
           <w:color w:val="000000"/>
           <w:sz w:val="24"/>
         </w:rPr>
-        <w:t xml:space="preserve"> Spaced k-mer parameter optimization. (A) nRF heatmap: k (4–8) × gap (0–3) at n=200; the red box marks the default k=5,gap2. (B) Adaptive parameter selection logic: n≤100→k=4,gap1; n&gt;100→k=5,gap2; genome scale (&gt;&gt;1 kb)→multi-k ensemble (k=5 saturates its 1,024 possible 5-mers). (C) Adaptive k,gap selection as a function of dataset size n: k=4,gap1 up to n=100 and k=5,gap2 beyond; 5/5 repeats returned identical selections at every scale (n=20–500), with nRF deviation &lt;0.005 across repeats. (D) Multi-k ensemble (k=5,7,9) vs single-k components and the full pipeline on the 130-seed INDELible benchmark (TRUE-relative): the ensemble significantly beats contiguous k=5 (p=2.22×10⁻¹²) and k=9 (p=9.04×10⁻⁸), ties the best single-k (k=7, p=0.669), and — under the standard root-independent RF — also significantly beats the full spaced+NNI pipeline (0.1940 vs 0.1990, p=7.7×10⁻³), so at L=500 bp the ensemble (or contiguous k=7) is the recommended configuration rather than the default pipeline.</w:t>
+        <w:t xml:space="preserve"> Spaced k-mer parameter optimization. (A) nRF heatmap: k (4–8) × gap (0–3) at n=200; the red box marks the default k=5,gap2. (B) Adaptive parameter selection logic: n≤100→k=4,gap1; n&gt;100→k=5,gap2; genome scale (&gt;&gt;1 kb)→multi-k ensemble (k=5 saturates its 1,024 possible 5-mers). (C) Adaptive k,gap selection as a function of dataset size n: k=4,gap1 up to n=100 and k=5,gap2 beyond; 5/5 repeats returned identical selections at every scale (n=20–500), with nRF deviation &lt;0.005 across repeats. (D) Multi-k ensemble (k=5,7,9) vs single-k components and the full pipeline on the 130-seed INDELible benchmark (TRUE-relative): the ensemble significantly beats contiguous k=5 (p=2.22×10⁻¹²) and k=9 (p=9.10×10⁻⁸), ties the best single-k (k=7, p=0.669), and — under the standard root-independent RF — also significantly beats the full spaced+NNI pipeline (0.1940 vs 0.1990, p=7.7×10⁻³), so at L=500 bp the ensemble (or contiguous k=7) is the recommended configuration rather than the default pipeline.</w:t>
       </w:r>
     </w:p>
     <w:p>

--- a/NAR_MANUSCRIPT_REVISED_v3.1.docx
+++ b/NAR_MANUSCRIPT_REVISED_v3.1.docx
@@ -2273,6 +2273,22 @@
           <w:sz w:val="24"/>
         </w:rPr>
         <w:t xml:space="preserve"> Wilcoxon signed-rank test reported in this manuscript, so no comparison is reported under whichever convention happens to favour it</w:t>
+      </w:r>
+    </w:p>
+    <w:p>
+      <w:pPr>
+        <w:pStyle w:val="ListBullet"/>
+        <w:spacing w:after="60" w:line="360" w:lineRule="auto"/>
+      </w:pPr>
+      <w:r>
+        <w:rPr>
+          <w:rFonts w:ascii="Times New Roman" w:hAnsi="Times New Roman" w:eastAsia="Times New Roman" w:cs="Times New Roman"/>
+          <w:b w:val="0"/>
+          <w:i w:val="0"/>
+          <w:color w:val="000000"/>
+          <w:sz w:val="24"/>
+        </w:rPr>
+        <w:t>Exact p-values for unanimous comparisons. The p-values above rely on the large-sample normal approximation with tie correction. Where a comparison is unanimous — every seed favouring the same method, with no discordant seed and no tie — the signed-rank statistic sits at its floor (W=0) and that approximation is unreliable: at W=0 the large-sample approximation returns 1.73×10⁻⁶ where the exact value is 1.86×10⁻⁹, i.e. the approximation is conservative by roughly three orders of magnitude. Unanimous comparisons are therefore reported at their exact value, obtained by enumerating the 2ⁿ equally likely sign assignments: W=0 requires all n signs to agree, which is one of the 2ⁿ assignments, giving a two-sided p of 2/2ⁿ (1.86×10⁻⁹ at n=30). This is the same signed-rank statistic evaluated exactly rather than approximately; ties in |d| do not affect the count, because W=0 constrains only the signs. It is used for the n=500 and n=1000 clean rows of Table 1 and for the Mash−Fusang comparisons of Table 2; every other comparison in this manuscript has W away from the floor and is reported under the zero-split normal approximation above</w:t>
       </w:r>
     </w:p>
     <w:p>
@@ -4399,7 +4415,7 @@
                 <w:color w:val="000000"/>
                 <w:sz w:val="18"/>
               </w:rPr>
-              <w:t>FT2 (p=1.73×10⁻⁶)</w:t>
+              <w:t>FT2 (p=1.86×10⁻⁹)</w:t>
             </w:r>
           </w:p>
         </w:tc>
@@ -4603,7 +4619,7 @@
                 <w:color w:val="000000"/>
                 <w:sz w:val="18"/>
               </w:rPr>
-              <w:t>FT2 (p=1.73×10⁻⁶)</w:t>
+              <w:t>FT2 (p=1.86×10⁻⁹)</w:t>
             </w:r>
           </w:p>
         </w:tc>
@@ -4749,6 +4765,61 @@
           <w:sz w:val="24"/>
         </w:rPr>
         <w:t>. Values are mean ± standard deviation, computed with the root-independent (unrooted) RF definition given in the Methods. Seed counts differ by condition: 130 seeds for n=200 (clean: seeds 100–229; indel: seeds 100–229), 30 seeds for n=500 and n=1000. All nRF values are TRUE-relative (vs the simulated ground-truth tree).</w:t>
+      </w:r>
+    </w:p>
+    <w:p>
+      <w:pPr>
+        <w:spacing w:after="120" w:line="360" w:lineRule="auto"/>
+      </w:pPr>
+      <w:r>
+        <w:rPr>
+          <w:rFonts w:ascii="Times New Roman" w:hAnsi="Times New Roman" w:eastAsia="Times New Roman" w:cs="Times New Roman"/>
+          <w:b w:val="0"/>
+          <w:i w:val="0"/>
+          <w:color w:val="000000"/>
+          <w:sz w:val="24"/>
+        </w:rPr>
+        <w:t xml:space="preserve">‡ The n=500 and n=1000 clean rows carry the </w:t>
+      </w:r>
+      <w:r>
+        <w:rPr>
+          <w:rFonts w:ascii="Times New Roman" w:hAnsi="Times New Roman" w:eastAsia="Times New Roman" w:cs="Times New Roman"/>
+          <w:b w:val="0"/>
+          <w:i/>
+          <w:color w:val="000000"/>
+          <w:sz w:val="24"/>
+        </w:rPr>
+        <w:t>same</w:t>
+      </w:r>
+      <w:r>
+        <w:rPr>
+          <w:rFonts w:ascii="Times New Roman" w:hAnsi="Times New Roman" w:eastAsia="Times New Roman" w:cs="Times New Roman"/>
+          <w:b w:val="0"/>
+          <w:i w:val="0"/>
+          <w:color w:val="000000"/>
+          <w:sz w:val="24"/>
+        </w:rPr>
+        <w:t xml:space="preserve"> p-value because the two comparisons are unanimous in the same way: in each, all 30 seeds favour FastTree2 (Fusang better in 0/30, no ties), so the signed-rank statistic sits at its floor (W=0) and, at equal seed count, the two rows share a single exact value. This is a property of a discrete test statistic, not a transcription error. Both rows are reported as </w:t>
+      </w:r>
+      <w:r>
+        <w:rPr>
+          <w:rFonts w:ascii="Times New Roman" w:hAnsi="Times New Roman" w:eastAsia="Times New Roman" w:cs="Times New Roman"/>
+          <w:b/>
+          <w:i w:val="0"/>
+          <w:color w:val="000000"/>
+          <w:sz w:val="24"/>
+        </w:rPr>
+        <w:t>exact sign-flip permutation</w:t>
+      </w:r>
+      <w:r>
+        <w:rPr>
+          <w:rFonts w:ascii="Times New Roman" w:hAnsi="Times New Roman" w:eastAsia="Times New Roman" w:cs="Times New Roman"/>
+          <w:b w:val="0"/>
+          <w:i w:val="0"/>
+          <w:color w:val="000000"/>
+          <w:sz w:val="24"/>
+        </w:rPr>
+        <w:t xml:space="preserve"> p-values (2/2³⁰ = 1.86×10⁻⁹) rather than as normal-approximation values: at W=0 the large-sample approximation breaks down in the extreme tail and is conservative here by nearly three orders of magnitude (see the Methods statistical framework). All other p-values in this table come from comparisons whose statistic is away from the floor and are reported under the tie-corrected zero-split normal approximation described in the Methods.</w:t>
       </w:r>
     </w:p>
     <w:p>
@@ -5289,7 +5360,7 @@
           <w:color w:val="000000"/>
           <w:sz w:val="24"/>
         </w:rPr>
-        <w:t xml:space="preserve"> accurate under indels. Paired Mash − Fusang comparison (positive = Mash worse): clean +0.1122 (Wilcoxon p=1.73×10⁻⁶; sign-flip permutation p=1.86×10⁻⁹; paired Cohen's d=3.123; Fusang better in 30/30 seeds), indel +0.2108 (p=1.86×10⁻⁹; d=2.615; Fusang better in 30/30 seeds). A 130-seed sensitivity run over the full seed range (seeds 100–229) gives the same picture (Fusang 0.2343 clean / 0.1990 indel; Mash 0.3529 / 0.4075; Fusang better in 130/130 seeds in both conditions), so the conclusion is not driven by seed count. Mash v2.3 (</w:t>
+        <w:t xml:space="preserve"> accurate under indels. Paired Mash − Fusang comparison (positive = Mash worse): clean +0.1122 (p=1.86×10⁻⁹; paired Cohen's d=3.123; Fusang better in 30/30 seeds), indel +0.2108 (p=1.86×10⁻⁹; d=2.615; Fusang better in 30/30 seeds). Both Mash−Fusang comparisons are unanimous (Fusang better in 30/30 seeds, no ties in either condition), so both are reported as exact sign-flip permutation p-values (2/2³⁰ = 1.86×10⁻⁹) rather than as normal-approximation values — the same convention as the two unanimous clean rows of Table 1. A 130-seed sensitivity run over the full seed range (seeds 100–229) gives the same picture (Fusang 0.2343 clean / 0.1990 indel; Mash 0.3529 / 0.4075; Fusang better in 130/130 seeds in both conditions), so the conclusion is not driven by seed count. Mash v2.3 (</w:t>
       </w:r>
       <w:r>
         <w:rPr>
@@ -10953,7 +11024,7 @@
           <w:color w:val="000000"/>
           <w:sz w:val="24"/>
         </w:rPr>
-        <w:t xml:space="preserve"> routes n&gt;500 to DCM (see the pipeline caveat in Discussion) — achieves TRUE-relative nRF=0.226 ± 0.015 vs FastTree2 0.212 ± 0.014 (paired Wilcoxon p=1.54×10⁻⁴; FastTree2 is significantly better, and the earlier claim of statistical indistinguishability — 0.133 ± 0.010 vs 0.131 ± 0.009, p=0.38 — is withdrawn as a product of the superseded nRF implementation; Table 1). The marginal, non-significant Fusang advantage observed at n=200 (p=0.0507) therefore reverses with increasing taxon count rather than extrapolating to n=1000: the indel-robustness benefit is confined to gene-family scale (n=200), while the FastTree2 advantage on clean data is significant at every scale tested (n=500: p=1.73×10⁻⁶; n=1000: p=1.73×10⁻⁶). This scale-dependence is itself practically informative: alignment-free inference is most competitive exactly in the regime where indels are frequent and taxon counts are moderate.</w:t>
+        <w:t xml:space="preserve"> routes n&gt;500 to DCM (see the pipeline caveat in Discussion) — achieves TRUE-relative nRF=0.226 ± 0.015 vs FastTree2 0.212 ± 0.014 (paired Wilcoxon p=1.54×10⁻⁴; FastTree2 is significantly better, and the earlier claim of statistical indistinguishability — 0.133 ± 0.010 vs 0.131 ± 0.009, p=0.38 — is withdrawn as a product of the superseded nRF implementation; Table 1). The marginal, non-significant Fusang advantage observed at n=200 (p=0.0507) therefore reverses with increasing taxon count rather than extrapolating to n=1000: the indel-robustness benefit is confined to gene-family scale (n=200), while the FastTree2 advantage on clean data is significant at every scale tested (n=500: p=1.86×10⁻⁹; n=1000: p=1.86×10⁻⁹). The two values coincide because both comparisons are unanimous — every one of the 30 seeds favours FastTree2, with no discordant seed and no tie — so the signed-rank statistic is at its floor (W=0) in both and the exact permutation value depends only on the seed count, which is the same; the coincidence is a property of the discrete statistic, not a transcription error (note to Table 1). This scale-dependence is itself practically informative: alignment-free inference is most competitive exactly in the regime where indels are frequent and taxon counts are moderate.</w:t>
       </w:r>
     </w:p>
     <w:p>
@@ -11627,7 +11698,7 @@
                 <w:color w:val="000000"/>
                 <w:sz w:val="18"/>
               </w:rPr>
-              <w:t>FT2 better (clean, p=1.73×10⁻⁶)</w:t>
+              <w:t>FT2 better (clean, p=1.86×10⁻⁹)</w:t>
             </w:r>
           </w:p>
         </w:tc>
@@ -11729,7 +11800,7 @@
                 <w:color w:val="000000"/>
                 <w:sz w:val="18"/>
               </w:rPr>
-              <w:t>FT2 better (clean, p=1.73×10⁻⁶)</w:t>
+              <w:t>FT2 better (clean, p=1.86×10⁻⁹)</w:t>
             </w:r>
           </w:p>
         </w:tc>
@@ -16205,7 +16276,7 @@
           <w:color w:val="000000"/>
           <w:sz w:val="24"/>
         </w:rPr>
-        <w:t xml:space="preserve">: On clean (no-indel) data, MSA-based methods maintain a clear advantage at every scale tested. A 30-seed benchmark at n=500 shows Fusang nRF=0.244 ± 0.019 vs FastTree2 nRF=0.213 ± 0.017 (paired Cohen's d=2.17, Wilcoxon p=1.73×10⁻⁶); at n=1000 the gap widens to 0.257 ± 0.019 vs 0.212 ± 0.016 (d=3.50, p=1.73×10⁻⁶); and at n=200 FastTree2 is also significantly better (0.234 ± 0.035 vs 0.210 ± 0.034, p=2.07×10⁻¹⁴). After Bonferroni correction across the six ground-truth datasets (α≈0.008), every clean-data comparison remains significant in favour of FastTree2. This is expected: on clean data without indels, alignment-based ML methods benefit from full positional information. </w:t>
+        <w:t xml:space="preserve">: On clean (no-indel) data, MSA-based methods maintain a clear advantage at every scale tested. A 30-seed benchmark at n=500 shows Fusang nRF=0.244 ± 0.019 vs FastTree2 nRF=0.213 ± 0.017 (paired Cohen's d=2.17, exact sign-flip permutation p=1.86×10⁻⁹); at n=1000 the gap widens to 0.257 ± 0.019 vs 0.212 ± 0.016 (d=3.50, p=1.86×10⁻⁹); and at n=200 FastTree2 is also significantly better (0.234 ± 0.035 vs 0.210 ± 0.034, p=2.07×10⁻¹⁴). After Bonferroni correction across the six ground-truth datasets (α≈0.008), every clean-data comparison remains significant in favour of FastTree2. This is expected: on clean data without indels, alignment-based ML methods benefit from full positional information. </w:t>
       </w:r>
       <w:r>
         <w:rPr>
@@ -16580,7 +16651,7 @@
           <w:color w:val="000000"/>
           <w:sz w:val="24"/>
         </w:rPr>
-        <w:t>: Multi-seed benchmarking at n=500 and n=1000 (30 seeds each) has been completed for both clean and indel-rich data, all TRUE-relative. At n=1000 indel, FastTree2 is significantly better (Fusang 0.226 ± 0.015 vs 0.212 ± 0.014, p=1.54×10⁻⁴, paired d=0.98), reversing the marginal n=200 indel advantage; at n=500 indel the two are indistinguishable (0.208 ± 0.019 vs 0.209 ± 0.017, p=0.294). A multiple-comparison correction across the six ground-truth datasets confirms that on clean data FastTree2 significantly outperforms Fusang at every scale (n=200: p=2.07×10⁻¹⁴; n=500: p=1.73×10⁻⁶; n=1000: p=1.73×10⁻⁶; all survive Bonferroni α≈0.008), while on indel-rich data FastTree2 is significantly better at n=1000 (p=1.54×10⁻⁴), the two are tied at n=500 and n=500-indel, and Fusang is numerically better only at n=200 (p=0.0507, which is not significant at α=0.05 and does not survive correction) (Supplementary Table S8).</w:t>
+        <w:t>: Multi-seed benchmarking at n=500 and n=1000 (30 seeds each) has been completed for both clean and indel-rich data, all TRUE-relative. At n=1000 indel, FastTree2 is significantly better (Fusang 0.226 ± 0.015 vs 0.212 ± 0.014, p=1.54×10⁻⁴, paired d=0.98), reversing the marginal n=200 indel advantage; at n=500 indel the two are indistinguishable (0.208 ± 0.019 vs 0.209 ± 0.017, p=0.294). A multiple-comparison correction across the six ground-truth datasets confirms that on clean data FastTree2 significantly outperforms Fusang at every scale (n=200: p=2.07×10⁻¹⁴; n=500: p=1.86×10⁻⁹; n=1000: p=1.86×10⁻⁹; all survive Bonferroni α≈0.008), while on indel-rich data FastTree2 is significantly better at n=1000 (p=1.54×10⁻⁴), the two are tied at n=500 and n=500-indel, and Fusang is numerically better only at n=200 (p=0.0507, which is not significant at α=0.05 and does not survive correction) (Supplementary Table S8).</w:t>
       </w:r>
     </w:p>
     <w:p>
@@ -16723,7 +16794,7 @@
           <w:color w:val="000000"/>
           <w:sz w:val="24"/>
         </w:rPr>
-        <w:t>: Mash (MinHash Jaccard, k=21) is far less accurate than k-mer cosine distances. The 30-seed benchmark (Table 2) shows Mash nRF=0.3486 ± 0.0351 vs Fusang nRF=0.2364 ± 0.0336 on clean data (Mash worse by +0.1122, paired Wilcoxon p=1.73×10⁻⁶, d=3.12, Fusang better in 30/30 seeds); the earlier figures (0.394 vs 0.376) came from the defective simulator and are withdrawn. K-mer cosine distances (Fusang) are the recommended alignment-free approach for both clean and indel-rich data, with the caveat that on clean data MSA+ML remains significantly more accurate than any alignment-free configuration we tested (Table 1).</w:t>
+        <w:t>: Mash (MinHash Jaccard, k=21) is far less accurate than k-mer cosine distances. The 30-seed benchmark (Table 2) shows Mash nRF=0.3486 ± 0.0351 vs Fusang nRF=0.2364 ± 0.0336 on clean data (Mash worse by +0.1122, p=1.86×10⁻⁹, d=3.12, Fusang better in 30/30 seeds); the earlier figures (0.394 vs 0.376) came from the defective simulator and are withdrawn. K-mer cosine distances (Fusang) are the recommended alignment-free approach for both clean and indel-rich data, with the caveat that on clean data MSA+ML remains significantly more accurate than any alignment-free configuration we tested (Table 1).</w:t>
       </w:r>
     </w:p>
     <w:p>
